--- a/public/templates/forms/A-117-SystemConfigurationBaselines-FORM.docx
+++ b/public/templates/forms/A-117-SystemConfigurationBaselines-FORM.docx
@@ -1,6 +1,3875 @@
 
-<file path=word/document.xml><?xml version='1.0' encoding='UTF-8' standalone='yes'?>
-<w:document xmlns:wpc="http://schemas.microsoft.com/office/word/2010/wordprocessingCanvas" xmlns:mc="http://schemas.openxmlformats.org/markup-compatibility/2006" xmlns:o="urn:schemas-microsoft-com:office:office" xmlns:r="http://schemas.openxmlformats.org/officeDocument/2006/relationships" xmlns:m="http://schemas.openxmlformats.org/officeDocument/2006/math" xmlns:v="urn:schemas-microsoft-com:vml" xmlns:wp14="http://schemas.microsoft.com/office/word/2010/wordprocessingDrawing" xmlns:wp="http://schemas.openxmlformats.org/drawingml/2006/wordprocessingDrawing" xmlns:w10="urn:schemas-microsoft-com:office:word" xmlns:w="http://schemas.openxmlformats.org/wordprocessingml/2006/main" xmlns:w14="http://schemas.microsoft.com/office/word/2010/wordml" xmlns:w15="http://schemas.microsoft.com/office/word/2012/wordml" xmlns:wpg="http://schemas.microsoft.com/office/word/2010/wordprocessingGroup" xmlns:wpi="http://schemas.microsoft.com/office/word/2010/wordprocessingInk" xmlns:wne="http://schemas.microsoft.com/office/word/2006/wordml" xmlns:wps="http://schemas.microsoft.com/office/word/2010/wordprocessingShape" xmlns:cx="http://schemas.microsoft.com/office/drawing/2014/chartex" xmlns:cx1="http://schemas.microsoft.com/office/drawing/2015/9/8/chartex" xmlns:cx2="http://schemas.microsoft.com/office/drawing/2015/10/21/chartex" xmlns:cx3="http://schemas.microsoft.com/office/drawing/2016/5/9/chartex" xmlns:cx4="http://schemas.microsoft.com/office/drawing/2016/5/10/chartex" xmlns:cx5="http://schemas.microsoft.com/office/drawing/2016/5/11/chartex" xmlns:cx6="http://schemas.microsoft.com/office/drawing/2016/5/12/chartex" xmlns:cx7="http://schemas.microsoft.com/office/drawing/2016/5/13/chartex" xmlns:cx8="http://schemas.microsoft.com/office/drawing/2016/5/14/chartex" xmlns:aink="http://schemas.microsoft.com/office/drawing/2016/ink" xmlns:am3d="http://schemas.microsoft.com/office/drawing/2017/model3d" xmlns:w16cex="http://schemas.microsoft.com/office/word/2018/wordml/cex" xmlns:w16cid="http://schemas.microsoft.com/office/word/2016/wordml/cid" xmlns:w16="http://schemas.microsoft.com/office/word/2018/wordml" xmlns:w16sdtdh="http://schemas.microsoft.com/office/word/2020/wordml/sdtdatahash" xmlns:w16se="http://schemas.microsoft.com/office/word/2015/wordml/symex" mc:Ignorable="w14 w15 wp14"><w:body><w:p><w:pPr><w:spacing w:after="60"/></w:pPr><w:r><w:rPr><w:rFonts w:ascii="Aptos" w:cs="Aptos" w:eastAsia="Aptos" w:hAnsi="Aptos"/><w:b/><w:bCs/><w:color w:val="1B3A5C"/><w:sz w:val="40"/><w:szCs w:val="40"/></w:rPr><w:t>System Configuration Baselines (per system type)</w:t></w:r></w:p><w:tbl><w:tblPr><w:tblW w:type="dxa" w:w="9360"/><w:tblBorders><w:top w:val="single" w:color="auto" w:sz="4"/><w:left w:val="single" w:color="auto" w:sz="4"/><w:bottom w:val="single" w:color="auto" w:sz="4"/><w:right w:val="single" w:color="auto" w:sz="4"/><w:insideH w:val="single" w:color="auto" w:sz="4"/><w:insideV w:val="single" w:color="auto" w:sz="4"/></w:tblBorders></w:tblPr><w:tblGrid><w:gridCol w:w="9360"/></w:tblGrid><w:tr><w:tc><w:tcPr><w:tcW w:type="dxa" w:w="9360"/><w:tcBorders><w:top w:val="single" w:color="BFBFBF" w:sz="4"/><w:left w:val="single" w:color="BFBFBF" w:sz="4"/><w:bottom w:val="single" w:color="BFBFBF" w:sz="4"/><w:right w:val="single" w:color="BFBFBF" w:sz="4"/></w:tcBorders><w:shd w:fill="EEF2F7" w:val="clear"/><w:tcMar><w:top w:type="dxa" w:w="80"/><w:left w:type="dxa" w:w="120"/><w:bottom w:type="dxa" w:w="80"/><w:right w:type="dxa" w:w="120"/></w:tcMar></w:tcPr><w:p><w:pPr><w:spacing w:after="60"/></w:pPr><w:r><w:rPr><w:rFonts w:ascii="Aptos" w:cs="Aptos" w:eastAsia="Aptos" w:hAnsi="Aptos"/><w:b/><w:bCs/><w:i w:val="false"/><w:iCs w:val="false"/><w:sz w:val="24"/><w:szCs w:val="24"/></w:rPr><w:t xml:space="preserve">Authority: </w:t></w:r><w:r><w:rPr><w:rFonts w:ascii="Aptos" w:cs="Aptos" w:eastAsia="Aptos" w:hAnsi="Aptos"/><w:b w:val="false"/><w:bCs w:val="false"/><w:i w:val="false"/><w:iCs w:val="false"/><w:sz w:val="24"/><w:szCs w:val="24"/></w:rPr><w:t xml:space="preserve">Adopted by </w:t></w:r><w:r><w:rPr><w:rFonts w:ascii="Aptos" w:cs="Aptos" w:eastAsia="Aptos" w:hAnsi="Aptos"/><w:b/><w:bCs/><w:i w:val="false"/><w:iCs w:val="false"/><w:sz w:val="24"/><w:szCs w:val="24"/></w:rPr><w:t xml:space="preserve">[Agency Name]</w:t></w:r><w:r><w:rPr><w:rFonts w:ascii="Aptos" w:cs="Aptos" w:eastAsia="Aptos" w:hAnsi="Aptos"/><w:b w:val="false"/><w:bCs w:val="false"/><w:i w:val="false"/><w:iCs w:val="false"/><w:sz w:val="24"/><w:szCs w:val="24"/></w:rPr><w:t xml:space="preserve"> under the authority of </w:t></w:r><w:r><w:rPr><w:rFonts w:ascii="Aptos" w:cs="Aptos" w:eastAsia="Aptos" w:hAnsi="Aptos"/><w:b/><w:bCs/><w:i w:val="false"/><w:iCs w:val="false"/><w:sz w:val="24"/><w:szCs w:val="24"/></w:rPr><w:t xml:space="preserve">[Signing Official & Title]</w:t></w:r><w:r><w:rPr><w:rFonts w:ascii="Aptos" w:cs="Aptos" w:eastAsia="Aptos" w:hAnsi="Aptos"/><w:b w:val="false"/><w:bCs w:val="false"/><w:i w:val="false"/><w:iCs w:val="false"/><w:sz w:val="24"/><w:szCs w:val="24"/></w:rPr><w:t xml:space="preserve">.</w:t></w:r></w:p><w:p><w:pPr><w:spacing w:after="60"/></w:pPr><w:r><w:rPr><w:rFonts w:ascii="Aptos" w:cs="Aptos" w:eastAsia="Aptos" w:hAnsi="Aptos"/><w:b/><w:bCs/><w:i w:val="false"/><w:iCs w:val="false"/><w:sz w:val="24"/><w:szCs w:val="24"/></w:rPr><w:t xml:space="preserve">Version: </w:t></w:r><w:r><w:rPr><w:rFonts w:ascii="Aptos" w:cs="Aptos" w:eastAsia="Aptos" w:hAnsi="Aptos"/><w:b w:val="false"/><w:bCs w:val="false"/><w:i w:val="false"/><w:iCs w:val="false"/><w:sz w:val="24"/><w:szCs w:val="24"/></w:rPr><w:t xml:space="preserve">[Version]    </w:t></w:r><w:r><w:rPr><w:rFonts w:ascii="Aptos" w:cs="Aptos" w:eastAsia="Aptos" w:hAnsi="Aptos"/><w:b/><w:bCs/><w:i w:val="false"/><w:iCs w:val="false"/><w:sz w:val="24"/><w:szCs w:val="24"/></w:rPr><w:t xml:space="preserve">Effective Date: </w:t></w:r><w:r><w:rPr><w:rFonts w:ascii="Aptos" w:cs="Aptos" w:eastAsia="Aptos" w:hAnsi="Aptos"/><w:b w:val="false"/><w:bCs w:val="false"/><w:i w:val="false"/><w:iCs w:val="false"/><w:sz w:val="24"/><w:szCs w:val="24"/></w:rPr><w:t xml:space="preserve">[Effective Date]    </w:t></w:r><w:r><w:rPr><w:rFonts w:ascii="Aptos" w:cs="Aptos" w:eastAsia="Aptos" w:hAnsi="Aptos"/><w:b/><w:bCs/><w:i w:val="false"/><w:iCs w:val="false"/><w:sz w:val="24"/><w:szCs w:val="24"/></w:rPr><w:t xml:space="preserve">Next Review: </w:t></w:r><w:r><w:rPr><w:rFonts w:ascii="Aptos" w:cs="Aptos" w:eastAsia="Aptos" w:hAnsi="Aptos"/><w:b w:val="false"/><w:bCs w:val="false"/><w:i w:val="false"/><w:iCs w:val="false"/><w:sz w:val="24"/><w:szCs w:val="24"/></w:rPr><w:t xml:space="preserve">[Effective Date]</w:t></w:r></w:p><w:p><w:pPr><w:spacing w:after="60"/></w:pPr><w:r><w:rPr><w:rFonts w:ascii="Aptos" w:cs="Aptos" w:eastAsia="Aptos" w:hAnsi="Aptos"/><w:b/><w:bCs/><w:i w:val="false"/><w:iCs w:val="false"/><w:sz w:val="24"/><w:szCs w:val="24"/></w:rPr><w:t xml:space="preserve">Owner: </w:t></w:r><w:r><w:rPr><w:rFonts w:ascii="Aptos" w:cs="Aptos" w:eastAsia="Aptos" w:hAnsi="Aptos"/><w:b w:val="false"/><w:bCs w:val="false"/><w:i w:val="false"/><w:iCs w:val="false"/><w:sz w:val="24"/><w:szCs w:val="24"/></w:rPr><w:t xml:space="preserve">[Role Title]   </w:t></w:r><w:r><w:rPr><w:rFonts w:ascii="Aptos" w:cs="Aptos" w:eastAsia="Aptos" w:hAnsi="Aptos"/><w:b w:val="false"/><w:bCs w:val="false"/><w:i/><w:iCs/><w:color w:val="595959"/><w:sz w:val="24"/><w:szCs w:val="24"/></w:rPr><w:t xml:space="preserve">«use a role, not a person’s name.»</w:t></w:r></w:p><w:p><w:pPr><w:spacing w:after="20"/></w:pPr><w:r><w:rPr><w:rFonts w:ascii="Aptos" w:cs="Aptos" w:eastAsia="Aptos" w:hAnsi="Aptos"/><w:b/><w:bCs/><w:i w:val="false"/><w:iCs w:val="false"/><w:sz w:val="24"/><w:szCs w:val="24"/></w:rPr><w:t xml:space="preserve">Classification: </w:t></w:r><w:r><w:rPr><w:rFonts w:ascii="Aptos" w:cs="Aptos" w:eastAsia="Aptos" w:hAnsi="Aptos"/><w:b w:val="false"/><w:bCs w:val="false"/><w:i w:val="false"/><w:iCs w:val="false"/><w:sz w:val="24"/><w:szCs w:val="24"/></w:rPr><w:t xml:space="preserve">Restricted</w:t></w:r></w:p><w:p><w:pPr><w:spacing w:after="0"/></w:pPr><w:r><w:rPr><w:rFonts w:ascii="Aptos" w:cs="Aptos" w:eastAsia="Aptos" w:hAnsi="Aptos"/><w:i/><w:iCs/><w:color w:val="595959"/><w:sz w:val="24"/><w:szCs w:val="24"/></w:rPr><w:t xml:space="preserve">«Minimum for Configuration Record artifacts. Stays Restricted in nearly all cases; these records reveal active security settings. Raise to Confidential only if a named custodian creates personal security risk.»</w:t></w:r></w:p></w:tc></w:tr></w:tbl><w:p><w:pPr><w:spacing w:after="60"/></w:pPr></w:p><w:tbl><w:tblPr><w:tblW w:type="dxa" w:w="9360"/><w:tblBorders><w:top w:val="single" w:color="auto" w:sz="4"/><w:left w:val="single" w:color="auto" w:sz="4"/><w:bottom w:val="single" w:color="auto" w:sz="4"/><w:right w:val="single" w:color="auto" w:sz="4"/><w:insideH w:val="single" w:color="auto" w:sz="4"/><w:insideV w:val="single" w:color="auto" w:sz="4"/></w:tblBorders></w:tblPr><w:tblGrid><w:gridCol w:w="9360"/></w:tblGrid><w:tr><w:tc><w:tcPr><w:tcW w:type="dxa" w:w="9360"/><w:tcBorders><w:top w:val="single" w:color="BFBFBF" w:sz="4"/><w:left w:val="single" w:color="BFBFBF" w:sz="4"/><w:bottom w:val="single" w:color="BFBFBF" w:sz="4"/><w:right w:val="single" w:color="BFBFBF" w:sz="4"/></w:tcBorders><w:shd w:fill="F4F1E8" w:val="clear"/><w:tcMar><w:top w:type="dxa" w:w="80"/><w:left w:type="dxa" w:w="120"/><w:bottom w:type="dxa" w:w="80"/><w:right w:type="dxa" w:w="120"/></w:tcMar></w:tcPr><w:p><w:pPr><w:spacing w:after="60"/></w:pPr><w:r><w:rPr><w:rFonts w:ascii="Aptos" w:cs="Aptos" w:eastAsia="Aptos" w:hAnsi="Aptos"/><w:b/><w:bCs/><w:i w:val="false"/><w:iCs w:val="false"/><w:color w:val="1B3A5C"/><w:sz w:val="24"/><w:szCs w:val="24"/></w:rPr><w:t xml:space="preserve">How to use this template </w:t></w:r><w:r><w:rPr><w:rFonts w:ascii="Aptos" w:cs="Aptos" w:eastAsia="Aptos" w:hAnsi="Aptos"/><w:b w:val="false"/><w:bCs w:val="false"/><w:i/><w:iCs/><w:color w:val="595959"/><w:sz w:val="24"/><w:szCs w:val="24"/></w:rPr><w:t xml:space="preserve">(delete this box before publishing)</w:t></w:r></w:p><w:p><w:pPr><w:spacing w:after="140"/></w:pPr><w:r><w:rPr><w:rFonts w:ascii="Aptos" w:cs="Aptos" w:eastAsia="Aptos" w:hAnsi="Aptos"/><w:i/><w:iCs/><w:color w:val="595959"/><w:sz w:val="24"/><w:szCs w:val="24"/></w:rPr><w:t>This template is ready to adopt. Replace every [BRACKETED] field with your agency's information, follow the « » guidance notes, and delete every « » note and this box before you publish.</w:t></w:r></w:p><w:p><w:pPr><w:spacing w:after="0"/></w:pPr><w:r><w:rPr><w:rFonts w:ascii="Aptos" w:cs="Aptos" w:eastAsia="Aptos" w:hAnsi="Aptos"/><w:b/><w:bCs/><w:i w:val="false"/><w:iCs w:val="false"/><w:sz w:val="24"/><w:szCs w:val="24"/></w:rPr><w:t xml:space="preserve">Placeholder key: </w:t></w:r><w:r><w:rPr><w:rFonts w:ascii="Aptos" w:cs="Aptos" w:eastAsia="Aptos" w:hAnsi="Aptos"/><w:b w:val="false"/><w:bCs w:val="false"/><w:i w:val="false"/><w:iCs w:val="false"/><w:sz w:val="24"/><w:szCs w:val="24"/></w:rPr><w:t xml:space="preserve">[BRACKETED]</w:t></w:r><w:r><w:rPr><w:rFonts w:ascii="Aptos" w:cs="Aptos" w:eastAsia="Aptos" w:hAnsi="Aptos"/><w:b w:val="false"/><w:bCs w:val="false"/><w:i w:val="false"/><w:iCs w:val="false"/><w:sz w:val="24"/><w:szCs w:val="24"/></w:rPr><w:t xml:space="preserve"> = fill in   ·   </w:t></w:r><w:r><w:rPr><w:rFonts w:ascii="Aptos" w:cs="Aptos" w:eastAsia="Aptos" w:hAnsi="Aptos"/><w:b/><w:bCs/><w:i w:val="false"/><w:iCs w:val="false"/><w:sz w:val="24"/><w:szCs w:val="24"/></w:rPr><w:t xml:space="preserve">[REQUIRED]</w:t></w:r><w:r><w:rPr><w:rFonts w:ascii="Aptos" w:cs="Aptos" w:eastAsia="Aptos" w:hAnsi="Aptos"/><w:b w:val="false"/><w:bCs w:val="false"/><w:i w:val="false"/><w:iCs w:val="false"/><w:sz w:val="24"/><w:szCs w:val="24"/></w:rPr><w:t xml:space="preserve"> (bold) = required field   ·   </w:t></w:r><w:r><w:rPr><w:rFonts w:ascii="Aptos" w:cs="Aptos" w:eastAsia="Aptos" w:hAnsi="Aptos"/><w:b w:val="false"/><w:bCs w:val="false"/><w:i/><w:iCs/><w:color w:val="595959"/><w:sz w:val="24"/><w:szCs w:val="24"/></w:rPr><w:t xml:space="preserve">« »</w:t></w:r><w:r><w:rPr><w:rFonts w:ascii="Aptos" w:cs="Aptos" w:eastAsia="Aptos" w:hAnsi="Aptos"/><w:b w:val="false"/><w:bCs w:val="false"/><w:i w:val="false"/><w:iCs w:val="false"/><w:sz w:val="24"/><w:szCs w:val="24"/></w:rPr><w:t xml:space="preserve"> = guidance to delete.</w:t></w:r></w:p><w:p><w:pPr><w:spacing w:after="140"/></w:pPr><w:r><w:rPr><w:rFonts w:ascii="Aptos" w:cs="Aptos" w:eastAsia="Aptos" w:hAnsi="Aptos"/><w:i/><w:iCs/><w:color w:val="595959"/><w:sz w:val="24"/><w:szCs w:val="24"/></w:rPr><w:t xml:space="preserve">Keep the body director-readable. Push technical detail and contact lists to an appendix. Source Authority, approval signatures, and revision history stay at the foot of the document.</w:t></w:r></w:p></w:tc></w:tr></w:tbl><w:p><w:pPr><w:pStyle w:val="Heading2"/><w:spacing w:after="100" w:before="220"/></w:pPr><w:r><w:rPr><w:rFonts w:ascii="Aptos" w:cs="Aptos" w:eastAsia="Aptos" w:hAnsi="Aptos"/><w:b/><w:bCs/><w:color w:val="1B3A5C"/><w:sz w:val="26"/><w:szCs w:val="26"/></w:rPr><w:t xml:space="preserve">1. Purpose and Scope</w:t></w:r></w:p><w:p><w:pPr><w:spacing w:after="140"/></w:pPr><w:r><w:rPr><w:rFonts w:ascii="Aptos" w:cs="Aptos" w:eastAsia="Aptos" w:hAnsi="Aptos"/><w:i/><w:iCs/><w:color w:val="595959"/><w:sz w:val="24"/><w:szCs w:val="24"/></w:rPr><w:t>«This record documents the approved baseline, the configuration that should be true, for each system type. The as-built state and any drift from this baseline are recorded in the Configuration Drift Detection Records.»</w:t></w:r></w:p><w:p><w:pPr><w:spacing w:after="120" w:before="0"/></w:pPr><w:r><w:rPr><w:rFonts w:ascii="Aptos" w:cs="Aptos" w:eastAsia="Aptos" w:hAnsi="Aptos"/><w:b w:val="false"/><w:bCs w:val="false"/><w:i w:val="false"/><w:iCs w:val="false"/><w:sz w:val="24"/><w:szCs w:val="24"/></w:rPr><w:t>This record documents [Agency Name]'s approved secure configuration baselines for each type of system it operates: workstations, servers, network devices, telephony and CAD appliances, and Session Border Controller (SBC) consoles. For each, it records the approved settings (password rules, open and closed ports, logging, lockout) and any deliberate deviation from vendor default. It implements the Change Management Policy, all baseline changes run through that policy, and it is the baseline the Configuration Drift Detection Records check against.</w:t></w:r></w:p><w:p><w:pPr><w:pStyle w:val="Heading2"/><w:spacing w:after="100" w:before="220"/></w:pPr><w:r><w:rPr><w:rFonts w:ascii="Aptos" w:cs="Aptos" w:eastAsia="Aptos" w:hAnsi="Aptos"/><w:b/><w:bCs/><w:color w:val="1B3A5C"/><w:sz w:val="26"/><w:szCs w:val="26"/></w:rPr><w:t>2. Systems in Scope</w:t></w:r></w:p><w:p><w:pPr><w:spacing w:after="140"/></w:pPr><w:r><w:rPr><w:rFonts w:ascii="Aptos" w:cs="Aptos" w:eastAsia="Aptos" w:hAnsi="Aptos"/><w:i/><w:iCs/><w:color w:val="595959"/><w:sz w:val="24"/><w:szCs w:val="24"/></w:rPr><w:t>«List the system types this baseline set covers. Tie each to the Master Asset Inventory.»</w:t></w:r></w:p><w:tbl><w:tblPr><w:tblW w:type="dxa" w:w="9360"/><w:tblBorders><w:top w:val="single" w:color="auto" w:sz="4"/><w:left w:val="single" w:color="auto" w:sz="4"/><w:bottom w:val="single" w:color="auto" w:sz="4"/><w:right w:val="single" w:color="auto" w:sz="4"/><w:insideH w:val="single" w:color="auto" w:sz="4"/><w:insideV w:val="single" w:color="auto" w:sz="4"/></w:tblBorders></w:tblPr><w:tblGrid><w:gridCol w:w="3000"/><w:gridCol w:w="6360"/></w:tblGrid><w:tr><w:trPr><w:tblHeader/></w:trPr><w:tc><w:tcPr><w:tcW w:type="dxa" w:w="3000"/><w:tcBorders><w:top w:val="single" w:color="BFBFBF" w:sz="4"/><w:left w:val="single" w:color="BFBFBF" w:sz="4"/><w:bottom w:val="single" w:color="BFBFBF" w:sz="4"/><w:right w:val="single" w:color="BFBFBF" w:sz="4"/></w:tcBorders><w:shd w:fill="1B3A5C" w:val="clear"/><w:tcMar><w:top w:type="dxa" w:w="80"/><w:left w:type="dxa" w:w="120"/><w:bottom w:type="dxa" w:w="80"/><w:right w:type="dxa" w:w="120"/></w:tcMar></w:tcPr><w:p><w:r><w:rPr><w:rFonts w:ascii="Aptos" w:cs="Aptos" w:eastAsia="Aptos" w:hAnsi="Aptos"/><w:b/><w:bCs/><w:color w:val="FFFFFF"/><w:sz w:val="24"/><w:szCs w:val="24"/></w:rPr><w:t>System type</w:t></w:r></w:p></w:tc><w:tc><w:tcPr><w:tcW w:type="dxa" w:w="6360"/><w:tcBorders><w:top w:val="single" w:color="BFBFBF" w:sz="4"/><w:left w:val="single" w:color="BFBFBF" w:sz="4"/><w:bottom w:val="single" w:color="BFBFBF" w:sz="4"/><w:right w:val="single" w:color="BFBFBF" w:sz="4"/></w:tcBorders><w:shd w:fill="1B3A5C" w:val="clear"/><w:tcMar><w:top w:type="dxa" w:w="80"/><w:left w:type="dxa" w:w="120"/><w:bottom w:type="dxa" w:w="80"/><w:right w:type="dxa" w:w="120"/></w:tcMar></w:tcPr><w:p><w:r><w:rPr><w:rFonts w:ascii="Aptos" w:cs="Aptos" w:eastAsia="Aptos" w:hAnsi="Aptos"/><w:b/><w:bCs/><w:color w:val="FFFFFF"/><w:sz w:val="24"/><w:szCs w:val="24"/></w:rPr><w:t>Scope and examples</w:t></w:r></w:p></w:tc></w:tr><w:tr><w:tc><w:tcPr><w:tcW w:type="dxa" w:w="3000"/><w:tcBorders><w:top w:val="single" w:color="BFBFBF" w:sz="4"/><w:left w:val="single" w:color="BFBFBF" w:sz="4"/><w:bottom w:val="single" w:color="BFBFBF" w:sz="4"/><w:right w:val="single" w:color="BFBFBF" w:sz="4"/></w:tcBorders><w:tcMar><w:top w:type="dxa" w:w="80"/><w:left w:type="dxa" w:w="120"/><w:bottom w:type="dxa" w:w="80"/><w:right w:type="dxa" w:w="120"/></w:tcMar></w:tcPr><w:p><w:r><w:rPr><w:rFonts w:ascii="Aptos" w:cs="Aptos" w:eastAsia="Aptos" w:hAnsi="Aptos"/><w:b w:val="false"/><w:bCs w:val="false"/><w:i w:val="false"/><w:iCs w:val="false"/><w:sz w:val="24"/><w:szCs w:val="24"/></w:rPr><w:t>Workstations</w:t></w:r></w:p></w:tc><w:tc><w:tcPr><w:tcW w:type="dxa" w:w="6360"/><w:tcBorders><w:top w:val="single" w:color="BFBFBF" w:sz="4"/><w:left w:val="single" w:color="BFBFBF" w:sz="4"/><w:bottom w:val="single" w:color="BFBFBF" w:sz="4"/><w:right w:val="single" w:color="BFBFBF" w:sz="4"/></w:tcBorders><w:tcMar><w:top w:type="dxa" w:w="80"/><w:left w:type="dxa" w:w="120"/><w:bottom w:type="dxa" w:w="80"/><w:right w:type="dxa" w:w="120"/></w:tcMar></w:tcPr><w:p><w:r><w:rPr><w:rFonts w:ascii="Aptos" w:cs="Aptos" w:eastAsia="Aptos" w:hAnsi="Aptos"/><w:b w:val="false"/><w:bCs w:val="false"/><w:i w:val="false"/><w:iCs w:val="false"/><w:sz w:val="24"/><w:szCs w:val="24"/></w:rPr><w:t>Dispatch and administrative workstations</w:t></w:r></w:p></w:tc></w:tr><w:tr><w:tc><w:tcPr><w:tcW w:type="dxa" w:w="3000"/><w:tcBorders><w:top w:val="single" w:color="BFBFBF" w:sz="4"/><w:left w:val="single" w:color="BFBFBF" w:sz="4"/><w:bottom w:val="single" w:color="BFBFBF" w:sz="4"/><w:right w:val="single" w:color="BFBFBF" w:sz="4"/></w:tcBorders><w:tcMar><w:top w:type="dxa" w:w="80"/><w:left w:type="dxa" w:w="120"/><w:bottom w:type="dxa" w:w="80"/><w:right w:type="dxa" w:w="120"/></w:tcMar></w:tcPr><w:p><w:r><w:rPr><w:rFonts w:ascii="Aptos" w:cs="Aptos" w:eastAsia="Aptos" w:hAnsi="Aptos"/><w:b w:val="false"/><w:bCs w:val="false"/><w:i w:val="false"/><w:iCs w:val="false"/><w:sz w:val="24"/><w:szCs w:val="24"/></w:rPr><w:t>Servers</w:t></w:r></w:p></w:tc><w:tc><w:tcPr><w:tcW w:type="dxa" w:w="6360"/><w:tcBorders><w:top w:val="single" w:color="BFBFBF" w:sz="4"/><w:left w:val="single" w:color="BFBFBF" w:sz="4"/><w:bottom w:val="single" w:color="BFBFBF" w:sz="4"/><w:right w:val="single" w:color="BFBFBF" w:sz="4"/></w:tcBorders><w:tcMar><w:top w:type="dxa" w:w="80"/><w:left w:type="dxa" w:w="120"/><w:bottom w:type="dxa" w:w="80"/><w:right w:type="dxa" w:w="120"/></w:tcMar></w:tcPr><w:p><w:r><w:rPr><w:rFonts w:ascii="Aptos" w:cs="Aptos" w:eastAsia="Aptos" w:hAnsi="Aptos"/><w:b w:val="false"/><w:bCs w:val="false"/><w:i w:val="false"/><w:iCs w:val="false"/><w:sz w:val="24"/><w:szCs w:val="24"/></w:rPr><w:t>CAD, mapping, and back-end servers</w:t></w:r></w:p></w:tc></w:tr><w:tr><w:tc><w:tcPr><w:tcW w:type="dxa" w:w="3000"/><w:tcBorders><w:top w:val="single" w:color="BFBFBF" w:sz="4"/><w:left w:val="single" w:color="BFBFBF" w:sz="4"/><w:bottom w:val="single" w:color="BFBFBF" w:sz="4"/><w:right w:val="single" w:color="BFBFBF" w:sz="4"/></w:tcBorders><w:tcMar><w:top w:type="dxa" w:w="80"/><w:left w:type="dxa" w:w="120"/><w:bottom w:type="dxa" w:w="80"/><w:right w:type="dxa" w:w="120"/></w:tcMar></w:tcPr><w:p><w:r><w:rPr><w:rFonts w:ascii="Aptos" w:cs="Aptos" w:eastAsia="Aptos" w:hAnsi="Aptos"/><w:b w:val="false"/><w:bCs w:val="false"/><w:i w:val="false"/><w:iCs w:val="false"/><w:sz w:val="24"/><w:szCs w:val="24"/></w:rPr><w:t>Network devices</w:t></w:r></w:p></w:tc><w:tc><w:tcPr><w:tcW w:type="dxa" w:w="6360"/><w:tcBorders><w:top w:val="single" w:color="BFBFBF" w:sz="4"/><w:left w:val="single" w:color="BFBFBF" w:sz="4"/><w:bottom w:val="single" w:color="BFBFBF" w:sz="4"/><w:right w:val="single" w:color="BFBFBF" w:sz="4"/></w:tcBorders><w:tcMar><w:top w:type="dxa" w:w="80"/><w:left w:type="dxa" w:w="120"/><w:bottom w:type="dxa" w:w="80"/><w:right w:type="dxa" w:w="120"/></w:tcMar></w:tcPr><w:p><w:r><w:rPr><w:rFonts w:ascii="Aptos" w:cs="Aptos" w:eastAsia="Aptos" w:hAnsi="Aptos"/><w:b w:val="false"/><w:bCs w:val="false"/><w:i w:val="false"/><w:iCs w:val="false"/><w:sz w:val="24"/><w:szCs w:val="24"/></w:rPr><w:t>Switches, routers, firewalls</w:t></w:r></w:p></w:tc></w:tr><w:tr><w:tc><w:tcPr><w:tcW w:type="dxa" w:w="3000"/><w:tcBorders><w:top w:val="single" w:color="BFBFBF" w:sz="4"/><w:left w:val="single" w:color="BFBFBF" w:sz="4"/><w:bottom w:val="single" w:color="BFBFBF" w:sz="4"/><w:right w:val="single" w:color="BFBFBF" w:sz="4"/></w:tcBorders><w:tcMar><w:top w:type="dxa" w:w="80"/><w:left w:type="dxa" w:w="120"/><w:bottom w:type="dxa" w:w="80"/><w:right w:type="dxa" w:w="120"/></w:tcMar></w:tcPr><w:p><w:r><w:rPr><w:rFonts w:ascii="Aptos" w:cs="Aptos" w:eastAsia="Aptos" w:hAnsi="Aptos"/><w:b w:val="false"/><w:bCs w:val="false"/><w:i w:val="false"/><w:iCs w:val="false"/><w:sz w:val="24"/><w:szCs w:val="24"/></w:rPr><w:t>Telephony / CAD appliances</w:t></w:r></w:p></w:tc><w:tc><w:tcPr><w:tcW w:type="dxa" w:w="6360"/><w:tcBorders><w:top w:val="single" w:color="BFBFBF" w:sz="4"/><w:left w:val="single" w:color="BFBFBF" w:sz="4"/><w:bottom w:val="single" w:color="BFBFBF" w:sz="4"/><w:right w:val="single" w:color="BFBFBF" w:sz="4"/></w:tcBorders><w:tcMar><w:top w:type="dxa" w:w="80"/><w:left w:type="dxa" w:w="120"/><w:bottom w:type="dxa" w:w="80"/><w:right w:type="dxa" w:w="120"/></w:tcMar></w:tcPr><w:p><w:r><w:rPr><w:rFonts w:ascii="Aptos" w:cs="Aptos" w:eastAsia="Aptos" w:hAnsi="Aptos"/><w:b w:val="false"/><w:bCs w:val="false"/><w:i w:val="false"/><w:iCs w:val="false"/><w:sz w:val="24"/><w:szCs w:val="24"/></w:rPr><w:t>Call-handling and CAD appliances</w:t></w:r></w:p></w:tc></w:tr><w:tr><w:tc><w:tcPr><w:tcW w:type="dxa" w:w="3000"/><w:tcBorders><w:top w:val="single" w:color="BFBFBF" w:sz="4"/><w:left w:val="single" w:color="BFBFBF" w:sz="4"/><w:bottom w:val="single" w:color="BFBFBF" w:sz="4"/><w:right w:val="single" w:color="BFBFBF" w:sz="4"/></w:tcBorders><w:tcMar><w:top w:type="dxa" w:w="80"/><w:left w:type="dxa" w:w="120"/><w:bottom w:type="dxa" w:w="80"/><w:right w:type="dxa" w:w="120"/></w:tcMar></w:tcPr><w:p><w:r><w:rPr><w:rFonts w:ascii="Aptos" w:cs="Aptos" w:eastAsia="Aptos" w:hAnsi="Aptos"/><w:b w:val="false"/><w:bCs w:val="false"/><w:i w:val="false"/><w:iCs w:val="false"/><w:sz w:val="24"/><w:szCs w:val="24"/></w:rPr><w:t>SBC consoles</w:t></w:r></w:p></w:tc><w:tc><w:tcPr><w:tcW w:type="dxa" w:w="6360"/><w:tcBorders><w:top w:val="single" w:color="BFBFBF" w:sz="4"/><w:left w:val="single" w:color="BFBFBF" w:sz="4"/><w:bottom w:val="single" w:color="BFBFBF" w:sz="4"/><w:right w:val="single" w:color="BFBFBF" w:sz="4"/></w:tcBorders><w:tcMar><w:top w:type="dxa" w:w="80"/><w:left w:type="dxa" w:w="120"/><w:bottom w:type="dxa" w:w="80"/><w:right w:type="dxa" w:w="120"/></w:tcMar></w:tcPr><w:p><w:r><w:rPr><w:rFonts w:ascii="Aptos" w:cs="Aptos" w:eastAsia="Aptos" w:hAnsi="Aptos"/><w:b w:val="false"/><w:bCs w:val="false"/><w:i w:val="false"/><w:iCs w:val="false"/><w:sz w:val="24"/><w:szCs w:val="24"/></w:rPr><w:t>Session Border Controller administration consoles</w:t></w:r></w:p></w:tc></w:tr></w:tbl><w:p><w:pPr><w:pStyle w:val="Heading2"/><w:spacing w:after="100" w:before="220"/></w:pPr><w:r><w:rPr><w:rFonts w:ascii="Aptos" w:cs="Aptos" w:eastAsia="Aptos" w:hAnsi="Aptos"/><w:b/><w:bCs/><w:color w:val="1B3A5C"/><w:sz w:val="26"/><w:szCs w:val="26"/></w:rPr><w:t>3. Approved Baseline Settings (per system type)</w:t></w:r></w:p><w:p><w:pPr><w:spacing w:after="140"/></w:pPr><w:r><w:rPr><w:rFonts w:ascii="Aptos" w:cs="Aptos" w:eastAsia="Aptos" w:hAnsi="Aptos"/><w:i/><w:iCs/><w:color w:val="595959"/><w:sz w:val="24"/><w:szCs w:val="24"/></w:rPr><w:t>«One row per setting, grouped by system type. Record the approved value and whether it deliberately deviates from the vendor default. Add rows as needed.»</w:t></w:r></w:p><w:tbl><w:tblPr><w:tblW w:type="dxa" w:w="9360"/><w:tblBorders><w:top w:val="single" w:color="auto" w:sz="4"/><w:left w:val="single" w:color="auto" w:sz="4"/><w:bottom w:val="single" w:color="auto" w:sz="4"/><w:right w:val="single" w:color="auto" w:sz="4"/><w:insideH w:val="single" w:color="auto" w:sz="4"/><w:insideV w:val="single" w:color="auto" w:sz="4"/></w:tblBorders></w:tblPr><w:tblGrid><w:gridCol w:w="2400"/><w:gridCol w:w="2200"/><w:gridCol w:w="1560"/><w:gridCol w:w="1800"/><w:gridCol w:w="1400"/></w:tblGrid><w:tr><w:trPr><w:tblHeader/></w:trPr><w:tc><w:tcPr><w:tcW w:type="dxa" w:w="2400"/><w:tcBorders><w:top w:val="single" w:color="BFBFBF" w:sz="4"/><w:left w:val="single" w:color="BFBFBF" w:sz="4"/><w:bottom w:val="single" w:color="BFBFBF" w:sz="4"/><w:right w:val="single" w:color="BFBFBF" w:sz="4"/></w:tcBorders><w:shd w:fill="1B3A5C" w:val="clear"/><w:tcMar><w:top w:type="dxa" w:w="80"/><w:left w:type="dxa" w:w="120"/><w:bottom w:type="dxa" w:w="80"/><w:right w:type="dxa" w:w="120"/></w:tcMar></w:tcPr><w:p><w:r><w:rPr><w:rFonts w:ascii="Aptos" w:cs="Aptos" w:eastAsia="Aptos" w:hAnsi="Aptos"/><w:b/><w:bCs/><w:color w:val="FFFFFF"/><w:sz w:val="24"/><w:szCs w:val="24"/></w:rPr><w:t>System type</w:t></w:r></w:p></w:tc><w:tc><w:tcPr><w:tcW w:type="dxa" w:w="2200"/><w:tcBorders><w:top w:val="single" w:color="BFBFBF" w:sz="4"/><w:left w:val="single" w:color="BFBFBF" w:sz="4"/><w:bottom w:val="single" w:color="BFBFBF" w:sz="4"/><w:right w:val="single" w:color="BFBFBF" w:sz="4"/></w:tcBorders><w:shd w:fill="1B3A5C" w:val="clear"/><w:tcMar><w:top w:type="dxa" w:w="80"/><w:left w:type="dxa" w:w="120"/><w:bottom w:type="dxa" w:w="80"/><w:right w:type="dxa" w:w="120"/></w:tcMar></w:tcPr><w:p><w:r><w:rPr><w:rFonts w:ascii="Aptos" w:cs="Aptos" w:eastAsia="Aptos" w:hAnsi="Aptos"/><w:b/><w:bCs/><w:color w:val="FFFFFF"/><w:sz w:val="24"/><w:szCs w:val="24"/></w:rPr><w:t>Setting</w:t></w:r></w:p></w:tc><w:tc><w:tcPr><w:tcW w:type="dxa" w:w="1560"/><w:tcBorders><w:top w:val="single" w:color="BFBFBF" w:sz="4"/><w:left w:val="single" w:color="BFBFBF" w:sz="4"/><w:bottom w:val="single" w:color="BFBFBF" w:sz="4"/><w:right w:val="single" w:color="BFBFBF" w:sz="4"/></w:tcBorders><w:shd w:fill="1B3A5C" w:val="clear"/><w:tcMar><w:top w:type="dxa" w:w="80"/><w:left w:type="dxa" w:w="120"/><w:bottom w:type="dxa" w:w="80"/><w:right w:type="dxa" w:w="120"/></w:tcMar></w:tcPr><w:p><w:r><w:rPr><w:rFonts w:ascii="Aptos" w:cs="Aptos" w:eastAsia="Aptos" w:hAnsi="Aptos"/><w:b/><w:bCs/><w:color w:val="FFFFFF"/><w:sz w:val="24"/><w:szCs w:val="24"/></w:rPr><w:t>Approved value</w:t></w:r></w:p></w:tc><w:tc><w:tcPr><w:tcW w:type="dxa" w:w="1800"/><w:tcBorders><w:top w:val="single" w:color="BFBFBF" w:sz="4"/><w:left w:val="single" w:color="BFBFBF" w:sz="4"/><w:bottom w:val="single" w:color="BFBFBF" w:sz="4"/><w:right w:val="single" w:color="BFBFBF" w:sz="4"/></w:tcBorders><w:shd w:fill="1B3A5C" w:val="clear"/><w:tcMar><w:top w:type="dxa" w:w="80"/><w:left w:type="dxa" w:w="120"/><w:bottom w:type="dxa" w:w="80"/><w:right w:type="dxa" w:w="120"/></w:tcMar></w:tcPr><w:p><w:r><w:rPr><w:rFonts w:ascii="Aptos" w:cs="Aptos" w:eastAsia="Aptos" w:hAnsi="Aptos"/><w:b/><w:bCs/><w:color w:val="FFFFFF"/><w:sz w:val="24"/><w:szCs w:val="24"/></w:rPr><w:t>Deviation from vendor default?</w:t></w:r></w:p></w:tc><w:tc><w:tcPr><w:tcW w:type="dxa" w:w="1400"/><w:tcBorders><w:top w:val="single" w:color="BFBFBF" w:sz="4"/><w:left w:val="single" w:color="BFBFBF" w:sz="4"/><w:bottom w:val="single" w:color="BFBFBF" w:sz="4"/><w:right w:val="single" w:color="BFBFBF" w:sz="4"/></w:tcBorders><w:shd w:fill="1B3A5C" w:val="clear"/><w:tcMar><w:top w:type="dxa" w:w="80"/><w:left w:type="dxa" w:w="120"/><w:bottom w:type="dxa" w:w="80"/><w:right w:type="dxa" w:w="120"/></w:tcMar></w:tcPr><w:p><w:r><w:rPr><w:rFonts w:ascii="Aptos" w:cs="Aptos" w:eastAsia="Aptos" w:hAnsi="Aptos"/><w:b/><w:bCs/><w:color w:val="FFFFFF"/><w:sz w:val="24"/><w:szCs w:val="24"/></w:rPr><w:t>Notes</w:t></w:r></w:p></w:tc></w:tr><w:tr><w:tc><w:tcPr><w:tcW w:type="dxa" w:w="2400"/><w:tcBorders><w:top w:val="single" w:color="BFBFBF" w:sz="4"/><w:left w:val="single" w:color="BFBFBF" w:sz="4"/><w:bottom w:val="single" w:color="BFBFBF" w:sz="4"/><w:right w:val="single" w:color="BFBFBF" w:sz="4"/></w:tcBorders><w:tcMar><w:top w:type="dxa" w:w="80"/><w:left w:type="dxa" w:w="120"/><w:bottom w:type="dxa" w:w="80"/><w:right w:type="dxa" w:w="120"/></w:tcMar></w:tcPr><w:p><w:r><w:rPr><w:rFonts w:ascii="Aptos" w:cs="Aptos" w:eastAsia="Aptos" w:hAnsi="Aptos"/><w:b w:val="false"/><w:bCs w:val="false"/><w:i w:val="false"/><w:iCs w:val="false"/><w:sz w:val="24"/><w:szCs w:val="24"/></w:rPr><w:t>Workstations</w:t></w:r></w:p></w:tc><w:tc><w:tcPr><w:tcW w:type="dxa" w:w="2200"/><w:tcBorders><w:top w:val="single" w:color="BFBFBF" w:sz="4"/><w:left w:val="single" w:color="BFBFBF" w:sz="4"/><w:bottom w:val="single" w:color="BFBFBF" w:sz="4"/><w:right w:val="single" w:color="BFBFBF" w:sz="4"/></w:tcBorders><w:tcMar><w:top w:type="dxa" w:w="80"/><w:left w:type="dxa" w:w="120"/><w:bottom w:type="dxa" w:w="80"/><w:right w:type="dxa" w:w="120"/></w:tcMar></w:tcPr><w:p><w:r><w:rPr><w:rFonts w:ascii="Aptos" w:cs="Aptos" w:eastAsia="Aptos" w:hAnsi="Aptos"/><w:b w:val="false"/><w:bCs w:val="false"/><w:i w:val="false"/><w:iCs w:val="false"/><w:sz w:val="24"/><w:szCs w:val="24"/></w:rPr><w:t>[setting, e.g., password rules]</w:t></w:r></w:p></w:tc><w:tc><w:tcPr><w:tcW w:type="dxa" w:w="1560"/><w:tcBorders><w:top w:val="single" w:color="BFBFBF" w:sz="4"/><w:left w:val="single" w:color="BFBFBF" w:sz="4"/><w:bottom w:val="single" w:color="BFBFBF" w:sz="4"/><w:right w:val="single" w:color="BFBFBF" w:sz="4"/></w:tcBorders><w:tcMar><w:top w:type="dxa" w:w="80"/><w:left w:type="dxa" w:w="120"/><w:bottom w:type="dxa" w:w="80"/><w:right w:type="dxa" w:w="120"/></w:tcMar></w:tcPr><w:p><w:r><w:rPr><w:rFonts w:ascii="Aptos" w:cs="Aptos" w:eastAsia="Aptos" w:hAnsi="Aptos"/><w:b w:val="false"/><w:bCs w:val="false"/><w:i w:val="false"/><w:iCs w:val="false"/><w:sz w:val="24"/><w:szCs w:val="24"/></w:rPr><w:t>[Approved Value]</w:t></w:r></w:p></w:tc><w:tc><w:tcPr><w:tcW w:type="dxa" w:w="1800"/><w:tcBorders><w:top w:val="single" w:color="BFBFBF" w:sz="4"/><w:left w:val="single" w:color="BFBFBF" w:sz="4"/><w:bottom w:val="single" w:color="BFBFBF" w:sz="4"/><w:right w:val="single" w:color="BFBFBF" w:sz="4"/></w:tcBorders><w:tcMar><w:top w:type="dxa" w:w="80"/><w:left w:type="dxa" w:w="120"/><w:bottom w:type="dxa" w:w="80"/><w:right w:type="dxa" w:w="120"/></w:tcMar></w:tcPr><w:p><w:r><w:rPr><w:rFonts w:ascii="Aptos" w:cs="Aptos" w:eastAsia="Aptos" w:hAnsi="Aptos"/><w:b w:val="false"/><w:bCs w:val="false"/><w:i w:val="false"/><w:iCs w:val="false"/><w:sz w:val="24"/><w:szCs w:val="24"/></w:rPr><w:t>[Y / N]</w:t></w:r></w:p></w:tc><w:tc><w:tcPr><w:tcW w:type="dxa" w:w="1400"/><w:tcBorders><w:top w:val="single" w:color="BFBFBF" w:sz="4"/><w:left w:val="single" w:color="BFBFBF" w:sz="4"/><w:bottom w:val="single" w:color="BFBFBF" w:sz="4"/><w:right w:val="single" w:color="BFBFBF" w:sz="4"/></w:tcBorders><w:tcMar><w:top w:type="dxa" w:w="80"/><w:left w:type="dxa" w:w="120"/><w:bottom w:type="dxa" w:w="80"/><w:right w:type="dxa" w:w="120"/></w:tcMar></w:tcPr><w:p><w:r><w:rPr><w:rFonts w:ascii="Aptos" w:cs="Aptos" w:eastAsia="Aptos" w:hAnsi="Aptos"/><w:b w:val="false"/><w:bCs w:val="false"/><w:i w:val="false"/><w:iCs w:val="false"/><w:sz w:val="24"/><w:szCs w:val="24"/></w:rPr><w:t>[Notes]</w:t></w:r></w:p></w:tc></w:tr><w:tr><w:tc><w:tcPr><w:tcW w:type="dxa" w:w="2400"/><w:tcBorders><w:top w:val="single" w:color="BFBFBF" w:sz="4"/><w:left w:val="single" w:color="BFBFBF" w:sz="4"/><w:bottom w:val="single" w:color="BFBFBF" w:sz="4"/><w:right w:val="single" w:color="BFBFBF" w:sz="4"/></w:tcBorders><w:tcMar><w:top w:type="dxa" w:w="80"/><w:left w:type="dxa" w:w="120"/><w:bottom w:type="dxa" w:w="80"/><w:right w:type="dxa" w:w="120"/></w:tcMar></w:tcPr><w:p><w:r><w:rPr><w:rFonts w:ascii="Aptos" w:cs="Aptos" w:eastAsia="Aptos" w:hAnsi="Aptos"/><w:b w:val="false"/><w:bCs w:val="false"/><w:i w:val="false"/><w:iCs w:val="false"/><w:sz w:val="24"/><w:szCs w:val="24"/></w:rPr><w:t>Servers</w:t></w:r></w:p></w:tc><w:tc><w:tcPr><w:tcW w:type="dxa" w:w="2200"/><w:tcBorders><w:top w:val="single" w:color="BFBFBF" w:sz="4"/><w:left w:val="single" w:color="BFBFBF" w:sz="4"/><w:bottom w:val="single" w:color="BFBFBF" w:sz="4"/><w:right w:val="single" w:color="BFBFBF" w:sz="4"/></w:tcBorders><w:tcMar><w:top w:type="dxa" w:w="80"/><w:left w:type="dxa" w:w="120"/><w:bottom w:type="dxa" w:w="80"/><w:right w:type="dxa" w:w="120"/></w:tcMar></w:tcPr><w:p><w:r><w:rPr><w:rFonts w:ascii="Aptos" w:cs="Aptos" w:eastAsia="Aptos" w:hAnsi="Aptos"/><w:b w:val="false"/><w:bCs w:val="false"/><w:i w:val="false"/><w:iCs w:val="false"/><w:sz w:val="24"/><w:szCs w:val="24"/></w:rPr><w:t>[setting, e.g., open/closed ports]</w:t></w:r></w:p></w:tc><w:tc><w:tcPr><w:tcW w:type="dxa" w:w="1560"/><w:tcBorders><w:top w:val="single" w:color="BFBFBF" w:sz="4"/><w:left w:val="single" w:color="BFBFBF" w:sz="4"/><w:bottom w:val="single" w:color="BFBFBF" w:sz="4"/><w:right w:val="single" w:color="BFBFBF" w:sz="4"/></w:tcBorders><w:tcMar><w:top w:type="dxa" w:w="80"/><w:left w:type="dxa" w:w="120"/><w:bottom w:type="dxa" w:w="80"/><w:right w:type="dxa" w:w="120"/></w:tcMar></w:tcPr><w:p><w:r><w:rPr><w:rFonts w:ascii="Aptos" w:cs="Aptos" w:eastAsia="Aptos" w:hAnsi="Aptos"/><w:b w:val="false"/><w:bCs w:val="false"/><w:i w:val="false"/><w:iCs w:val="false"/><w:sz w:val="24"/><w:szCs w:val="24"/></w:rPr><w:t>[Approved Value2]</w:t></w:r></w:p></w:tc><w:tc><w:tcPr><w:tcW w:type="dxa" w:w="1800"/><w:tcBorders><w:top w:val="single" w:color="BFBFBF" w:sz="4"/><w:left w:val="single" w:color="BFBFBF" w:sz="4"/><w:bottom w:val="single" w:color="BFBFBF" w:sz="4"/><w:right w:val="single" w:color="BFBFBF" w:sz="4"/></w:tcBorders><w:tcMar><w:top w:type="dxa" w:w="80"/><w:left w:type="dxa" w:w="120"/><w:bottom w:type="dxa" w:w="80"/><w:right w:type="dxa" w:w="120"/></w:tcMar></w:tcPr><w:p><w:r><w:rPr><w:rFonts w:ascii="Aptos" w:cs="Aptos" w:eastAsia="Aptos" w:hAnsi="Aptos"/><w:b w:val="false"/><w:bCs w:val="false"/><w:i w:val="false"/><w:iCs w:val="false"/><w:sz w:val="24"/><w:szCs w:val="24"/></w:rPr><w:t>[Y / N 2]</w:t></w:r></w:p></w:tc><w:tc><w:tcPr><w:tcW w:type="dxa" w:w="1400"/><w:tcBorders><w:top w:val="single" w:color="BFBFBF" w:sz="4"/><w:left w:val="single" w:color="BFBFBF" w:sz="4"/><w:bottom w:val="single" w:color="BFBFBF" w:sz="4"/><w:right w:val="single" w:color="BFBFBF" w:sz="4"/></w:tcBorders><w:tcMar><w:top w:type="dxa" w:w="80"/><w:left w:type="dxa" w:w="120"/><w:bottom w:type="dxa" w:w="80"/><w:right w:type="dxa" w:w="120"/></w:tcMar></w:tcPr><w:p><w:r><w:rPr><w:rFonts w:ascii="Aptos" w:cs="Aptos" w:eastAsia="Aptos" w:hAnsi="Aptos"/><w:b w:val="false"/><w:bCs w:val="false"/><w:i w:val="false"/><w:iCs w:val="false"/><w:sz w:val="24"/><w:szCs w:val="24"/></w:rPr><w:t>[Notes 2]</w:t></w:r></w:p></w:tc></w:tr><w:tr><w:tc><w:tcPr><w:tcW w:type="dxa" w:w="2400"/><w:tcBorders><w:top w:val="single" w:color="BFBFBF" w:sz="4"/><w:left w:val="single" w:color="BFBFBF" w:sz="4"/><w:bottom w:val="single" w:color="BFBFBF" w:sz="4"/><w:right w:val="single" w:color="BFBFBF" w:sz="4"/></w:tcBorders><w:tcMar><w:top w:type="dxa" w:w="80"/><w:left w:type="dxa" w:w="120"/><w:bottom w:type="dxa" w:w="80"/><w:right w:type="dxa" w:w="120"/></w:tcMar></w:tcPr><w:p><w:r><w:rPr><w:rFonts w:ascii="Aptos" w:cs="Aptos" w:eastAsia="Aptos" w:hAnsi="Aptos"/><w:b w:val="false"/><w:bCs w:val="false"/><w:i w:val="false"/><w:iCs w:val="false"/><w:sz w:val="24"/><w:szCs w:val="24"/></w:rPr><w:t>Network devices</w:t></w:r></w:p></w:tc><w:tc><w:tcPr><w:tcW w:type="dxa" w:w="2200"/><w:tcBorders><w:top w:val="single" w:color="BFBFBF" w:sz="4"/><w:left w:val="single" w:color="BFBFBF" w:sz="4"/><w:bottom w:val="single" w:color="BFBFBF" w:sz="4"/><w:right w:val="single" w:color="BFBFBF" w:sz="4"/></w:tcBorders><w:tcMar><w:top w:type="dxa" w:w="80"/><w:left w:type="dxa" w:w="120"/><w:bottom w:type="dxa" w:w="80"/><w:right w:type="dxa" w:w="120"/></w:tcMar></w:tcPr><w:p><w:r><w:rPr><w:rFonts w:ascii="Aptos" w:cs="Aptos" w:eastAsia="Aptos" w:hAnsi="Aptos"/><w:b w:val="false"/><w:bCs w:val="false"/><w:i w:val="false"/><w:iCs w:val="false"/><w:sz w:val="24"/><w:szCs w:val="24"/></w:rPr><w:t>[setting, e.g., logging]</w:t></w:r></w:p></w:tc><w:tc><w:tcPr><w:tcW w:type="dxa" w:w="1560"/><w:tcBorders><w:top w:val="single" w:color="BFBFBF" w:sz="4"/><w:left w:val="single" w:color="BFBFBF" w:sz="4"/><w:bottom w:val="single" w:color="BFBFBF" w:sz="4"/><w:right w:val="single" w:color="BFBFBF" w:sz="4"/></w:tcBorders><w:tcMar><w:top w:type="dxa" w:w="80"/><w:left w:type="dxa" w:w="120"/><w:bottom w:type="dxa" w:w="80"/><w:right w:type="dxa" w:w="120"/></w:tcMar></w:tcPr><w:p><w:r><w:rPr><w:rFonts w:ascii="Aptos" w:cs="Aptos" w:eastAsia="Aptos" w:hAnsi="Aptos"/><w:b w:val="false"/><w:bCs w:val="false"/><w:i w:val="false"/><w:iCs w:val="false"/><w:sz w:val="24"/><w:szCs w:val="24"/></w:rPr><w:t>[Approved Value3]</w:t></w:r></w:p></w:tc><w:tc><w:tcPr><w:tcW w:type="dxa" w:w="1800"/><w:tcBorders><w:top w:val="single" w:color="BFBFBF" w:sz="4"/><w:left w:val="single" w:color="BFBFBF" w:sz="4"/><w:bottom w:val="single" w:color="BFBFBF" w:sz="4"/><w:right w:val="single" w:color="BFBFBF" w:sz="4"/></w:tcBorders><w:tcMar><w:top w:type="dxa" w:w="80"/><w:left w:type="dxa" w:w="120"/><w:bottom w:type="dxa" w:w="80"/><w:right w:type="dxa" w:w="120"/></w:tcMar></w:tcPr><w:p><w:r><w:rPr><w:rFonts w:ascii="Aptos" w:cs="Aptos" w:eastAsia="Aptos" w:hAnsi="Aptos"/><w:b w:val="false"/><w:bCs w:val="false"/><w:i w:val="false"/><w:iCs w:val="false"/><w:sz w:val="24"/><w:szCs w:val="24"/></w:rPr><w:t>[Y / N 3]</w:t></w:r></w:p></w:tc><w:tc><w:tcPr><w:tcW w:type="dxa" w:w="1400"/><w:tcBorders><w:top w:val="single" w:color="BFBFBF" w:sz="4"/><w:left w:val="single" w:color="BFBFBF" w:sz="4"/><w:bottom w:val="single" w:color="BFBFBF" w:sz="4"/><w:right w:val="single" w:color="BFBFBF" w:sz="4"/></w:tcBorders><w:tcMar><w:top w:type="dxa" w:w="80"/><w:left w:type="dxa" w:w="120"/><w:bottom w:type="dxa" w:w="80"/><w:right w:type="dxa" w:w="120"/></w:tcMar></w:tcPr><w:p><w:r><w:rPr><w:rFonts w:ascii="Aptos" w:cs="Aptos" w:eastAsia="Aptos" w:hAnsi="Aptos"/><w:b w:val="false"/><w:bCs w:val="false"/><w:i w:val="false"/><w:iCs w:val="false"/><w:sz w:val="24"/><w:szCs w:val="24"/></w:rPr><w:t>[Notes 3]</w:t></w:r></w:p></w:tc></w:tr><w:tr><w:tc><w:tcPr><w:tcW w:type="dxa" w:w="2400"/><w:tcBorders><w:top w:val="single" w:color="BFBFBF" w:sz="4"/><w:left w:val="single" w:color="BFBFBF" w:sz="4"/><w:bottom w:val="single" w:color="BFBFBF" w:sz="4"/><w:right w:val="single" w:color="BFBFBF" w:sz="4"/></w:tcBorders><w:tcMar><w:top w:type="dxa" w:w="80"/><w:left w:type="dxa" w:w="120"/><w:bottom w:type="dxa" w:w="80"/><w:right w:type="dxa" w:w="120"/></w:tcMar></w:tcPr><w:p><w:r><w:rPr><w:rFonts w:ascii="Aptos" w:cs="Aptos" w:eastAsia="Aptos" w:hAnsi="Aptos"/><w:b w:val="false"/><w:bCs w:val="false"/><w:i w:val="false"/><w:iCs w:val="false"/><w:sz w:val="24"/><w:szCs w:val="24"/></w:rPr><w:t>Telephony / CAD appliances</w:t></w:r></w:p></w:tc><w:tc><w:tcPr><w:tcW w:type="dxa" w:w="2200"/><w:tcBorders><w:top w:val="single" w:color="BFBFBF" w:sz="4"/><w:left w:val="single" w:color="BFBFBF" w:sz="4"/><w:bottom w:val="single" w:color="BFBFBF" w:sz="4"/><w:right w:val="single" w:color="BFBFBF" w:sz="4"/></w:tcBorders><w:tcMar><w:top w:type="dxa" w:w="80"/><w:left w:type="dxa" w:w="120"/><w:bottom w:type="dxa" w:w="80"/><w:right w:type="dxa" w:w="120"/></w:tcMar></w:tcPr><w:p><w:r><w:rPr><w:rFonts w:ascii="Aptos" w:cs="Aptos" w:eastAsia="Aptos" w:hAnsi="Aptos"/><w:b w:val="false"/><w:bCs w:val="false"/><w:i w:val="false"/><w:iCs w:val="false"/><w:sz w:val="24"/><w:szCs w:val="24"/></w:rPr><w:t>[Setting]</w:t></w:r></w:p></w:tc><w:tc><w:tcPr><w:tcW w:type="dxa" w:w="1560"/><w:tcBorders><w:top w:val="single" w:color="BFBFBF" w:sz="4"/><w:left w:val="single" w:color="BFBFBF" w:sz="4"/><w:bottom w:val="single" w:color="BFBFBF" w:sz="4"/><w:right w:val="single" w:color="BFBFBF" w:sz="4"/></w:tcBorders><w:tcMar><w:top w:type="dxa" w:w="80"/><w:left w:type="dxa" w:w="120"/><w:bottom w:type="dxa" w:w="80"/><w:right w:type="dxa" w:w="120"/></w:tcMar></w:tcPr><w:p><w:r><w:rPr><w:rFonts w:ascii="Aptos" w:cs="Aptos" w:eastAsia="Aptos" w:hAnsi="Aptos"/><w:b w:val="false"/><w:bCs w:val="false"/><w:i w:val="false"/><w:iCs w:val="false"/><w:sz w:val="24"/><w:szCs w:val="24"/></w:rPr><w:t>[Approved Value4]</w:t></w:r></w:p></w:tc><w:tc><w:tcPr><w:tcW w:type="dxa" w:w="1800"/><w:tcBorders><w:top w:val="single" w:color="BFBFBF" w:sz="4"/><w:left w:val="single" w:color="BFBFBF" w:sz="4"/><w:bottom w:val="single" w:color="BFBFBF" w:sz="4"/><w:right w:val="single" w:color="BFBFBF" w:sz="4"/></w:tcBorders><w:tcMar><w:top w:type="dxa" w:w="80"/><w:left w:type="dxa" w:w="120"/><w:bottom w:type="dxa" w:w="80"/><w:right w:type="dxa" w:w="120"/></w:tcMar></w:tcPr><w:p><w:r><w:rPr><w:rFonts w:ascii="Aptos" w:cs="Aptos" w:eastAsia="Aptos" w:hAnsi="Aptos"/><w:b w:val="false"/><w:bCs w:val="false"/><w:i w:val="false"/><w:iCs w:val="false"/><w:sz w:val="24"/><w:szCs w:val="24"/></w:rPr><w:t>[Y / N 4]</w:t></w:r></w:p></w:tc><w:tc><w:tcPr><w:tcW w:type="dxa" w:w="1400"/><w:tcBorders><w:top w:val="single" w:color="BFBFBF" w:sz="4"/><w:left w:val="single" w:color="BFBFBF" w:sz="4"/><w:bottom w:val="single" w:color="BFBFBF" w:sz="4"/><w:right w:val="single" w:color="BFBFBF" w:sz="4"/></w:tcBorders><w:tcMar><w:top w:type="dxa" w:w="80"/><w:left w:type="dxa" w:w="120"/><w:bottom w:type="dxa" w:w="80"/><w:right w:type="dxa" w:w="120"/></w:tcMar></w:tcPr><w:p><w:r><w:rPr><w:rFonts w:ascii="Aptos" w:cs="Aptos" w:eastAsia="Aptos" w:hAnsi="Aptos"/><w:b w:val="false"/><w:bCs w:val="false"/><w:i w:val="false"/><w:iCs w:val="false"/><w:sz w:val="24"/><w:szCs w:val="24"/></w:rPr><w:t>[Notes 4]</w:t></w:r></w:p></w:tc></w:tr><w:tr><w:tc><w:tcPr><w:tcW w:type="dxa" w:w="2400"/><w:tcBorders><w:top w:val="single" w:color="BFBFBF" w:sz="4"/><w:left w:val="single" w:color="BFBFBF" w:sz="4"/><w:bottom w:val="single" w:color="BFBFBF" w:sz="4"/><w:right w:val="single" w:color="BFBFBF" w:sz="4"/></w:tcBorders><w:tcMar><w:top w:type="dxa" w:w="80"/><w:left w:type="dxa" w:w="120"/><w:bottom w:type="dxa" w:w="80"/><w:right w:type="dxa" w:w="120"/></w:tcMar></w:tcPr><w:p><w:r><w:rPr><w:rFonts w:ascii="Aptos" w:cs="Aptos" w:eastAsia="Aptos" w:hAnsi="Aptos"/><w:b w:val="false"/><w:bCs w:val="false"/><w:i w:val="false"/><w:iCs w:val="false"/><w:sz w:val="24"/><w:szCs w:val="24"/></w:rPr><w:t>SBC consoles</w:t></w:r></w:p></w:tc><w:tc><w:tcPr><w:tcW w:type="dxa" w:w="2200"/><w:tcBorders><w:top w:val="single" w:color="BFBFBF" w:sz="4"/><w:left w:val="single" w:color="BFBFBF" w:sz="4"/><w:bottom w:val="single" w:color="BFBFBF" w:sz="4"/><w:right w:val="single" w:color="BFBFBF" w:sz="4"/></w:tcBorders><w:tcMar><w:top w:type="dxa" w:w="80"/><w:left w:type="dxa" w:w="120"/><w:bottom w:type="dxa" w:w="80"/><w:right w:type="dxa" w:w="120"/></w:tcMar></w:tcPr><w:p><w:r><w:rPr><w:rFonts w:ascii="Aptos" w:cs="Aptos" w:eastAsia="Aptos" w:hAnsi="Aptos"/><w:b w:val="false"/><w:bCs w:val="false"/><w:i w:val="false"/><w:iCs w:val="false"/><w:sz w:val="24"/><w:szCs w:val="24"/></w:rPr><w:t>[Account Lockout]</w:t></w:r></w:p></w:tc><w:tc><w:tcPr><w:tcW w:type="dxa" w:w="1560"/><w:tcBorders><w:top w:val="single" w:color="BFBFBF" w:sz="4"/><w:left w:val="single" w:color="BFBFBF" w:sz="4"/><w:bottom w:val="single" w:color="BFBFBF" w:sz="4"/><w:right w:val="single" w:color="BFBFBF" w:sz="4"/></w:tcBorders><w:tcMar><w:top w:type="dxa" w:w="80"/><w:left w:type="dxa" w:w="120"/><w:bottom w:type="dxa" w:w="80"/><w:right w:type="dxa" w:w="120"/></w:tcMar></w:tcPr><w:p><w:r><w:rPr><w:rFonts w:ascii="Aptos" w:cs="Aptos" w:eastAsia="Aptos" w:hAnsi="Aptos"/><w:b w:val="false"/><w:bCs w:val="false"/><w:i w:val="false"/><w:iCs w:val="false"/><w:sz w:val="24"/><w:szCs w:val="24"/></w:rPr><w:t>[Approved Value5]</w:t></w:r></w:p></w:tc><w:tc><w:tcPr><w:tcW w:type="dxa" w:w="1800"/><w:tcBorders><w:top w:val="single" w:color="BFBFBF" w:sz="4"/><w:left w:val="single" w:color="BFBFBF" w:sz="4"/><w:bottom w:val="single" w:color="BFBFBF" w:sz="4"/><w:right w:val="single" w:color="BFBFBF" w:sz="4"/></w:tcBorders><w:tcMar><w:top w:type="dxa" w:w="80"/><w:left w:type="dxa" w:w="120"/><w:bottom w:type="dxa" w:w="80"/><w:right w:type="dxa" w:w="120"/></w:tcMar></w:tcPr><w:p><w:r><w:rPr><w:rFonts w:ascii="Aptos" w:cs="Aptos" w:eastAsia="Aptos" w:hAnsi="Aptos"/><w:b w:val="false"/><w:bCs w:val="false"/><w:i w:val="false"/><w:iCs w:val="false"/><w:sz w:val="24"/><w:szCs w:val="24"/></w:rPr><w:t>[Y / N 5]</w:t></w:r></w:p></w:tc><w:tc><w:tcPr><w:tcW w:type="dxa" w:w="1400"/><w:tcBorders><w:top w:val="single" w:color="BFBFBF" w:sz="4"/><w:left w:val="single" w:color="BFBFBF" w:sz="4"/><w:bottom w:val="single" w:color="BFBFBF" w:sz="4"/><w:right w:val="single" w:color="BFBFBF" w:sz="4"/></w:tcBorders><w:tcMar><w:top w:type="dxa" w:w="80"/><w:left w:type="dxa" w:w="120"/><w:bottom w:type="dxa" w:w="80"/><w:right w:type="dxa" w:w="120"/></w:tcMar></w:tcPr><w:p><w:r><w:rPr><w:rFonts w:ascii="Aptos" w:cs="Aptos" w:eastAsia="Aptos" w:hAnsi="Aptos"/><w:b w:val="false"/><w:bCs w:val="false"/><w:i w:val="false"/><w:iCs w:val="false"/><w:sz w:val="24"/><w:szCs w:val="24"/></w:rPr><w:t>[Notes 5]</w:t></w:r></w:p></w:tc></w:tr></w:tbl><w:p><w:pPr><w:pStyle w:val="Heading2"/><w:spacing w:after="100" w:before="220"/></w:pPr><w:r><w:rPr><w:rFonts w:ascii="Aptos" w:cs="Aptos" w:eastAsia="Aptos" w:hAnsi="Aptos"/><w:b/><w:bCs/><w:color w:val="1B3A5C"/><w:sz w:val="26"/><w:szCs w:val="26"/></w:rPr><w:t>4. Network Zones and ACLs</w:t></w:r></w:p><w:p><w:pPr><w:spacing w:after="140"/></w:pPr><w:r><w:rPr><w:rFonts w:ascii="Aptos" w:cs="Aptos" w:eastAsia="Aptos" w:hAnsi="Aptos"/><w:i/><w:iCs/><w:color w:val="595959"/><w:sz w:val="24"/><w:szCs w:val="24"/></w:rPr><w:t>«Document the network zones, VLANs, and firewall/ACL rules that are part of the baseline and change-controlled (assessment 5A-5).»</w:t></w:r></w:p><w:tbl><w:tblPr><w:tblW w:type="dxa" w:w="9360"/><w:tblBorders><w:top w:val="single" w:color="auto" w:sz="4"/><w:left w:val="single" w:color="auto" w:sz="4"/><w:bottom w:val="single" w:color="auto" w:sz="4"/><w:right w:val="single" w:color="auto" w:sz="4"/><w:insideH w:val="single" w:color="auto" w:sz="4"/><w:insideV w:val="single" w:color="auto" w:sz="4"/></w:tblBorders></w:tblPr><w:tblGrid><w:gridCol w:w="2400"/><w:gridCol w:w="2200"/><w:gridCol w:w="1560"/><w:gridCol w:w="1800"/><w:gridCol w:w="1400"/></w:tblGrid><w:tr><w:trPr><w:tblHeader/></w:trPr><w:tc><w:tcPr><w:tcW w:type="dxa" w:w="2400"/><w:tcBorders><w:top w:val="single" w:color="BFBFBF" w:sz="4"/><w:left w:val="single" w:color="BFBFBF" w:sz="4"/><w:bottom w:val="single" w:color="BFBFBF" w:sz="4"/><w:right w:val="single" w:color="BFBFBF" w:sz="4"/></w:tcBorders><w:shd w:fill="1B3A5C" w:val="clear"/><w:tcMar><w:top w:type="dxa" w:w="80"/><w:left w:type="dxa" w:w="120"/><w:bottom w:type="dxa" w:w="80"/><w:right w:type="dxa" w:w="120"/></w:tcMar></w:tcPr><w:p><w:r><w:rPr><w:rFonts w:ascii="Aptos" w:cs="Aptos" w:eastAsia="Aptos" w:hAnsi="Aptos"/><w:b/><w:bCs/><w:color w:val="FFFFFF"/><w:sz w:val="24"/><w:szCs w:val="24"/></w:rPr><w:t>Zone / segment</w:t></w:r></w:p></w:tc><w:tc><w:tcPr><w:tcW w:type="dxa" w:w="2200"/><w:tcBorders><w:top w:val="single" w:color="BFBFBF" w:sz="4"/><w:left w:val="single" w:color="BFBFBF" w:sz="4"/><w:bottom w:val="single" w:color="BFBFBF" w:sz="4"/><w:right w:val="single" w:color="BFBFBF" w:sz="4"/></w:tcBorders><w:shd w:fill="1B3A5C" w:val="clear"/><w:tcMar><w:top w:type="dxa" w:w="80"/><w:left w:type="dxa" w:w="120"/><w:bottom w:type="dxa" w:w="80"/><w:right w:type="dxa" w:w="120"/></w:tcMar></w:tcPr><w:p><w:r><w:rPr><w:rFonts w:ascii="Aptos" w:cs="Aptos" w:eastAsia="Aptos" w:hAnsi="Aptos"/><w:b/><w:bCs/><w:color w:val="FFFFFF"/><w:sz w:val="24"/><w:szCs w:val="24"/></w:rPr><w:t>Purpose</w:t></w:r></w:p></w:tc><w:tc><w:tcPr><w:tcW w:type="dxa" w:w="1560"/><w:tcBorders><w:top w:val="single" w:color="BFBFBF" w:sz="4"/><w:left w:val="single" w:color="BFBFBF" w:sz="4"/><w:bottom w:val="single" w:color="BFBFBF" w:sz="4"/><w:right w:val="single" w:color="BFBFBF" w:sz="4"/></w:tcBorders><w:shd w:fill="1B3A5C" w:val="clear"/><w:tcMar><w:top w:type="dxa" w:w="80"/><w:left w:type="dxa" w:w="120"/><w:bottom w:type="dxa" w:w="80"/><w:right w:type="dxa" w:w="120"/></w:tcMar></w:tcPr><w:p><w:r><w:rPr><w:rFonts w:ascii="Aptos" w:cs="Aptos" w:eastAsia="Aptos" w:hAnsi="Aptos"/><w:b/><w:bCs/><w:color w:val="FFFFFF"/><w:sz w:val="24"/><w:szCs w:val="24"/></w:rPr><w:t>Allowed traffic / ACL summary</w:t></w:r></w:p></w:tc><w:tc><w:tcPr><w:tcW w:type="dxa" w:w="1800"/><w:tcBorders><w:top w:val="single" w:color="BFBFBF" w:sz="4"/><w:left w:val="single" w:color="BFBFBF" w:sz="4"/><w:bottom w:val="single" w:color="BFBFBF" w:sz="4"/><w:right w:val="single" w:color="BFBFBF" w:sz="4"/></w:tcBorders><w:shd w:fill="1B3A5C" w:val="clear"/><w:tcMar><w:top w:type="dxa" w:w="80"/><w:left w:type="dxa" w:w="120"/><w:bottom w:type="dxa" w:w="80"/><w:right w:type="dxa" w:w="120"/></w:tcMar></w:tcPr><w:p><w:r><w:rPr><w:rFonts w:ascii="Aptos" w:cs="Aptos" w:eastAsia="Aptos" w:hAnsi="Aptos"/><w:b/><w:bCs/><w:color w:val="FFFFFF"/><w:sz w:val="24"/><w:szCs w:val="24"/></w:rPr><w:t>Change-control reference</w:t></w:r></w:p></w:tc><w:tc><w:tcPr><w:tcW w:type="dxa" w:w="1400"/><w:tcBorders><w:top w:val="single" w:color="BFBFBF" w:sz="4"/><w:left w:val="single" w:color="BFBFBF" w:sz="4"/><w:bottom w:val="single" w:color="BFBFBF" w:sz="4"/><w:right w:val="single" w:color="BFBFBF" w:sz="4"/></w:tcBorders><w:shd w:fill="1B3A5C" w:val="clear"/><w:tcMar><w:top w:type="dxa" w:w="80"/><w:left w:type="dxa" w:w="120"/><w:bottom w:type="dxa" w:w="80"/><w:right w:type="dxa" w:w="120"/></w:tcMar></w:tcPr><w:p><w:r><w:rPr><w:rFonts w:ascii="Aptos" w:cs="Aptos" w:eastAsia="Aptos" w:hAnsi="Aptos"/><w:b/><w:bCs/><w:color w:val="FFFFFF"/><w:sz w:val="24"/><w:szCs w:val="24"/></w:rPr><w:t>Notes</w:t></w:r></w:p></w:tc></w:tr><w:tr><w:tc><w:tcPr><w:tcW w:type="dxa" w:w="2400"/><w:tcBorders><w:top w:val="single" w:color="BFBFBF" w:sz="4"/><w:left w:val="single" w:color="BFBFBF" w:sz="4"/><w:bottom w:val="single" w:color="BFBFBF" w:sz="4"/><w:right w:val="single" w:color="BFBFBF" w:sz="4"/></w:tcBorders><w:tcMar><w:top w:type="dxa" w:w="80"/><w:left w:type="dxa" w:w="120"/><w:bottom w:type="dxa" w:w="80"/><w:right w:type="dxa" w:w="120"/></w:tcMar></w:tcPr><w:p><w:r><w:rPr><w:rFonts w:ascii="Aptos" w:cs="Aptos" w:eastAsia="Aptos" w:hAnsi="Aptos"/><w:b w:val="false"/><w:bCs w:val="false"/><w:i w:val="false"/><w:iCs w:val="false"/><w:sz w:val="24"/><w:szCs w:val="24"/></w:rPr><w:t>[zone, e.g., dispatch VLAN]</w:t></w:r></w:p></w:tc><w:tc><w:tcPr><w:tcW w:type="dxa" w:w="2200"/><w:tcBorders><w:top w:val="single" w:color="BFBFBF" w:sz="4"/><w:left w:val="single" w:color="BFBFBF" w:sz="4"/><w:bottom w:val="single" w:color="BFBFBF" w:sz="4"/><w:right w:val="single" w:color="BFBFBF" w:sz="4"/></w:tcBorders><w:tcMar><w:top w:type="dxa" w:w="80"/><w:left w:type="dxa" w:w="120"/><w:bottom w:type="dxa" w:w="80"/><w:right w:type="dxa" w:w="120"/></w:tcMar></w:tcPr><w:p><w:r><w:rPr><w:rFonts w:ascii="Aptos" w:cs="Aptos" w:eastAsia="Aptos" w:hAnsi="Aptos"/><w:b w:val="false"/><w:bCs w:val="false"/><w:i w:val="false"/><w:iCs w:val="false"/><w:sz w:val="24"/><w:szCs w:val="24"/></w:rPr><w:t>[Purpose]</w:t></w:r></w:p></w:tc><w:tc><w:tcPr><w:tcW w:type="dxa" w:w="1560"/><w:tcBorders><w:top w:val="single" w:color="BFBFBF" w:sz="4"/><w:left w:val="single" w:color="BFBFBF" w:sz="4"/><w:bottom w:val="single" w:color="BFBFBF" w:sz="4"/><w:right w:val="single" w:color="BFBFBF" w:sz="4"/></w:tcBorders><w:tcMar><w:top w:type="dxa" w:w="80"/><w:left w:type="dxa" w:w="120"/><w:bottom w:type="dxa" w:w="80"/><w:right w:type="dxa" w:w="120"/></w:tcMar></w:tcPr><w:p><w:r><w:rPr><w:rFonts w:ascii="Aptos" w:cs="Aptos" w:eastAsia="Aptos" w:hAnsi="Aptos"/><w:b w:val="false"/><w:bCs w:val="false"/><w:i w:val="false"/><w:iCs w:val="false"/><w:sz w:val="24"/><w:szCs w:val="24"/></w:rPr><w:t>[Allowed Traffic / ACL Summary]</w:t></w:r></w:p></w:tc><w:tc><w:tcPr><w:tcW w:type="dxa" w:w="1800"/><w:tcBorders><w:top w:val="single" w:color="BFBFBF" w:sz="4"/><w:left w:val="single" w:color="BFBFBF" w:sz="4"/><w:bottom w:val="single" w:color="BFBFBF" w:sz="4"/><w:right w:val="single" w:color="BFBFBF" w:sz="4"/></w:tcBorders><w:tcMar><w:top w:type="dxa" w:w="80"/><w:left w:type="dxa" w:w="120"/><w:bottom w:type="dxa" w:w="80"/><w:right w:type="dxa" w:w="120"/></w:tcMar></w:tcPr><w:p><w:r><w:rPr><w:rFonts w:ascii="Aptos" w:cs="Aptos" w:eastAsia="Aptos" w:hAnsi="Aptos"/><w:b w:val="false"/><w:bCs w:val="false"/><w:i w:val="false"/><w:iCs w:val="false"/><w:sz w:val="24"/><w:szCs w:val="24"/></w:rPr><w:t>[Change Reference]</w:t></w:r></w:p></w:tc><w:tc><w:tcPr><w:tcW w:type="dxa" w:w="1400"/><w:tcBorders><w:top w:val="single" w:color="BFBFBF" w:sz="4"/><w:left w:val="single" w:color="BFBFBF" w:sz="4"/><w:bottom w:val="single" w:color="BFBFBF" w:sz="4"/><w:right w:val="single" w:color="BFBFBF" w:sz="4"/></w:tcBorders><w:tcMar><w:top w:type="dxa" w:w="80"/><w:left w:type="dxa" w:w="120"/><w:bottom w:type="dxa" w:w="80"/><w:right w:type="dxa" w:w="120"/></w:tcMar></w:tcPr><w:p><w:r><w:rPr><w:rFonts w:ascii="Aptos" w:cs="Aptos" w:eastAsia="Aptos" w:hAnsi="Aptos"/><w:b w:val="false"/><w:bCs w:val="false"/><w:i w:val="false"/><w:iCs w:val="false"/><w:sz w:val="24"/><w:szCs w:val="24"/></w:rPr><w:t>[Notes 6]</w:t></w:r></w:p></w:tc></w:tr><w:tr><w:tc><w:tcPr><w:tcW w:type="dxa" w:w="2400"/><w:tcBorders><w:top w:val="single" w:color="BFBFBF" w:sz="4"/><w:left w:val="single" w:color="BFBFBF" w:sz="4"/><w:bottom w:val="single" w:color="BFBFBF" w:sz="4"/><w:right w:val="single" w:color="BFBFBF" w:sz="4"/></w:tcBorders><w:tcMar><w:top w:type="dxa" w:w="80"/><w:left w:type="dxa" w:w="120"/><w:bottom w:type="dxa" w:w="80"/><w:right w:type="dxa" w:w="120"/></w:tcMar></w:tcPr><w:p><w:r><w:rPr><w:rFonts w:ascii="Aptos" w:cs="Aptos" w:eastAsia="Aptos" w:hAnsi="Aptos"/><w:b w:val="false"/><w:bCs w:val="false"/><w:i w:val="false"/><w:iCs w:val="false"/><w:sz w:val="24"/><w:szCs w:val="24"/></w:rPr><w:t>[Zone]</w:t></w:r></w:p></w:tc><w:tc><w:tcPr><w:tcW w:type="dxa" w:w="2200"/><w:tcBorders><w:top w:val="single" w:color="BFBFBF" w:sz="4"/><w:left w:val="single" w:color="BFBFBF" w:sz="4"/><w:bottom w:val="single" w:color="BFBFBF" w:sz="4"/><w:right w:val="single" w:color="BFBFBF" w:sz="4"/></w:tcBorders><w:tcMar><w:top w:type="dxa" w:w="80"/><w:left w:type="dxa" w:w="120"/><w:bottom w:type="dxa" w:w="80"/><w:right w:type="dxa" w:w="120"/></w:tcMar></w:tcPr><w:p><w:r><w:rPr><w:rFonts w:ascii="Aptos" w:cs="Aptos" w:eastAsia="Aptos" w:hAnsi="Aptos"/><w:b w:val="false"/><w:bCs w:val="false"/><w:i w:val="false"/><w:iCs w:val="false"/><w:sz w:val="24"/><w:szCs w:val="24"/></w:rPr><w:t>[Purpose2]</w:t></w:r></w:p></w:tc><w:tc><w:tcPr><w:tcW w:type="dxa" w:w="1560"/><w:tcBorders><w:top w:val="single" w:color="BFBFBF" w:sz="4"/><w:left w:val="single" w:color="BFBFBF" w:sz="4"/><w:bottom w:val="single" w:color="BFBFBF" w:sz="4"/><w:right w:val="single" w:color="BFBFBF" w:sz="4"/></w:tcBorders><w:tcMar><w:top w:type="dxa" w:w="80"/><w:left w:type="dxa" w:w="120"/><w:bottom w:type="dxa" w:w="80"/><w:right w:type="dxa" w:w="120"/></w:tcMar></w:tcPr><w:p><w:r><w:rPr><w:rFonts w:ascii="Aptos" w:cs="Aptos" w:eastAsia="Aptos" w:hAnsi="Aptos"/><w:b w:val="false"/><w:bCs w:val="false"/><w:i w:val="false"/><w:iCs w:val="false"/><w:sz w:val="24"/><w:szCs w:val="24"/></w:rPr><w:t>[Allowed Traffic / ACL Summary 2]</w:t></w:r></w:p></w:tc><w:tc><w:tcPr><w:tcW w:type="dxa" w:w="1800"/><w:tcBorders><w:top w:val="single" w:color="BFBFBF" w:sz="4"/><w:left w:val="single" w:color="BFBFBF" w:sz="4"/><w:bottom w:val="single" w:color="BFBFBF" w:sz="4"/><w:right w:val="single" w:color="BFBFBF" w:sz="4"/></w:tcBorders><w:tcMar><w:top w:type="dxa" w:w="80"/><w:left w:type="dxa" w:w="120"/><w:bottom w:type="dxa" w:w="80"/><w:right w:type="dxa" w:w="120"/></w:tcMar></w:tcPr><w:p><w:r><w:rPr><w:rFonts w:ascii="Aptos" w:cs="Aptos" w:eastAsia="Aptos" w:hAnsi="Aptos"/><w:b w:val="false"/><w:bCs w:val="false"/><w:i w:val="false"/><w:iCs w:val="false"/><w:sz w:val="24"/><w:szCs w:val="24"/></w:rPr><w:t>[Change Reference 2]</w:t></w:r></w:p></w:tc><w:tc><w:tcPr><w:tcW w:type="dxa" w:w="1400"/><w:tcBorders><w:top w:val="single" w:color="BFBFBF" w:sz="4"/><w:left w:val="single" w:color="BFBFBF" w:sz="4"/><w:bottom w:val="single" w:color="BFBFBF" w:sz="4"/><w:right w:val="single" w:color="BFBFBF" w:sz="4"/></w:tcBorders><w:tcMar><w:top w:type="dxa" w:w="80"/><w:left w:type="dxa" w:w="120"/><w:bottom w:type="dxa" w:w="80"/><w:right w:type="dxa" w:w="120"/></w:tcMar></w:tcPr><w:p><w:r><w:rPr><w:rFonts w:ascii="Aptos" w:cs="Aptos" w:eastAsia="Aptos" w:hAnsi="Aptos"/><w:b w:val="false"/><w:bCs w:val="false"/><w:i w:val="false"/><w:iCs w:val="false"/><w:sz w:val="24"/><w:szCs w:val="24"/></w:rPr><w:t>[Notes 7]</w:t></w:r></w:p></w:tc></w:tr><w:tr><w:tc><w:tcPr><w:tcW w:type="dxa" w:w="2400"/><w:tcBorders><w:top w:val="single" w:color="BFBFBF" w:sz="4"/><w:left w:val="single" w:color="BFBFBF" w:sz="4"/><w:bottom w:val="single" w:color="BFBFBF" w:sz="4"/><w:right w:val="single" w:color="BFBFBF" w:sz="4"/></w:tcBorders><w:tcMar><w:top w:type="dxa" w:w="80"/><w:left w:type="dxa" w:w="120"/><w:bottom w:type="dxa" w:w="80"/><w:right w:type="dxa" w:w="120"/></w:tcMar></w:tcPr><w:p><w:r><w:rPr><w:rFonts w:ascii="Aptos" w:cs="Aptos" w:eastAsia="Aptos" w:hAnsi="Aptos"/><w:b w:val="false"/><w:bCs w:val="false"/><w:i w:val="false"/><w:iCs w:val="false"/><w:sz w:val="24"/><w:szCs w:val="24"/></w:rPr><w:t>[Zone2]</w:t></w:r></w:p></w:tc><w:tc><w:tcPr><w:tcW w:type="dxa" w:w="2200"/><w:tcBorders><w:top w:val="single" w:color="BFBFBF" w:sz="4"/><w:left w:val="single" w:color="BFBFBF" w:sz="4"/><w:bottom w:val="single" w:color="BFBFBF" w:sz="4"/><w:right w:val="single" w:color="BFBFBF" w:sz="4"/></w:tcBorders><w:tcMar><w:top w:type="dxa" w:w="80"/><w:left w:type="dxa" w:w="120"/><w:bottom w:type="dxa" w:w="80"/><w:right w:type="dxa" w:w="120"/></w:tcMar></w:tcPr><w:p><w:r><w:rPr><w:rFonts w:ascii="Aptos" w:cs="Aptos" w:eastAsia="Aptos" w:hAnsi="Aptos"/><w:b w:val="false"/><w:bCs w:val="false"/><w:i w:val="false"/><w:iCs w:val="false"/><w:sz w:val="24"/><w:szCs w:val="24"/></w:rPr><w:t>[Purpose3]</w:t></w:r></w:p></w:tc><w:tc><w:tcPr><w:tcW w:type="dxa" w:w="1560"/><w:tcBorders><w:top w:val="single" w:color="BFBFBF" w:sz="4"/><w:left w:val="single" w:color="BFBFBF" w:sz="4"/><w:bottom w:val="single" w:color="BFBFBF" w:sz="4"/><w:right w:val="single" w:color="BFBFBF" w:sz="4"/></w:tcBorders><w:tcMar><w:top w:type="dxa" w:w="80"/><w:left w:type="dxa" w:w="120"/><w:bottom w:type="dxa" w:w="80"/><w:right w:type="dxa" w:w="120"/></w:tcMar></w:tcPr><w:p><w:r><w:rPr><w:rFonts w:ascii="Aptos" w:cs="Aptos" w:eastAsia="Aptos" w:hAnsi="Aptos"/><w:b w:val="false"/><w:bCs w:val="false"/><w:i w:val="false"/><w:iCs w:val="false"/><w:sz w:val="24"/><w:szCs w:val="24"/></w:rPr><w:t>[Allowed Traffic / ACL Summary 3]</w:t></w:r></w:p></w:tc><w:tc><w:tcPr><w:tcW w:type="dxa" w:w="1800"/><w:tcBorders><w:top w:val="single" w:color="BFBFBF" w:sz="4"/><w:left w:val="single" w:color="BFBFBF" w:sz="4"/><w:bottom w:val="single" w:color="BFBFBF" w:sz="4"/><w:right w:val="single" w:color="BFBFBF" w:sz="4"/></w:tcBorders><w:tcMar><w:top w:type="dxa" w:w="80"/><w:left w:type="dxa" w:w="120"/><w:bottom w:type="dxa" w:w="80"/><w:right w:type="dxa" w:w="120"/></w:tcMar></w:tcPr><w:p><w:r><w:rPr><w:rFonts w:ascii="Aptos" w:cs="Aptos" w:eastAsia="Aptos" w:hAnsi="Aptos"/><w:b w:val="false"/><w:bCs w:val="false"/><w:i w:val="false"/><w:iCs w:val="false"/><w:sz w:val="24"/><w:szCs w:val="24"/></w:rPr><w:t>[Change Reference 3]</w:t></w:r></w:p></w:tc><w:tc><w:tcPr><w:tcW w:type="dxa" w:w="1400"/><w:tcBorders><w:top w:val="single" w:color="BFBFBF" w:sz="4"/><w:left w:val="single" w:color="BFBFBF" w:sz="4"/><w:bottom w:val="single" w:color="BFBFBF" w:sz="4"/><w:right w:val="single" w:color="BFBFBF" w:sz="4"/></w:tcBorders><w:tcMar><w:top w:type="dxa" w:w="80"/><w:left w:type="dxa" w:w="120"/><w:bottom w:type="dxa" w:w="80"/><w:right w:type="dxa" w:w="120"/></w:tcMar></w:tcPr><w:p><w:r><w:rPr><w:rFonts w:ascii="Aptos" w:cs="Aptos" w:eastAsia="Aptos" w:hAnsi="Aptos"/><w:b w:val="false"/><w:bCs w:val="false"/><w:i w:val="false"/><w:iCs w:val="false"/><w:sz w:val="24"/><w:szCs w:val="24"/></w:rPr><w:t>[Notes 8]</w:t></w:r></w:p></w:tc></w:tr></w:tbl><w:p><w:pPr><w:pStyle w:val="Heading2"/><w:spacing w:after="100" w:before="220"/></w:pPr><w:r><w:rPr><w:rFonts w:ascii="Aptos" w:cs="Aptos" w:eastAsia="Aptos" w:hAnsi="Aptos"/><w:b/><w:bCs/><w:color w:val="1B3A5C"/><w:sz w:val="26"/><w:szCs w:val="26"/></w:rPr><w:t xml:space="preserve">5. Validation and Review</w:t></w:r></w:p><w:p><w:pPr><w:spacing w:after="140"/></w:pPr><w:r><w:rPr><w:rFonts w:ascii="Aptos" w:cs="Aptos" w:eastAsia="Aptos" w:hAnsi="Aptos"/><w:i/><w:iCs/><w:color w:val="595959"/><w:sz w:val="24"/><w:szCs w:val="24"/></w:rPr><w:t xml:space="preserve">«How and how often the as-built state is checked against the approved baseline, and who does it. Each change is recorded in the Change History below.»</w:t></w:r></w:p><w:p><w:pPr><w:spacing w:after="120" w:before="0"/></w:pPr><w:r><w:rPr><w:rFonts w:ascii="Aptos" w:cs="Aptos" w:eastAsia="Aptos" w:hAnsi="Aptos"/><w:b w:val="false"/><w:bCs w:val="false"/><w:i w:val="false"/><w:iCs w:val="false"/><w:sz w:val="24"/><w:szCs w:val="24"/></w:rPr><w:t>The approved baselines are validated against the as-built state through the Configuration Drift Detection Records, at least [Weekly / Monthly / Quarterly / Annually] and after any change, by the [Owner Role]. Every change to a baseline runs through the Change Management Policy and is recorded in the Change History below.</w:t></w:r></w:p><w:p><w:pPr><w:pStyle w:val="Heading2"/><w:spacing w:after="100" w:before="220"/></w:pPr><w:r><w:rPr><w:rFonts w:ascii="Aptos" w:cs="Aptos" w:eastAsia="Aptos" w:hAnsi="Aptos"/><w:b/><w:bCs/><w:color w:val="1B3A5C"/><w:sz w:val="26"/><w:szCs w:val="26"/></w:rPr><w:t xml:space="preserve">Profile Scaling Notes</w:t></w:r></w:p><w:p><w:pPr><w:spacing w:after="140"/></w:pPr><w:r><w:rPr><w:rFonts w:ascii="Aptos" w:cs="Aptos" w:eastAsia="Aptos" w:hAnsi="Aptos"/><w:i/><w:iCs/><w:color w:val="595959"/><w:sz w:val="24"/><w:szCs w:val="24"/></w:rPr><w:t xml:space="preserve">One short paragraph per profile: what minimum-viable looks like for that reader and where to scale up. Keep all three if this ships as a template; delete the profiles that do not apply once adopted.</w:t></w:r></w:p><w:tbl><w:tblPr><w:tblW w:type="dxa" w:w="9360"/><w:tblBorders><w:top w:val="single" w:color="auto" w:sz="4"/><w:left w:val="single" w:color="auto" w:sz="4"/><w:bottom w:val="single" w:color="auto" w:sz="4"/><w:right w:val="single" w:color="auto" w:sz="4"/><w:insideH w:val="single" w:color="auto" w:sz="4"/><w:insideV w:val="single" w:color="auto" w:sz="4"/></w:tblBorders></w:tblPr><w:tblGrid><w:gridCol w:w="3200"/><w:gridCol w:w="6160"/></w:tblGrid><w:tr><w:trPr><w:tblHeader/></w:trPr><w:tc><w:tcPr><w:tcW w:type="dxa" w:w="3200"/><w:tcBorders><w:top w:val="single" w:color="BFBFBF" w:sz="4"/><w:left w:val="single" w:color="BFBFBF" w:sz="4"/><w:bottom w:val="single" w:color="BFBFBF" w:sz="4"/><w:right w:val="single" w:color="BFBFBF" w:sz="4"/></w:tcBorders><w:shd w:fill="1B3A5C" w:val="clear"/><w:tcMar><w:top w:type="dxa" w:w="80"/><w:left w:type="dxa" w:w="120"/><w:bottom w:type="dxa" w:w="80"/><w:right w:type="dxa" w:w="120"/></w:tcMar></w:tcPr><w:p><w:r><w:rPr><w:rFonts w:ascii="Aptos" w:cs="Aptos" w:eastAsia="Aptos" w:hAnsi="Aptos"/><w:b/><w:bCs/><w:color w:val="FFFFFF"/><w:sz w:val="24"/><w:szCs w:val="24"/></w:rPr><w:t xml:space="preserve">PSAP Profile</w:t></w:r></w:p></w:tc><w:tc><w:tcPr><w:tcW w:type="dxa" w:w="6160"/><w:tcBorders><w:top w:val="single" w:color="BFBFBF" w:sz="4"/><w:left w:val="single" w:color="BFBFBF" w:sz="4"/><w:bottom w:val="single" w:color="BFBFBF" w:sz="4"/><w:right w:val="single" w:color="BFBFBF" w:sz="4"/></w:tcBorders><w:shd w:fill="1B3A5C" w:val="clear"/><w:tcMar><w:top w:type="dxa" w:w="80"/><w:left w:type="dxa" w:w="120"/><w:bottom w:type="dxa" w:w="80"/><w:right w:type="dxa" w:w="120"/></w:tcMar></w:tcPr><w:p><w:r><w:rPr><w:rFonts w:ascii="Aptos" w:cs="Aptos" w:eastAsia="Aptos" w:hAnsi="Aptos"/><w:b/><w:bCs/><w:color w:val="FFFFFF"/><w:sz w:val="24"/><w:szCs w:val="24"/></w:rPr><w:t xml:space="preserve">Minimum-viable implementation</w:t></w:r></w:p></w:tc></w:tr><w:tr><w:tc><w:tcPr><w:tcW w:type="dxa" w:w="3200"/><w:tcBorders><w:top w:val="single" w:color="BFBFBF" w:sz="4"/><w:left w:val="single" w:color="BFBFBF" w:sz="4"/><w:bottom w:val="single" w:color="BFBFBF" w:sz="4"/><w:right w:val="single" w:color="BFBFBF" w:sz="4"/></w:tcBorders><w:tcMar><w:top w:type="dxa" w:w="80"/><w:left w:type="dxa" w:w="120"/><w:bottom w:type="dxa" w:w="80"/><w:right w:type="dxa" w:w="120"/></w:tcMar></w:tcPr><w:p><w:r><w:rPr><w:rFonts w:ascii="Aptos" w:cs="Aptos" w:eastAsia="Aptos" w:hAnsi="Aptos"/><w:b w:val="false"/><w:bCs w:val="false"/><w:i w:val="false"/><w:iCs w:val="false"/><w:sz w:val="24"/><w:szCs w:val="24"/></w:rPr><w:t xml:space="preserve">Small (1–5 dispatchers, no in-house IT)</w:t></w:r></w:p></w:tc><w:tc><w:tcPr><w:tcW w:type="dxa" w:w="6160"/><w:tcBorders><w:top w:val="single" w:color="BFBFBF" w:sz="4"/><w:left w:val="single" w:color="BFBFBF" w:sz="4"/><w:bottom w:val="single" w:color="BFBFBF" w:sz="4"/><w:right w:val="single" w:color="BFBFBF" w:sz="4"/></w:tcBorders><w:tcMar><w:top w:type="dxa" w:w="80"/><w:left w:type="dxa" w:w="120"/><w:bottom w:type="dxa" w:w="80"/><w:right w:type="dxa" w:w="120"/></w:tcMar></w:tcPr><w:p><w:r><w:rPr><w:rFonts w:ascii="Aptos" w:cs="Aptos" w:eastAsia="Aptos" w:hAnsi="Aptos"/><w:b w:val="false"/><w:bCs w:val="false"/><w:i w:val="false"/><w:iCs w:val="false"/><w:sz w:val="24"/><w:szCs w:val="24"/></w:rPr><w:t>A handful of baselines kept as written documents: one for workstations, one for servers, one for the network and telephony gear. County or vendor IT sets them from vendor hardening guides and the director keeps them current.</w:t></w:r></w:p></w:tc></w:tr><w:tr><w:tc><w:tcPr><w:tcW w:type="dxa" w:w="3200"/><w:tcBorders><w:top w:val="single" w:color="BFBFBF" w:sz="4"/><w:left w:val="single" w:color="BFBFBF" w:sz="4"/><w:bottom w:val="single" w:color="BFBFBF" w:sz="4"/><w:right w:val="single" w:color="BFBFBF" w:sz="4"/></w:tcBorders><w:tcMar><w:top w:type="dxa" w:w="80"/><w:left w:type="dxa" w:w="120"/><w:bottom w:type="dxa" w:w="80"/><w:right w:type="dxa" w:w="120"/></w:tcMar></w:tcPr><w:p><w:r><w:rPr><w:rFonts w:ascii="Aptos" w:cs="Aptos" w:eastAsia="Aptos" w:hAnsi="Aptos"/><w:b w:val="false"/><w:bCs w:val="false"/><w:i w:val="false"/><w:iCs w:val="false"/><w:sz w:val="24"/><w:szCs w:val="24"/></w:rPr><w:t xml:space="preserve">Medium (6–25, shared county IT)</w:t></w:r></w:p></w:tc><w:tc><w:tcPr><w:tcW w:type="dxa" w:w="6160"/><w:tcBorders><w:top w:val="single" w:color="BFBFBF" w:sz="4"/><w:left w:val="single" w:color="BFBFBF" w:sz="4"/><w:bottom w:val="single" w:color="BFBFBF" w:sz="4"/><w:right w:val="single" w:color="BFBFBF" w:sz="4"/></w:tcBorders><w:tcMar><w:top w:type="dxa" w:w="80"/><w:left w:type="dxa" w:w="120"/><w:bottom w:type="dxa" w:w="80"/><w:right w:type="dxa" w:w="120"/></w:tcMar></w:tcPr><w:p><w:r><w:rPr><w:rFonts w:ascii="Aptos" w:cs="Aptos" w:eastAsia="Aptos" w:hAnsi="Aptos"/><w:b w:val="false"/><w:bCs w:val="false"/><w:i w:val="false"/><w:iCs w:val="false"/><w:sz w:val="24"/><w:szCs w:val="24"/></w:rPr><w:t>County IT maintains a baseline per system type and pushes settings where it can (for example, Group Policy for workstations). Baselines are reviewed on a set cycle and after major changes.</w:t></w:r></w:p></w:tc></w:tr><w:tr><w:tc><w:tcPr><w:tcW w:type="dxa" w:w="3200"/><w:tcBorders><w:top w:val="single" w:color="BFBFBF" w:sz="4"/><w:left w:val="single" w:color="BFBFBF" w:sz="4"/><w:bottom w:val="single" w:color="BFBFBF" w:sz="4"/><w:right w:val="single" w:color="BFBFBF" w:sz="4"/></w:tcBorders><w:tcMar><w:top w:type="dxa" w:w="80"/><w:left w:type="dxa" w:w="120"/><w:bottom w:type="dxa" w:w="80"/><w:right w:type="dxa" w:w="120"/></w:tcMar></w:tcPr><w:p><w:r><w:rPr><w:rFonts w:ascii="Aptos" w:cs="Aptos" w:eastAsia="Aptos" w:hAnsi="Aptos"/><w:b w:val="false"/><w:bCs w:val="false"/><w:i w:val="false"/><w:iCs w:val="false"/><w:sz w:val="24"/><w:szCs w:val="24"/></w:rPr><w:t xml:space="preserve">Large (25+, dedicated IT/security)</w:t></w:r></w:p></w:tc><w:tc><w:tcPr><w:tcW w:type="dxa" w:w="6160"/><w:tcBorders><w:top w:val="single" w:color="BFBFBF" w:sz="4"/><w:left w:val="single" w:color="BFBFBF" w:sz="4"/><w:bottom w:val="single" w:color="BFBFBF" w:sz="4"/><w:right w:val="single" w:color="BFBFBF" w:sz="4"/></w:tcBorders><w:tcMar><w:top w:type="dxa" w:w="80"/><w:left w:type="dxa" w:w="120"/><w:bottom w:type="dxa" w:w="80"/><w:right w:type="dxa" w:w="120"/></w:tcMar></w:tcPr><w:p><w:r><w:rPr><w:rFonts w:ascii="Aptos" w:cs="Aptos" w:eastAsia="Aptos" w:hAnsi="Aptos"/><w:b w:val="false"/><w:bCs w:val="false"/><w:i w:val="false"/><w:iCs w:val="false"/><w:sz w:val="24"/><w:szCs w:val="24"/></w:rPr><w:t>Baselines are managed through a configuration-management tool, version-controlled and enforced automatically, with drift surfaced through the drift records.</w:t></w:r></w:p></w:tc></w:tr></w:tbl><w:p><w:pPr><w:spacing w:after="60"/></w:pPr></w:p><w:tbl><w:tblPr><w:tblW w:type="dxa" w:w="9360"/><w:tblBorders><w:top w:val="single" w:color="auto" w:sz="4"/><w:left w:val="single" w:color="auto" w:sz="4"/><w:bottom w:val="single" w:color="auto" w:sz="4"/><w:right w:val="single" w:color="auto" w:sz="4"/><w:insideH w:val="single" w:color="auto" w:sz="4"/><w:insideV w:val="single" w:color="auto" w:sz="4"/></w:tblBorders></w:tblPr><w:tblGrid><w:gridCol w:w="9360"/></w:tblGrid><w:tr><w:tc><w:tcPr><w:tcW w:type="dxa" w:w="9360"/><w:tcBorders><w:top w:val="single" w:color="BFBFBF" w:sz="4"/><w:left w:val="single" w:color="BFBFBF" w:sz="4"/><w:bottom w:val="single" w:color="BFBFBF" w:sz="4"/><w:right w:val="single" w:color="BFBFBF" w:sz="4"/></w:tcBorders><w:shd w:fill="EEF2F7" w:val="clear"/><w:tcMar><w:top w:type="dxa" w:w="80"/><w:left w:type="dxa" w:w="120"/><w:bottom w:type="dxa" w:w="80"/><w:right w:type="dxa" w:w="120"/></w:tcMar></w:tcPr><w:p><w:pPr><w:spacing w:after="60"/></w:pPr><w:r><w:rPr><w:rFonts w:ascii="Aptos" w:cs="Aptos" w:eastAsia="Aptos" w:hAnsi="Aptos"/><w:b/><w:bCs/><w:i w:val="false"/><w:iCs w:val="false"/><w:color w:val="1B3A5C"/><w:sz w:val="24"/><w:szCs w:val="24"/></w:rPr><w:t xml:space="preserve">Source Authority</w:t></w:r></w:p><w:p><w:pPr><w:spacing w:after="140"/></w:pPr><w:r><w:rPr><w:rFonts w:ascii="Aptos" w:cs="Aptos" w:eastAsia="Aptos" w:hAnsi="Aptos"/><w:i/><w:iCs/><w:color w:val="595959"/><w:sz w:val="24"/><w:szCs w:val="24"/></w:rPr><w:t xml:space="preserve">List only the authorities that map to content in this artifact. Group by authority; order sections and control IDs numerically. No padding. Replace the lines below with the citations that actually apply.</w:t></w:r></w:p><w:p><w:pPr><w:spacing w:after="40" w:before="0"/></w:pPr><w:r><w:rPr><w:rFonts w:ascii="Aptos" w:cs="Aptos" w:eastAsia="Aptos" w:hAnsi="Aptos"/><w:b w:val="false"/><w:bCs w:val="false"/><w:i w:val="false"/><w:iCs w:val="false"/><w:sz w:val="24"/><w:szCs w:val="24"/></w:rPr><w:t>NENA-STA-040.2-2024: §6.2.5, §6.9, §6.10.2, §6.19</w:t></w:r></w:p><w:p><w:pPr><w:spacing w:after="40" w:before="0"/></w:pPr><w:r><w:rPr><w:rFonts w:ascii="Aptos" w:cs="Aptos" w:eastAsia="Aptos" w:hAnsi="Aptos"/><w:b w:val="false"/><w:bCs w:val="false"/><w:i w:val="false"/><w:iCs w:val="false"/><w:sz w:val="24"/><w:szCs w:val="24"/></w:rPr><w:t>NIST SP 800-53 Rev. 5: AC-7, CM-2, CM-6, CM-7, IA-5, SC-7</w:t></w:r></w:p></w:tc></w:tr></w:tbl><w:p><w:pPr><w:pStyle w:val="Heading2"/><w:spacing w:after="100" w:before="220"/></w:pPr><w:r><w:rPr><w:rFonts w:ascii="Aptos" w:cs="Aptos" w:eastAsia="Aptos" w:hAnsi="Aptos"/><w:b/><w:bCs/><w:color w:val="1B3A5C"/><w:sz w:val="26"/><w:szCs w:val="26"/></w:rPr><w:t xml:space="preserve">Approval Signatures</w:t></w:r></w:p><w:tbl><w:tblPr><w:tblW w:type="dxa" w:w="9360"/><w:tblBorders><w:top w:val="single" w:color="auto" w:sz="4"/><w:left w:val="single" w:color="auto" w:sz="4"/><w:bottom w:val="single" w:color="auto" w:sz="4"/><w:right w:val="single" w:color="auto" w:sz="4"/><w:insideH w:val="single" w:color="auto" w:sz="4"/><w:insideV w:val="single" w:color="auto" w:sz="4"/></w:tblBorders></w:tblPr><w:tblGrid><w:gridCol w:w="3000"/><w:gridCol w:w="2360"/><w:gridCol w:w="2600"/><w:gridCol w:w="1400"/></w:tblGrid><w:tr><w:trPr><w:tblHeader/></w:trPr><w:tc><w:tcPr><w:tcW w:type="dxa" w:w="3000"/><w:tcBorders><w:top w:val="single" w:color="BFBFBF" w:sz="4"/><w:left w:val="single" w:color="BFBFBF" w:sz="4"/><w:bottom w:val="single" w:color="BFBFBF" w:sz="4"/><w:right w:val="single" w:color="BFBFBF" w:sz="4"/></w:tcBorders><w:shd w:fill="1B3A5C" w:val="clear"/><w:tcMar><w:top w:type="dxa" w:w="80"/><w:left w:type="dxa" w:w="120"/><w:bottom w:type="dxa" w:w="80"/><w:right w:type="dxa" w:w="120"/></w:tcMar></w:tcPr><w:p><w:r><w:rPr><w:rFonts w:ascii="Aptos" w:cs="Aptos" w:eastAsia="Aptos" w:hAnsi="Aptos"/><w:b/><w:bCs/><w:color w:val="FFFFFF"/><w:sz w:val="24"/><w:szCs w:val="24"/></w:rPr><w:t xml:space="preserve">Role</w:t></w:r></w:p></w:tc><w:tc><w:tcPr><w:tcW w:type="dxa" w:w="2360"/><w:tcBorders><w:top w:val="single" w:color="BFBFBF" w:sz="4"/><w:left w:val="single" w:color="BFBFBF" w:sz="4"/><w:bottom w:val="single" w:color="BFBFBF" w:sz="4"/><w:right w:val="single" w:color="BFBFBF" w:sz="4"/></w:tcBorders><w:shd w:fill="1B3A5C" w:val="clear"/><w:tcMar><w:top w:type="dxa" w:w="80"/><w:left w:type="dxa" w:w="120"/><w:bottom w:type="dxa" w:w="80"/><w:right w:type="dxa" w:w="120"/></w:tcMar></w:tcPr><w:p><w:r><w:rPr><w:rFonts w:ascii="Aptos" w:cs="Aptos" w:eastAsia="Aptos" w:hAnsi="Aptos"/><w:b/><w:bCs/><w:color w:val="FFFFFF"/><w:sz w:val="24"/><w:szCs w:val="24"/></w:rPr><w:t xml:space="preserve">Name</w:t></w:r></w:p></w:tc><w:tc><w:tcPr><w:tcW w:type="dxa" w:w="2600"/><w:tcBorders><w:top w:val="single" w:color="BFBFBF" w:sz="4"/><w:left w:val="single" w:color="BFBFBF" w:sz="4"/><w:bottom w:val="single" w:color="BFBFBF" w:sz="4"/><w:right w:val="single" w:color="BFBFBF" w:sz="4"/></w:tcBorders><w:shd w:fill="1B3A5C" w:val="clear"/><w:tcMar><w:top w:type="dxa" w:w="80"/><w:left w:type="dxa" w:w="120"/><w:bottom w:type="dxa" w:w="80"/><w:right w:type="dxa" w:w="120"/></w:tcMar></w:tcPr><w:p><w:r><w:rPr><w:rFonts w:ascii="Aptos" w:cs="Aptos" w:eastAsia="Aptos" w:hAnsi="Aptos"/><w:b/><w:bCs/><w:color w:val="FFFFFF"/><w:sz w:val="24"/><w:szCs w:val="24"/></w:rPr><w:t xml:space="preserve">Signature</w:t></w:r></w:p></w:tc><w:tc><w:tcPr><w:tcW w:type="dxa" w:w="1400"/><w:tcBorders><w:top w:val="single" w:color="BFBFBF" w:sz="4"/><w:left w:val="single" w:color="BFBFBF" w:sz="4"/><w:bottom w:val="single" w:color="BFBFBF" w:sz="4"/><w:right w:val="single" w:color="BFBFBF" w:sz="4"/></w:tcBorders><w:shd w:fill="1B3A5C" w:val="clear"/><w:tcMar><w:top w:type="dxa" w:w="80"/><w:left w:type="dxa" w:w="120"/><w:bottom w:type="dxa" w:w="80"/><w:right w:type="dxa" w:w="120"/></w:tcMar></w:tcPr><w:p><w:r><w:rPr><w:rFonts w:ascii="Aptos" w:cs="Aptos" w:eastAsia="Aptos" w:hAnsi="Aptos"/><w:b/><w:bCs/><w:color w:val="FFFFFF"/><w:sz w:val="24"/><w:szCs w:val="24"/></w:rPr><w:t xml:space="preserve">Date</w:t></w:r></w:p></w:tc></w:tr><w:tr><w:tc><w:tcPr><w:tcW w:type="dxa" w:w="3000"/><w:tcBorders><w:top w:val="single" w:color="BFBFBF" w:sz="4"/><w:left w:val="single" w:color="BFBFBF" w:sz="4"/><w:bottom w:val="single" w:color="BFBFBF" w:sz="4"/><w:right w:val="single" w:color="BFBFBF" w:sz="4"/></w:tcBorders><w:tcMar><w:top w:type="dxa" w:w="80"/><w:left w:type="dxa" w:w="120"/><w:bottom w:type="dxa" w:w="80"/><w:right w:type="dxa" w:w="120"/></w:tcMar></w:tcPr><w:p><w:r><w:rPr><w:rFonts w:ascii="Aptos" w:cs="Aptos" w:eastAsia="Aptos" w:hAnsi="Aptos"/><w:b w:val="false"/><w:bCs w:val="false"/><w:i w:val="false"/><w:iCs w:val="false"/><w:sz w:val="24"/><w:szCs w:val="24"/></w:rPr><w:t xml:space="preserve">[System Owner (role)]</w:t></w:r></w:p></w:tc><w:tc><w:tcPr><w:tcW w:type="dxa" w:w="2360"/><w:tcBorders><w:top w:val="single" w:color="BFBFBF" w:sz="4"/><w:left w:val="single" w:color="BFBFBF" w:sz="4"/><w:bottom w:val="single" w:color="BFBFBF" w:sz="4"/><w:right w:val="single" w:color="BFBFBF" w:sz="4"/></w:tcBorders><w:tcMar><w:top w:type="dxa" w:w="80"/><w:left w:type="dxa" w:w="120"/><w:bottom w:type="dxa" w:w="80"/><w:right w:type="dxa" w:w="120"/></w:tcMar></w:tcPr><w:p/></w:tc><w:tc><w:tcPr><w:tcW w:type="dxa" w:w="2600"/><w:tcBorders><w:top w:val="single" w:color="BFBFBF" w:sz="4"/><w:left w:val="single" w:color="BFBFBF" w:sz="4"/><w:bottom w:val="single" w:color="BFBFBF" w:sz="4"/><w:right w:val="single" w:color="BFBFBF" w:sz="4"/></w:tcBorders><w:tcMar><w:top w:type="dxa" w:w="80"/><w:left w:type="dxa" w:w="120"/><w:bottom w:type="dxa" w:w="80"/><w:right w:type="dxa" w:w="120"/></w:tcMar></w:tcPr><w:p/></w:tc><w:tc><w:tcPr><w:tcW w:type="dxa" w:w="1400"/><w:tcBorders><w:top w:val="single" w:color="BFBFBF" w:sz="4"/><w:left w:val="single" w:color="BFBFBF" w:sz="4"/><w:bottom w:val="single" w:color="BFBFBF" w:sz="4"/><w:right w:val="single" w:color="BFBFBF" w:sz="4"/></w:tcBorders><w:tcMar><w:top w:type="dxa" w:w="80"/><w:left w:type="dxa" w:w="120"/><w:bottom w:type="dxa" w:w="80"/><w:right w:type="dxa" w:w="120"/></w:tcMar></w:tcPr><w:p/></w:tc></w:tr><w:tr><w:tc><w:tcPr><w:tcW w:type="dxa" w:w="3000"/><w:tcBorders><w:top w:val="single" w:color="BFBFBF" w:sz="4"/><w:left w:val="single" w:color="BFBFBF" w:sz="4"/><w:bottom w:val="single" w:color="BFBFBF" w:sz="4"/><w:right w:val="single" w:color="BFBFBF" w:sz="4"/></w:tcBorders><w:tcMar><w:top w:type="dxa" w:w="80"/><w:left w:type="dxa" w:w="120"/><w:bottom w:type="dxa" w:w="80"/><w:right w:type="dxa" w:w="120"/></w:tcMar></w:tcPr><w:p><w:r><w:rPr><w:rFonts w:ascii="Aptos" w:cs="Aptos" w:eastAsia="Aptos" w:hAnsi="Aptos"/><w:b w:val="false"/><w:bCs w:val="false"/><w:i w:val="false"/><w:iCs w:val="false"/><w:sz w:val="24"/><w:szCs w:val="24"/></w:rPr><w:t xml:space="preserve">[Security Reviewer (role)]</w:t></w:r></w:p></w:tc><w:tc><w:tcPr><w:tcW w:type="dxa" w:w="2360"/><w:tcBorders><w:top w:val="single" w:color="BFBFBF" w:sz="4"/><w:left w:val="single" w:color="BFBFBF" w:sz="4"/><w:bottom w:val="single" w:color="BFBFBF" w:sz="4"/><w:right w:val="single" w:color="BFBFBF" w:sz="4"/></w:tcBorders><w:tcMar><w:top w:type="dxa" w:w="80"/><w:left w:type="dxa" w:w="120"/><w:bottom w:type="dxa" w:w="80"/><w:right w:type="dxa" w:w="120"/></w:tcMar></w:tcPr><w:p/></w:tc><w:tc><w:tcPr><w:tcW w:type="dxa" w:w="2600"/><w:tcBorders><w:top w:val="single" w:color="BFBFBF" w:sz="4"/><w:left w:val="single" w:color="BFBFBF" w:sz="4"/><w:bottom w:val="single" w:color="BFBFBF" w:sz="4"/><w:right w:val="single" w:color="BFBFBF" w:sz="4"/></w:tcBorders><w:tcMar><w:top w:type="dxa" w:w="80"/><w:left w:type="dxa" w:w="120"/><w:bottom w:type="dxa" w:w="80"/><w:right w:type="dxa" w:w="120"/></w:tcMar></w:tcPr><w:p/></w:tc><w:tc><w:tcPr><w:tcW w:type="dxa" w:w="1400"/><w:tcBorders><w:top w:val="single" w:color="BFBFBF" w:sz="4"/><w:left w:val="single" w:color="BFBFBF" w:sz="4"/><w:bottom w:val="single" w:color="BFBFBF" w:sz="4"/><w:right w:val="single" w:color="BFBFBF" w:sz="4"/></w:tcBorders><w:tcMar><w:top w:type="dxa" w:w="80"/><w:left w:type="dxa" w:w="120"/><w:bottom w:type="dxa" w:w="80"/><w:right w:type="dxa" w:w="120"/></w:tcMar></w:tcPr><w:p/></w:tc></w:tr></w:tbl><w:p><w:pPr><w:pStyle w:val="Heading2"/><w:spacing w:after="100" w:before="220"/></w:pPr><w:r><w:rPr><w:rFonts w:ascii="Aptos" w:cs="Aptos" w:eastAsia="Aptos" w:hAnsi="Aptos"/><w:b/><w:bCs/><w:color w:val="1B3A5C"/><w:sz w:val="26"/><w:szCs w:val="26"/></w:rPr><w:t xml:space="preserve">Change History</w:t></w:r></w:p><w:p><w:pPr><w:spacing w:after="140"/></w:pPr><w:r><w:rPr><w:rFonts w:ascii="Aptos" w:cs="Aptos" w:eastAsia="Aptos" w:hAnsi="Aptos"/><w:i/><w:iCs/><w:color w:val="595959"/><w:sz w:val="24"/><w:szCs w:val="24"/></w:rPr><w:t xml:space="preserve">«This table is the Configuration Record’s required change-history element. Add one row per configuration change.»</w:t></w:r></w:p><w:tbl><w:tblPr><w:tblW w:type="dxa" w:w="9360"/><w:tblBorders><w:top w:val="single" w:color="auto" w:sz="4"/><w:left w:val="single" w:color="auto" w:sz="4"/><w:bottom w:val="single" w:color="auto" w:sz="4"/><w:right w:val="single" w:color="auto" w:sz="4"/><w:insideH w:val="single" w:color="auto" w:sz="4"/><w:insideV w:val="single" w:color="auto" w:sz="4"/></w:tblBorders></w:tblPr><w:tblGrid><w:gridCol w:w="1300"/><w:gridCol w:w="1600"/><w:gridCol w:w="2200"/><w:gridCol w:w="4260"/></w:tblGrid><w:tr><w:trPr><w:tblHeader/></w:trPr><w:tc><w:tcPr><w:tcW w:type="dxa" w:w="1300"/><w:tcBorders><w:top w:val="single" w:color="BFBFBF" w:sz="4"/><w:left w:val="single" w:color="BFBFBF" w:sz="4"/><w:bottom w:val="single" w:color="BFBFBF" w:sz="4"/><w:right w:val="single" w:color="BFBFBF" w:sz="4"/></w:tcBorders><w:shd w:fill="1B3A5C" w:val="clear"/><w:tcMar><w:top w:type="dxa" w:w="80"/><w:left w:type="dxa" w:w="120"/><w:bottom w:type="dxa" w:w="80"/><w:right w:type="dxa" w:w="120"/></w:tcMar></w:tcPr><w:p><w:r><w:rPr><w:rFonts w:ascii="Aptos" w:cs="Aptos" w:eastAsia="Aptos" w:hAnsi="Aptos"/><w:b/><w:bCs/><w:color w:val="FFFFFF"/><w:sz w:val="24"/><w:szCs w:val="24"/></w:rPr><w:t xml:space="preserve">Version</w:t></w:r></w:p></w:tc><w:tc><w:tcPr><w:tcW w:type="dxa" w:w="1600"/><w:tcBorders><w:top w:val="single" w:color="BFBFBF" w:sz="4"/><w:left w:val="single" w:color="BFBFBF" w:sz="4"/><w:bottom w:val="single" w:color="BFBFBF" w:sz="4"/><w:right w:val="single" w:color="BFBFBF" w:sz="4"/></w:tcBorders><w:shd w:fill="1B3A5C" w:val="clear"/><w:tcMar><w:top w:type="dxa" w:w="80"/><w:left w:type="dxa" w:w="120"/><w:bottom w:type="dxa" w:w="80"/><w:right w:type="dxa" w:w="120"/></w:tcMar></w:tcPr><w:p><w:r><w:rPr><w:rFonts w:ascii="Aptos" w:cs="Aptos" w:eastAsia="Aptos" w:hAnsi="Aptos"/><w:b/><w:bCs/><w:color w:val="FFFFFF"/><w:sz w:val="24"/><w:szCs w:val="24"/></w:rPr><w:t xml:space="preserve">Date</w:t></w:r></w:p></w:tc><w:tc><w:tcPr><w:tcW w:type="dxa" w:w="2200"/><w:tcBorders><w:top w:val="single" w:color="BFBFBF" w:sz="4"/><w:left w:val="single" w:color="BFBFBF" w:sz="4"/><w:bottom w:val="single" w:color="BFBFBF" w:sz="4"/><w:right w:val="single" w:color="BFBFBF" w:sz="4"/></w:tcBorders><w:shd w:fill="1B3A5C" w:val="clear"/><w:tcMar><w:top w:type="dxa" w:w="80"/><w:left w:type="dxa" w:w="120"/><w:bottom w:type="dxa" w:w="80"/><w:right w:type="dxa" w:w="120"/></w:tcMar></w:tcPr><w:p><w:r><w:rPr><w:rFonts w:ascii="Aptos" w:cs="Aptos" w:eastAsia="Aptos" w:hAnsi="Aptos"/><w:b/><w:bCs/><w:color w:val="FFFFFF"/><w:sz w:val="24"/><w:szCs w:val="24"/></w:rPr><w:t xml:space="preserve">Author</w:t></w:r></w:p></w:tc><w:tc><w:tcPr><w:tcW w:type="dxa" w:w="4260"/><w:tcBorders><w:top w:val="single" w:color="BFBFBF" w:sz="4"/><w:left w:val="single" w:color="BFBFBF" w:sz="4"/><w:bottom w:val="single" w:color="BFBFBF" w:sz="4"/><w:right w:val="single" w:color="BFBFBF" w:sz="4"/></w:tcBorders><w:shd w:fill="1B3A5C" w:val="clear"/><w:tcMar><w:top w:type="dxa" w:w="80"/><w:left w:type="dxa" w:w="120"/><w:bottom w:type="dxa" w:w="80"/><w:right w:type="dxa" w:w="120"/></w:tcMar></w:tcPr><w:p><w:r><w:rPr><w:rFonts w:ascii="Aptos" w:cs="Aptos" w:eastAsia="Aptos" w:hAnsi="Aptos"/><w:b/><w:bCs/><w:color w:val="FFFFFF"/><w:sz w:val="24"/><w:szCs w:val="24"/></w:rPr><w:t xml:space="preserve">Summary of Change</w:t></w:r></w:p></w:tc></w:tr><w:tr><w:tc><w:tcPr><w:tcW w:type="dxa" w:w="1300"/><w:tcBorders><w:top w:val="single" w:color="BFBFBF" w:sz="4"/><w:left w:val="single" w:color="BFBFBF" w:sz="4"/><w:bottom w:val="single" w:color="BFBFBF" w:sz="4"/><w:right w:val="single" w:color="BFBFBF" w:sz="4"/></w:tcBorders><w:tcMar><w:top w:type="dxa" w:w="80"/><w:left w:type="dxa" w:w="120"/><w:bottom w:type="dxa" w:w="80"/><w:right w:type="dxa" w:w="120"/></w:tcMar></w:tcPr><w:p><w:r><w:rPr><w:rFonts w:ascii="Aptos" w:cs="Aptos" w:eastAsia="Aptos" w:hAnsi="Aptos"/><w:b w:val="false"/><w:bCs w:val="false"/><w:i w:val="false"/><w:iCs w:val="false"/><w:sz w:val="24"/><w:szCs w:val="24"/></w:rPr><w:t xml:space="preserve">[Version]</w:t></w:r></w:p></w:tc><w:tc><w:tcPr><w:tcW w:type="dxa" w:w="1600"/><w:tcBorders><w:top w:val="single" w:color="BFBFBF" w:sz="4"/><w:left w:val="single" w:color="BFBFBF" w:sz="4"/><w:bottom w:val="single" w:color="BFBFBF" w:sz="4"/><w:right w:val="single" w:color="BFBFBF" w:sz="4"/></w:tcBorders><w:tcMar><w:top w:type="dxa" w:w="80"/><w:left w:type="dxa" w:w="120"/><w:bottom w:type="dxa" w:w="80"/><w:right w:type="dxa" w:w="120"/></w:tcMar></w:tcPr><w:p><w:r><w:rPr><w:rFonts w:ascii="Aptos" w:cs="Aptos" w:eastAsia="Aptos" w:hAnsi="Aptos"/><w:b w:val="false"/><w:bCs w:val="false"/><w:i w:val="false"/><w:iCs w:val="false"/><w:sz w:val="24"/><w:szCs w:val="24"/></w:rPr><w:t xml:space="preserve">[Effective Date]</w:t></w:r></w:p></w:tc><w:tc><w:tcPr><w:tcW w:type="dxa" w:w="2200"/><w:tcBorders><w:top w:val="single" w:color="BFBFBF" w:sz="4"/><w:left w:val="single" w:color="BFBFBF" w:sz="4"/><w:bottom w:val="single" w:color="BFBFBF" w:sz="4"/><w:right w:val="single" w:color="BFBFBF" w:sz="4"/></w:tcBorders><w:tcMar><w:top w:type="dxa" w:w="80"/><w:left w:type="dxa" w:w="120"/><w:bottom w:type="dxa" w:w="80"/><w:right w:type="dxa" w:w="120"/></w:tcMar></w:tcPr><w:p><w:r><w:rPr><w:rFonts w:ascii="Aptos" w:cs="Aptos" w:eastAsia="Aptos" w:hAnsi="Aptos"/><w:b w:val="false"/><w:bCs w:val="false"/><w:i w:val="false"/><w:iCs w:val="false"/><w:sz w:val="24"/><w:szCs w:val="24"/></w:rPr><w:t xml:space="preserve">[Reviewer Role]</w:t></w:r></w:p></w:tc><w:tc><w:tcPr><w:tcW w:type="dxa" w:w="4260"/><w:tcBorders><w:top w:val="single" w:color="BFBFBF" w:sz="4"/><w:left w:val="single" w:color="BFBFBF" w:sz="4"/><w:bottom w:val="single" w:color="BFBFBF" w:sz="4"/><w:right w:val="single" w:color="BFBFBF" w:sz="4"/></w:tcBorders><w:tcMar><w:top w:type="dxa" w:w="80"/><w:left w:type="dxa" w:w="120"/><w:bottom w:type="dxa" w:w="80"/><w:right w:type="dxa" w:w="120"/></w:tcMar></w:tcPr><w:p><w:r><w:rPr><w:rFonts w:ascii="Aptos" w:cs="Aptos" w:eastAsia="Aptos" w:hAnsi="Aptos"/><w:b w:val="false"/><w:bCs w:val="false"/><w:i w:val="false"/><w:iCs w:val="false"/><w:sz w:val="24"/><w:szCs w:val="24"/></w:rPr><w:t xml:space="preserve">[Initial Revision Note]</w:t></w:r></w:p></w:tc></w:tr></w:tbl><w:p><w:pPr><w:spacing w:after="60"/></w:pPr></w:p><w:tbl><w:tblPr><w:tblW w:type="dxa" w:w="9360"/><w:tblBorders><w:top w:val="single" w:color="auto" w:sz="4"/><w:left w:val="single" w:color="auto" w:sz="4"/><w:bottom w:val="single" w:color="auto" w:sz="4"/><w:right w:val="single" w:color="auto" w:sz="4"/><w:insideH w:val="single" w:color="auto" w:sz="4"/><w:insideV w:val="single" w:color="auto" w:sz="4"/></w:tblBorders></w:tblPr><w:tblGrid><w:gridCol w:w="9360"/></w:tblGrid><w:tr><w:tc><w:tcPr><w:tcW w:type="dxa" w:w="9360"/><w:tcBorders><w:top w:val="single" w:color="BFBFBF" w:sz="4"/><w:left w:val="single" w:color="BFBFBF" w:sz="4"/><w:bottom w:val="single" w:color="BFBFBF" w:sz="4"/><w:right w:val="single" w:color="BFBFBF" w:sz="4"/></w:tcBorders><w:shd w:fill="F4F1E8" w:val="clear"/><w:tcMar><w:top w:type="dxa" w:w="80"/><w:left w:type="dxa" w:w="120"/><w:bottom w:type="dxa" w:w="80"/><w:right w:type="dxa" w:w="120"/></w:tcMar></w:tcPr><w:p><w:pPr><w:spacing w:after="60"/></w:pPr><w:r><w:rPr><w:rFonts w:ascii="Aptos" w:cs="Aptos" w:eastAsia="Aptos" w:hAnsi="Aptos"/><w:b/><w:bCs/><w:i w:val="false"/><w:iCs w:val="false"/><w:color w:val="1B3A5C"/><w:sz w:val="24"/><w:szCs w:val="24"/></w:rPr><w:t xml:space="preserve">Drafter’s note </w:t></w:r><w:r><w:rPr><w:rFonts w:ascii="Aptos" w:cs="Aptos" w:eastAsia="Aptos" w:hAnsi="Aptos"/><w:b w:val="false"/><w:bCs w:val="false"/><w:i/><w:iCs/><w:color w:val="595959"/><w:sz w:val="24"/><w:szCs w:val="24"/></w:rPr><w:t xml:space="preserve">(internal, delete before publishing)</w:t></w:r></w:p><w:p><w:pPr><w:spacing w:after="140"/></w:pPr><w:r><w:rPr><w:rFonts w:ascii="Aptos" w:cs="Aptos" w:eastAsia="Aptos" w:hAnsi="Aptos"/><w:i/><w:iCs/><w:color w:val="595959"/><w:sz w:val="24"/><w:szCs w:val="24"/></w:rPr><w:t>Documents the approved baseline (the should-be) per system type; the as-built state and drift live in the Configuration Drift Detection Records. SBC consoles are carried as a system type with account-lockout settings (assessment 2E-3). Confirm before finalizing: (1) the system types in scope for this agency; (2) the [Owner Role 2] and validation cadence. No CJIS overlay: CJIS-regulated systems are maintained by the State outside PSAP scope. Cross-referenced artifacts use Tracker names: Change Management Policy, Configuration Drift Detection Records, Master Asset Inventory, Network Segmentation Design Document.</w:t></w:r></w:p></w:tc></w:tr></w:tbl><w:sectPr><w:headerReference w:type="default" r:id="rId7"/><w:footerReference w:type="default" r:id="rId8"/><w:pgSz w:w="12240" w:h="15840" w:orient="portrait"/><w:pgMar w:top="1440" w:right="1440" w:bottom="1440" w:left="1440" w:header="708" w:footer="708" w:gutter="0"/><w:pgNumType/><w:docGrid w:linePitch="360"/></w:sectPr></w:body></w:document>
+<file path=word/document.xml><?xml version="1.0" encoding="utf-8"?>
+<w:document xmlns:wpc="http://schemas.microsoft.com/office/word/2010/wordprocessingCanvas" xmlns:mc="http://schemas.openxmlformats.org/markup-compatibility/2006" xmlns:o="urn:schemas-microsoft-com:office:office" xmlns:r="http://schemas.openxmlformats.org/officeDocument/2006/relationships" xmlns:m="http://schemas.openxmlformats.org/officeDocument/2006/math" xmlns:v="urn:schemas-microsoft-com:vml" xmlns:wp14="http://schemas.microsoft.com/office/word/2010/wordprocessingDrawing" xmlns:wp="http://schemas.openxmlformats.org/drawingml/2006/wordprocessingDrawing" xmlns:w10="urn:schemas-microsoft-com:office:word" xmlns:w="http://schemas.openxmlformats.org/wordprocessingml/2006/main" xmlns:w14="http://schemas.microsoft.com/office/word/2010/wordml" xmlns:w15="http://schemas.microsoft.com/office/word/2012/wordml" xmlns:wpg="http://schemas.microsoft.com/office/word/2010/wordprocessingGroup" xmlns:wpi="http://schemas.microsoft.com/office/word/2010/wordprocessingInk" xmlns:wne="http://schemas.microsoft.com/office/word/2006/wordml" xmlns:wps="http://schemas.microsoft.com/office/word/2010/wordprocessingShape" xmlns:cx="http://schemas.microsoft.com/office/drawing/2014/chartex" xmlns:cx1="http://schemas.microsoft.com/office/drawing/2015/9/8/chartex" xmlns:cx2="http://schemas.microsoft.com/office/drawing/2015/10/21/chartex" xmlns:cx3="http://schemas.microsoft.com/office/drawing/2016/5/9/chartex" xmlns:cx4="http://schemas.microsoft.com/office/drawing/2016/5/10/chartex" xmlns:cx5="http://schemas.microsoft.com/office/drawing/2016/5/11/chartex" xmlns:cx6="http://schemas.microsoft.com/office/drawing/2016/5/12/chartex" xmlns:cx7="http://schemas.microsoft.com/office/drawing/2016/5/13/chartex" xmlns:cx8="http://schemas.microsoft.com/office/drawing/2016/5/14/chartex" xmlns:aink="http://schemas.microsoft.com/office/drawing/2016/ink" xmlns:am3d="http://schemas.microsoft.com/office/drawing/2017/model3d" xmlns:w16cex="http://schemas.microsoft.com/office/word/2018/wordml/cex" xmlns:w16cid="http://schemas.microsoft.com/office/word/2016/wordml/cid" xmlns:w16="http://schemas.microsoft.com/office/word/2018/wordml" xmlns:w16sdtdh="http://schemas.microsoft.com/office/word/2020/wordml/sdtdatahash" xmlns:w16se="http://schemas.microsoft.com/office/word/2015/wordml/symex" mc:Ignorable="w14 w15 wp14">
+  <w:body>
+    <w:p>
+      <w:pPr>
+        <w:spacing w:after="60"/>
+      </w:pPr>
+      <w:r>
+        <w:rPr>
+          <w:rFonts w:ascii="Aptos" w:cs="Aptos" w:eastAsia="Aptos" w:hAnsi="Aptos"/>
+          <w:b/>
+          <w:bCs/>
+          <w:color w:val="1B3A5C"/>
+          <w:sz w:val="40"/>
+          <w:szCs w:val="40"/>
+        </w:rPr>
+        <w:t>System Configuration Baselines (per system type)</w:t>
+      </w:r>
+    </w:p>
+    <w:tbl>
+      <w:tblPr>
+        <w:tblW w:type="dxa" w:w="9360"/>
+        <w:tblBorders>
+          <w:top w:val="single" w:color="auto" w:sz="4"/>
+          <w:left w:val="single" w:color="auto" w:sz="4"/>
+          <w:bottom w:val="single" w:color="auto" w:sz="4"/>
+          <w:right w:val="single" w:color="auto" w:sz="4"/>
+          <w:insideH w:val="single" w:color="auto" w:sz="4"/>
+          <w:insideV w:val="single" w:color="auto" w:sz="4"/>
+        </w:tblBorders>
+      </w:tblPr>
+      <w:tblGrid>
+        <w:gridCol w:w="9360"/>
+      </w:tblGrid>
+      <w:tr>
+        <w:tc>
+          <w:tcPr>
+            <w:tcW w:type="dxa" w:w="9360"/>
+            <w:tcBorders>
+              <w:top w:val="single" w:color="BFBFBF" w:sz="4"/>
+              <w:left w:val="single" w:color="BFBFBF" w:sz="4"/>
+              <w:bottom w:val="single" w:color="BFBFBF" w:sz="4"/>
+              <w:right w:val="single" w:color="BFBFBF" w:sz="4"/>
+            </w:tcBorders>
+            <w:shd w:fill="EEF2F7" w:val="clear"/>
+            <w:tcMar>
+              <w:top w:type="dxa" w:w="80"/>
+              <w:left w:type="dxa" w:w="120"/>
+              <w:bottom w:type="dxa" w:w="80"/>
+              <w:right w:type="dxa" w:w="120"/>
+            </w:tcMar>
+          </w:tcPr>
+          <w:p>
+            <w:pPr>
+              <w:spacing w:after="60"/>
+            </w:pPr>
+            <w:r>
+              <w:rPr>
+                <w:rFonts w:ascii="Aptos" w:cs="Aptos" w:eastAsia="Aptos" w:hAnsi="Aptos"/>
+                <w:b/>
+                <w:bCs/>
+                <w:i w:val="false"/>
+                <w:iCs w:val="false"/>
+                <w:sz w:val="24"/>
+                <w:szCs w:val="24"/>
+              </w:rPr>
+              <w:t xml:space="preserve">Authority: </w:t>
+            </w:r>
+            <w:r>
+              <w:rPr>
+                <w:rFonts w:ascii="Aptos" w:cs="Aptos" w:eastAsia="Aptos" w:hAnsi="Aptos"/>
+                <w:b w:val="false"/>
+                <w:bCs w:val="false"/>
+                <w:i w:val="false"/>
+                <w:iCs w:val="false"/>
+                <w:sz w:val="24"/>
+                <w:szCs w:val="24"/>
+              </w:rPr>
+              <w:t xml:space="preserve">Adopted by </w:t>
+            </w:r>
+            <w:r>
+              <w:rPr>
+                <w:rFonts w:ascii="Aptos" w:cs="Aptos" w:eastAsia="Aptos" w:hAnsi="Aptos"/>
+                <w:b/>
+                <w:bCs/>
+                <w:i w:val="false"/>
+                <w:iCs w:val="false"/>
+                <w:sz w:val="24"/>
+                <w:szCs w:val="24"/>
+              </w:rPr>
+              <w:t xml:space="preserve">[Agency Name]</w:t>
+            </w:r>
+            <w:r>
+              <w:rPr>
+                <w:rFonts w:ascii="Aptos" w:cs="Aptos" w:eastAsia="Aptos" w:hAnsi="Aptos"/>
+                <w:b w:val="false"/>
+                <w:bCs w:val="false"/>
+                <w:i w:val="false"/>
+                <w:iCs w:val="false"/>
+                <w:sz w:val="24"/>
+                <w:szCs w:val="24"/>
+              </w:rPr>
+              <w:t xml:space="preserve"> under the authority of </w:t>
+            </w:r>
+            <w:r>
+              <w:rPr>
+                <w:rFonts w:ascii="Aptos" w:cs="Aptos" w:eastAsia="Aptos" w:hAnsi="Aptos"/>
+                <w:b/>
+                <w:bCs/>
+                <w:i w:val="false"/>
+                <w:iCs w:val="false"/>
+                <w:sz w:val="24"/>
+                <w:szCs w:val="24"/>
+              </w:rPr>
+              <w:t xml:space="preserve">[signing official / title]</w:t>
+            </w:r>
+            <w:r>
+              <w:rPr>
+                <w:rFonts w:ascii="Aptos" w:cs="Aptos" w:eastAsia="Aptos" w:hAnsi="Aptos"/>
+                <w:b w:val="false"/>
+                <w:bCs w:val="false"/>
+                <w:i w:val="false"/>
+                <w:iCs w:val="false"/>
+                <w:sz w:val="24"/>
+                <w:szCs w:val="24"/>
+              </w:rPr>
+              <w:t xml:space="preserve">.</w:t>
+            </w:r>
+          </w:p>
+          <w:p>
+            <w:pPr>
+              <w:spacing w:after="60"/>
+            </w:pPr>
+            <w:r>
+              <w:rPr>
+                <w:rFonts w:ascii="Aptos" w:cs="Aptos" w:eastAsia="Aptos" w:hAnsi="Aptos"/>
+                <w:b/>
+                <w:bCs/>
+                <w:i w:val="false"/>
+                <w:iCs w:val="false"/>
+                <w:sz w:val="24"/>
+                <w:szCs w:val="24"/>
+              </w:rPr>
+              <w:t xml:space="preserve">Version: </w:t>
+            </w:r>
+            <w:r>
+              <w:rPr>
+                <w:rFonts w:ascii="Aptos" w:cs="Aptos" w:eastAsia="Aptos" w:hAnsi="Aptos"/>
+                <w:b w:val="false"/>
+                <w:bCs w:val="false"/>
+                <w:i w:val="false"/>
+                <w:iCs w:val="false"/>
+                <w:sz w:val="24"/>
+                <w:szCs w:val="24"/>
+              </w:rPr>
+              <w:t xml:space="preserve">[#]    </w:t>
+            </w:r>
+            <w:r>
+              <w:rPr>
+                <w:rFonts w:ascii="Aptos" w:cs="Aptos" w:eastAsia="Aptos" w:hAnsi="Aptos"/>
+                <w:b/>
+                <w:bCs/>
+                <w:i w:val="false"/>
+                <w:iCs w:val="false"/>
+                <w:sz w:val="24"/>
+                <w:szCs w:val="24"/>
+              </w:rPr>
+              <w:t xml:space="preserve">Effective Date: </w:t>
+            </w:r>
+            <w:r>
+              <w:rPr>
+                <w:rFonts w:ascii="Aptos" w:cs="Aptos" w:eastAsia="Aptos" w:hAnsi="Aptos"/>
+                <w:b w:val="false"/>
+                <w:bCs w:val="false"/>
+                <w:i w:val="false"/>
+                <w:iCs w:val="false"/>
+                <w:sz w:val="24"/>
+                <w:szCs w:val="24"/>
+              </w:rPr>
+              <w:t xml:space="preserve">[Date]    </w:t>
+            </w:r>
+            <w:r>
+              <w:rPr>
+                <w:rFonts w:ascii="Aptos" w:cs="Aptos" w:eastAsia="Aptos" w:hAnsi="Aptos"/>
+                <w:b/>
+                <w:bCs/>
+                <w:i w:val="false"/>
+                <w:iCs w:val="false"/>
+                <w:sz w:val="24"/>
+                <w:szCs w:val="24"/>
+              </w:rPr>
+              <w:t xml:space="preserve">Next Review: </w:t>
+            </w:r>
+            <w:r>
+              <w:rPr>
+                <w:rFonts w:ascii="Aptos" w:cs="Aptos" w:eastAsia="Aptos" w:hAnsi="Aptos"/>
+                <w:b w:val="false"/>
+                <w:bCs w:val="false"/>
+                <w:i w:val="false"/>
+                <w:iCs w:val="false"/>
+                <w:sz w:val="24"/>
+                <w:szCs w:val="24"/>
+              </w:rPr>
+              <w:t xml:space="preserve">[Date]</w:t>
+            </w:r>
+          </w:p>
+          <w:p>
+            <w:pPr>
+              <w:spacing w:after="60"/>
+            </w:pPr>
+            <w:r>
+              <w:rPr>
+                <w:rFonts w:ascii="Aptos" w:cs="Aptos" w:eastAsia="Aptos" w:hAnsi="Aptos"/>
+                <w:b/>
+                <w:bCs/>
+                <w:i w:val="false"/>
+                <w:iCs w:val="false"/>
+                <w:sz w:val="24"/>
+                <w:szCs w:val="24"/>
+              </w:rPr>
+              <w:t xml:space="preserve">Owner: </w:t>
+            </w:r>
+            <w:r>
+              <w:rPr>
+                <w:rFonts w:ascii="Aptos" w:cs="Aptos" w:eastAsia="Aptos" w:hAnsi="Aptos"/>
+                <w:b w:val="false"/>
+                <w:bCs w:val="false"/>
+                <w:i w:val="false"/>
+                <w:iCs w:val="false"/>
+                <w:sz w:val="24"/>
+                <w:szCs w:val="24"/>
+              </w:rPr>
+              <w:t xml:space="preserve">[Role title]   </w:t>
+            </w:r>
+            <w:r>
+              <w:rPr>
+                <w:rFonts w:ascii="Aptos" w:cs="Aptos" w:eastAsia="Aptos" w:hAnsi="Aptos"/>
+                <w:b w:val="false"/>
+                <w:bCs w:val="false"/>
+                <w:i/>
+                <w:iCs/>
+                <w:color w:val="595959"/>
+                <w:sz w:val="24"/>
+                <w:szCs w:val="24"/>
+              </w:rPr>
+              <w:t xml:space="preserve">«use a role, not a person’s name.»</w:t>
+            </w:r>
+          </w:p>
+          <w:p>
+            <w:pPr>
+              <w:spacing w:after="20"/>
+            </w:pPr>
+            <w:r>
+              <w:rPr>
+                <w:rFonts w:ascii="Aptos" w:cs="Aptos" w:eastAsia="Aptos" w:hAnsi="Aptos"/>
+                <w:b/>
+                <w:bCs/>
+                <w:i w:val="false"/>
+                <w:iCs w:val="false"/>
+                <w:sz w:val="24"/>
+                <w:szCs w:val="24"/>
+              </w:rPr>
+              <w:t xml:space="preserve">Classification: </w:t>
+            </w:r>
+            <w:r>
+              <w:rPr>
+                <w:rFonts w:ascii="Aptos" w:cs="Aptos" w:eastAsia="Aptos" w:hAnsi="Aptos"/>
+                <w:b w:val="false"/>
+                <w:bCs w:val="false"/>
+                <w:i w:val="false"/>
+                <w:iCs w:val="false"/>
+                <w:sz w:val="24"/>
+                <w:szCs w:val="24"/>
+              </w:rPr>
+              <w:t xml:space="preserve">Restricted</w:t>
+            </w:r>
+          </w:p>
+          <w:p>
+            <w:pPr>
+              <w:spacing w:after="0"/>
+            </w:pPr>
+            <w:r>
+              <w:rPr>
+                <w:rFonts w:ascii="Aptos" w:cs="Aptos" w:eastAsia="Aptos" w:hAnsi="Aptos"/>
+                <w:i/>
+                <w:iCs/>
+                <w:color w:val="595959"/>
+                <w:sz w:val="24"/>
+                <w:szCs w:val="24"/>
+              </w:rPr>
+              <w:t xml:space="preserve">«Minimum for Configuration Record artifacts. Stays Restricted in nearly all cases; these records reveal active security settings. Raise to Confidential only if a named custodian creates personal security risk.»</w:t>
+            </w:r>
+          </w:p>
+        </w:tc>
+      </w:tr>
+    </w:tbl>
+    <w:p>
+      <w:pPr>
+        <w:spacing w:after="60"/>
+      </w:pPr>
+    </w:p>
+    <w:tbl>
+      <w:tblPr>
+        <w:tblW w:type="dxa" w:w="9360"/>
+        <w:tblBorders>
+          <w:top w:val="single" w:color="auto" w:sz="4"/>
+          <w:left w:val="single" w:color="auto" w:sz="4"/>
+          <w:bottom w:val="single" w:color="auto" w:sz="4"/>
+          <w:right w:val="single" w:color="auto" w:sz="4"/>
+          <w:insideH w:val="single" w:color="auto" w:sz="4"/>
+          <w:insideV w:val="single" w:color="auto" w:sz="4"/>
+        </w:tblBorders>
+      </w:tblPr>
+      <w:tblGrid>
+        <w:gridCol w:w="9360"/>
+      </w:tblGrid>
+      <w:tr>
+        <w:tc>
+          <w:tcPr>
+            <w:tcW w:type="dxa" w:w="9360"/>
+            <w:tcBorders>
+              <w:top w:val="single" w:color="BFBFBF" w:sz="4"/>
+              <w:left w:val="single" w:color="BFBFBF" w:sz="4"/>
+              <w:bottom w:val="single" w:color="BFBFBF" w:sz="4"/>
+              <w:right w:val="single" w:color="BFBFBF" w:sz="4"/>
+            </w:tcBorders>
+            <w:shd w:fill="F4F1E8" w:val="clear"/>
+            <w:tcMar>
+              <w:top w:type="dxa" w:w="80"/>
+              <w:left w:type="dxa" w:w="120"/>
+              <w:bottom w:type="dxa" w:w="80"/>
+              <w:right w:type="dxa" w:w="120"/>
+            </w:tcMar>
+          </w:tcPr>
+          <w:p>
+            <w:pPr>
+              <w:spacing w:after="60"/>
+            </w:pPr>
+            <w:r>
+              <w:rPr>
+                <w:rFonts w:ascii="Aptos" w:cs="Aptos" w:eastAsia="Aptos" w:hAnsi="Aptos"/>
+                <w:b/>
+                <w:bCs/>
+                <w:i w:val="false"/>
+                <w:iCs w:val="false"/>
+                <w:color w:val="1B3A5C"/>
+                <w:sz w:val="24"/>
+                <w:szCs w:val="24"/>
+              </w:rPr>
+              <w:t xml:space="preserve">How to use this template </w:t>
+            </w:r>
+            <w:r>
+              <w:rPr>
+                <w:rFonts w:ascii="Aptos" w:cs="Aptos" w:eastAsia="Aptos" w:hAnsi="Aptos"/>
+                <w:b w:val="false"/>
+                <w:bCs w:val="false"/>
+                <w:i/>
+                <w:iCs/>
+                <w:color w:val="595959"/>
+                <w:sz w:val="24"/>
+                <w:szCs w:val="24"/>
+              </w:rPr>
+              <w:t xml:space="preserve">(delete this box before publishing)</w:t>
+            </w:r>
+          </w:p>
+          <w:p>
+            <w:pPr>
+              <w:spacing w:after="140"/>
+            </w:pPr>
+            <w:r>
+              <w:rPr>
+                <w:rFonts w:ascii="Aptos" w:cs="Aptos" w:eastAsia="Aptos" w:hAnsi="Aptos"/>
+                <w:i/>
+                <w:iCs/>
+                <w:color w:val="595959"/>
+                <w:sz w:val="24"/>
+                <w:szCs w:val="24"/>
+              </w:rPr>
+              <w:t>This template is ready to adopt. Replace every [BRACKETED] field with your agency's information, follow the « » guidance notes, and delete every « » note and this box before you publish.</w:t>
+            </w:r>
+          </w:p>
+          <w:p>
+            <w:pPr>
+              <w:spacing w:after="0"/>
+            </w:pPr>
+            <w:r>
+              <w:rPr>
+                <w:rFonts w:ascii="Aptos" w:cs="Aptos" w:eastAsia="Aptos" w:hAnsi="Aptos"/>
+                <w:b/>
+                <w:bCs/>
+                <w:i w:val="false"/>
+                <w:iCs w:val="false"/>
+                <w:sz w:val="24"/>
+                <w:szCs w:val="24"/>
+              </w:rPr>
+              <w:t xml:space="preserve">Placeholder key: </w:t>
+            </w:r>
+            <w:r>
+              <w:rPr>
+                <w:rFonts w:ascii="Aptos" w:cs="Aptos" w:eastAsia="Aptos" w:hAnsi="Aptos"/>
+                <w:b w:val="false"/>
+                <w:bCs w:val="false"/>
+                <w:i w:val="false"/>
+                <w:iCs w:val="false"/>
+                <w:sz w:val="24"/>
+                <w:szCs w:val="24"/>
+              </w:rPr>
+              <w:t xml:space="preserve">[BRACKETED]</w:t>
+            </w:r>
+            <w:r>
+              <w:rPr>
+                <w:rFonts w:ascii="Aptos" w:cs="Aptos" w:eastAsia="Aptos" w:hAnsi="Aptos"/>
+                <w:b w:val="false"/>
+                <w:bCs w:val="false"/>
+                <w:i w:val="false"/>
+                <w:iCs w:val="false"/>
+                <w:sz w:val="24"/>
+                <w:szCs w:val="24"/>
+              </w:rPr>
+              <w:t xml:space="preserve"> = fill in   ·   </w:t>
+            </w:r>
+            <w:r>
+              <w:rPr>
+                <w:rFonts w:ascii="Aptos" w:cs="Aptos" w:eastAsia="Aptos" w:hAnsi="Aptos"/>
+                <w:b/>
+                <w:bCs/>
+                <w:i w:val="false"/>
+                <w:iCs w:val="false"/>
+                <w:sz w:val="24"/>
+                <w:szCs w:val="24"/>
+              </w:rPr>
+              <w:t xml:space="preserve">[REQUIRED]</w:t>
+            </w:r>
+            <w:r>
+              <w:rPr>
+                <w:rFonts w:ascii="Aptos" w:cs="Aptos" w:eastAsia="Aptos" w:hAnsi="Aptos"/>
+                <w:b w:val="false"/>
+                <w:bCs w:val="false"/>
+                <w:i w:val="false"/>
+                <w:iCs w:val="false"/>
+                <w:sz w:val="24"/>
+                <w:szCs w:val="24"/>
+              </w:rPr>
+              <w:t xml:space="preserve"> (bold) = required field   ·   </w:t>
+            </w:r>
+            <w:r>
+              <w:rPr>
+                <w:rFonts w:ascii="Aptos" w:cs="Aptos" w:eastAsia="Aptos" w:hAnsi="Aptos"/>
+                <w:b w:val="false"/>
+                <w:bCs w:val="false"/>
+                <w:i/>
+                <w:iCs/>
+                <w:color w:val="595959"/>
+                <w:sz w:val="24"/>
+                <w:szCs w:val="24"/>
+              </w:rPr>
+              <w:t xml:space="preserve">« »</w:t>
+            </w:r>
+            <w:r>
+              <w:rPr>
+                <w:rFonts w:ascii="Aptos" w:cs="Aptos" w:eastAsia="Aptos" w:hAnsi="Aptos"/>
+                <w:b w:val="false"/>
+                <w:bCs w:val="false"/>
+                <w:i w:val="false"/>
+                <w:iCs w:val="false"/>
+                <w:sz w:val="24"/>
+                <w:szCs w:val="24"/>
+              </w:rPr>
+              <w:t xml:space="preserve"> = guidance to delete.</w:t>
+            </w:r>
+          </w:p>
+          <w:p>
+            <w:pPr>
+              <w:spacing w:after="140"/>
+            </w:pPr>
+            <w:r>
+              <w:rPr>
+                <w:rFonts w:ascii="Aptos" w:cs="Aptos" w:eastAsia="Aptos" w:hAnsi="Aptos"/>
+                <w:i/>
+                <w:iCs/>
+                <w:color w:val="595959"/>
+                <w:sz w:val="24"/>
+                <w:szCs w:val="24"/>
+              </w:rPr>
+              <w:t xml:space="preserve">Keep the body director-readable. Push technical detail and contact lists to an appendix. Source Authority, approval signatures, and revision history stay at the foot of the document.</w:t>
+            </w:r>
+          </w:p>
+        </w:tc>
+      </w:tr>
+    </w:tbl>
+    <w:p>
+      <w:pPr>
+        <w:pStyle w:val="Heading2"/>
+        <w:spacing w:after="100" w:before="220"/>
+      </w:pPr>
+      <w:r>
+        <w:rPr>
+          <w:rFonts w:ascii="Aptos" w:cs="Aptos" w:eastAsia="Aptos" w:hAnsi="Aptos"/>
+          <w:b/>
+          <w:bCs/>
+          <w:color w:val="1B3A5C"/>
+          <w:sz w:val="26"/>
+          <w:szCs w:val="26"/>
+        </w:rPr>
+        <w:t xml:space="preserve">1. Purpose and Scope</w:t>
+      </w:r>
+    </w:p>
+    <w:p>
+      <w:pPr>
+        <w:spacing w:after="140"/>
+      </w:pPr>
+      <w:r>
+        <w:rPr>
+          <w:rFonts w:ascii="Aptos" w:cs="Aptos" w:eastAsia="Aptos" w:hAnsi="Aptos"/>
+          <w:i/>
+          <w:iCs/>
+          <w:color w:val="595959"/>
+          <w:sz w:val="24"/>
+          <w:szCs w:val="24"/>
+        </w:rPr>
+        <w:t>«This record documents the approved baseline, the configuration that should be true, for each system type. The as-built state and any drift from this baseline are recorded in the Configuration Drift Detection Records.»</w:t>
+      </w:r>
+    </w:p>
+    <w:p>
+      <w:pPr>
+        <w:spacing w:after="120" w:before="0"/>
+      </w:pPr>
+      <w:r>
+        <w:rPr>
+          <w:rFonts w:ascii="Aptos" w:cs="Aptos" w:eastAsia="Aptos" w:hAnsi="Aptos"/>
+          <w:b w:val="false"/>
+          <w:bCs w:val="false"/>
+          <w:i w:val="false"/>
+          <w:iCs w:val="false"/>
+          <w:sz w:val="24"/>
+          <w:szCs w:val="24"/>
+        </w:rPr>
+        <w:t>This record documents [Agency Name]'s approved secure configuration baselines for each type of system it operates: workstations, servers, network devices, telephony and CAD appliances, and Session Border Controller (SBC) consoles. For each, it records the approved settings (password rules, open and closed ports, logging, lockout) and any deliberate deviation from vendor default. It implements the Change Management Policy, all baseline changes run through that policy, and it is the baseline the Configuration Drift Detection Records check against.</w:t>
+      </w:r>
+    </w:p>
+    <w:p>
+      <w:pPr>
+        <w:pStyle w:val="Heading2"/>
+        <w:spacing w:after="100" w:before="220"/>
+      </w:pPr>
+      <w:r>
+        <w:rPr>
+          <w:rFonts w:ascii="Aptos" w:cs="Aptos" w:eastAsia="Aptos" w:hAnsi="Aptos"/>
+          <w:b/>
+          <w:bCs/>
+          <w:color w:val="1B3A5C"/>
+          <w:sz w:val="26"/>
+          <w:szCs w:val="26"/>
+        </w:rPr>
+        <w:t>2. Systems in Scope</w:t>
+      </w:r>
+    </w:p>
+    <w:p>
+      <w:pPr>
+        <w:spacing w:after="140"/>
+      </w:pPr>
+      <w:r>
+        <w:rPr>
+          <w:rFonts w:ascii="Aptos" w:cs="Aptos" w:eastAsia="Aptos" w:hAnsi="Aptos"/>
+          <w:i/>
+          <w:iCs/>
+          <w:color w:val="595959"/>
+          <w:sz w:val="24"/>
+          <w:szCs w:val="24"/>
+        </w:rPr>
+        <w:t>«List the system types this baseline set covers. Tie each to the Master Asset Inventory.»</w:t>
+      </w:r>
+    </w:p>
+    <w:tbl>
+      <w:tblPr>
+        <w:tblW w:type="dxa" w:w="9360"/>
+        <w:tblBorders>
+          <w:top w:val="single" w:color="auto" w:sz="4"/>
+          <w:left w:val="single" w:color="auto" w:sz="4"/>
+          <w:bottom w:val="single" w:color="auto" w:sz="4"/>
+          <w:right w:val="single" w:color="auto" w:sz="4"/>
+          <w:insideH w:val="single" w:color="auto" w:sz="4"/>
+          <w:insideV w:val="single" w:color="auto" w:sz="4"/>
+        </w:tblBorders>
+      </w:tblPr>
+      <w:tblGrid>
+        <w:gridCol w:w="3000"/>
+        <w:gridCol w:w="6360"/>
+      </w:tblGrid>
+      <w:tr>
+        <w:trPr>
+          <w:tblHeader/>
+        </w:trPr>
+        <w:tc>
+          <w:tcPr>
+            <w:tcW w:type="dxa" w:w="3000"/>
+            <w:tcBorders>
+              <w:top w:val="single" w:color="BFBFBF" w:sz="4"/>
+              <w:left w:val="single" w:color="BFBFBF" w:sz="4"/>
+              <w:bottom w:val="single" w:color="BFBFBF" w:sz="4"/>
+              <w:right w:val="single" w:color="BFBFBF" w:sz="4"/>
+            </w:tcBorders>
+            <w:shd w:fill="1B3A5C" w:val="clear"/>
+            <w:tcMar>
+              <w:top w:type="dxa" w:w="80"/>
+              <w:left w:type="dxa" w:w="120"/>
+              <w:bottom w:type="dxa" w:w="80"/>
+              <w:right w:type="dxa" w:w="120"/>
+            </w:tcMar>
+          </w:tcPr>
+          <w:p>
+            <w:r>
+              <w:rPr>
+                <w:rFonts w:ascii="Aptos" w:cs="Aptos" w:eastAsia="Aptos" w:hAnsi="Aptos"/>
+                <w:b/>
+                <w:bCs/>
+                <w:color w:val="FFFFFF"/>
+                <w:sz w:val="24"/>
+                <w:szCs w:val="24"/>
+              </w:rPr>
+              <w:t>System type</w:t>
+            </w:r>
+          </w:p>
+        </w:tc>
+        <w:tc>
+          <w:tcPr>
+            <w:tcW w:type="dxa" w:w="6360"/>
+            <w:tcBorders>
+              <w:top w:val="single" w:color="BFBFBF" w:sz="4"/>
+              <w:left w:val="single" w:color="BFBFBF" w:sz="4"/>
+              <w:bottom w:val="single" w:color="BFBFBF" w:sz="4"/>
+              <w:right w:val="single" w:color="BFBFBF" w:sz="4"/>
+            </w:tcBorders>
+            <w:shd w:fill="1B3A5C" w:val="clear"/>
+            <w:tcMar>
+              <w:top w:type="dxa" w:w="80"/>
+              <w:left w:type="dxa" w:w="120"/>
+              <w:bottom w:type="dxa" w:w="80"/>
+              <w:right w:type="dxa" w:w="120"/>
+            </w:tcMar>
+          </w:tcPr>
+          <w:p>
+            <w:r>
+              <w:rPr>
+                <w:rFonts w:ascii="Aptos" w:cs="Aptos" w:eastAsia="Aptos" w:hAnsi="Aptos"/>
+                <w:b/>
+                <w:bCs/>
+                <w:color w:val="FFFFFF"/>
+                <w:sz w:val="24"/>
+                <w:szCs w:val="24"/>
+              </w:rPr>
+              <w:t>Scope and examples</w:t>
+            </w:r>
+          </w:p>
+        </w:tc>
+      </w:tr>
+      <w:tr>
+        <w:tc>
+          <w:tcPr>
+            <w:tcW w:type="dxa" w:w="3000"/>
+            <w:tcBorders>
+              <w:top w:val="single" w:color="BFBFBF" w:sz="4"/>
+              <w:left w:val="single" w:color="BFBFBF" w:sz="4"/>
+              <w:bottom w:val="single" w:color="BFBFBF" w:sz="4"/>
+              <w:right w:val="single" w:color="BFBFBF" w:sz="4"/>
+            </w:tcBorders>
+            <w:tcMar>
+              <w:top w:type="dxa" w:w="80"/>
+              <w:left w:type="dxa" w:w="120"/>
+              <w:bottom w:type="dxa" w:w="80"/>
+              <w:right w:type="dxa" w:w="120"/>
+            </w:tcMar>
+          </w:tcPr>
+          <w:p>
+            <w:r>
+              <w:rPr>
+                <w:rFonts w:ascii="Aptos" w:cs="Aptos" w:eastAsia="Aptos" w:hAnsi="Aptos"/>
+                <w:b w:val="false"/>
+                <w:bCs w:val="false"/>
+                <w:i w:val="false"/>
+                <w:iCs w:val="false"/>
+                <w:sz w:val="24"/>
+                <w:szCs w:val="24"/>
+              </w:rPr>
+              <w:t>Workstations</w:t>
+            </w:r>
+          </w:p>
+        </w:tc>
+        <w:tc>
+          <w:tcPr>
+            <w:tcW w:type="dxa" w:w="6360"/>
+            <w:tcBorders>
+              <w:top w:val="single" w:color="BFBFBF" w:sz="4"/>
+              <w:left w:val="single" w:color="BFBFBF" w:sz="4"/>
+              <w:bottom w:val="single" w:color="BFBFBF" w:sz="4"/>
+              <w:right w:val="single" w:color="BFBFBF" w:sz="4"/>
+            </w:tcBorders>
+            <w:tcMar>
+              <w:top w:type="dxa" w:w="80"/>
+              <w:left w:type="dxa" w:w="120"/>
+              <w:bottom w:type="dxa" w:w="80"/>
+              <w:right w:type="dxa" w:w="120"/>
+            </w:tcMar>
+          </w:tcPr>
+          <w:p>
+            <w:r>
+              <w:rPr>
+                <w:rFonts w:ascii="Aptos" w:cs="Aptos" w:eastAsia="Aptos" w:hAnsi="Aptos"/>
+                <w:b w:val="false"/>
+                <w:bCs w:val="false"/>
+                <w:i w:val="false"/>
+                <w:iCs w:val="false"/>
+                <w:sz w:val="24"/>
+                <w:szCs w:val="24"/>
+              </w:rPr>
+              <w:t>Dispatch and administrative workstations</w:t>
+            </w:r>
+          </w:p>
+        </w:tc>
+      </w:tr>
+      <w:tr>
+        <w:tc>
+          <w:tcPr>
+            <w:tcW w:type="dxa" w:w="3000"/>
+            <w:tcBorders>
+              <w:top w:val="single" w:color="BFBFBF" w:sz="4"/>
+              <w:left w:val="single" w:color="BFBFBF" w:sz="4"/>
+              <w:bottom w:val="single" w:color="BFBFBF" w:sz="4"/>
+              <w:right w:val="single" w:color="BFBFBF" w:sz="4"/>
+            </w:tcBorders>
+            <w:tcMar>
+              <w:top w:type="dxa" w:w="80"/>
+              <w:left w:type="dxa" w:w="120"/>
+              <w:bottom w:type="dxa" w:w="80"/>
+              <w:right w:type="dxa" w:w="120"/>
+            </w:tcMar>
+          </w:tcPr>
+          <w:p>
+            <w:r>
+              <w:rPr>
+                <w:rFonts w:ascii="Aptos" w:cs="Aptos" w:eastAsia="Aptos" w:hAnsi="Aptos"/>
+                <w:b w:val="false"/>
+                <w:bCs w:val="false"/>
+                <w:i w:val="false"/>
+                <w:iCs w:val="false"/>
+                <w:sz w:val="24"/>
+                <w:szCs w:val="24"/>
+              </w:rPr>
+              <w:t>Servers</w:t>
+            </w:r>
+          </w:p>
+        </w:tc>
+        <w:tc>
+          <w:tcPr>
+            <w:tcW w:type="dxa" w:w="6360"/>
+            <w:tcBorders>
+              <w:top w:val="single" w:color="BFBFBF" w:sz="4"/>
+              <w:left w:val="single" w:color="BFBFBF" w:sz="4"/>
+              <w:bottom w:val="single" w:color="BFBFBF" w:sz="4"/>
+              <w:right w:val="single" w:color="BFBFBF" w:sz="4"/>
+            </w:tcBorders>
+            <w:tcMar>
+              <w:top w:type="dxa" w:w="80"/>
+              <w:left w:type="dxa" w:w="120"/>
+              <w:bottom w:type="dxa" w:w="80"/>
+              <w:right w:type="dxa" w:w="120"/>
+            </w:tcMar>
+          </w:tcPr>
+          <w:p>
+            <w:r>
+              <w:rPr>
+                <w:rFonts w:ascii="Aptos" w:cs="Aptos" w:eastAsia="Aptos" w:hAnsi="Aptos"/>
+                <w:b w:val="false"/>
+                <w:bCs w:val="false"/>
+                <w:i w:val="false"/>
+                <w:iCs w:val="false"/>
+                <w:sz w:val="24"/>
+                <w:szCs w:val="24"/>
+              </w:rPr>
+              <w:t>CAD, mapping, and back-end servers</w:t>
+            </w:r>
+          </w:p>
+        </w:tc>
+      </w:tr>
+      <w:tr>
+        <w:tc>
+          <w:tcPr>
+            <w:tcW w:type="dxa" w:w="3000"/>
+            <w:tcBorders>
+              <w:top w:val="single" w:color="BFBFBF" w:sz="4"/>
+              <w:left w:val="single" w:color="BFBFBF" w:sz="4"/>
+              <w:bottom w:val="single" w:color="BFBFBF" w:sz="4"/>
+              <w:right w:val="single" w:color="BFBFBF" w:sz="4"/>
+            </w:tcBorders>
+            <w:tcMar>
+              <w:top w:type="dxa" w:w="80"/>
+              <w:left w:type="dxa" w:w="120"/>
+              <w:bottom w:type="dxa" w:w="80"/>
+              <w:right w:type="dxa" w:w="120"/>
+            </w:tcMar>
+          </w:tcPr>
+          <w:p>
+            <w:r>
+              <w:rPr>
+                <w:rFonts w:ascii="Aptos" w:cs="Aptos" w:eastAsia="Aptos" w:hAnsi="Aptos"/>
+                <w:b w:val="false"/>
+                <w:bCs w:val="false"/>
+                <w:i w:val="false"/>
+                <w:iCs w:val="false"/>
+                <w:sz w:val="24"/>
+                <w:szCs w:val="24"/>
+              </w:rPr>
+              <w:t>Network devices</w:t>
+            </w:r>
+          </w:p>
+        </w:tc>
+        <w:tc>
+          <w:tcPr>
+            <w:tcW w:type="dxa" w:w="6360"/>
+            <w:tcBorders>
+              <w:top w:val="single" w:color="BFBFBF" w:sz="4"/>
+              <w:left w:val="single" w:color="BFBFBF" w:sz="4"/>
+              <w:bottom w:val="single" w:color="BFBFBF" w:sz="4"/>
+              <w:right w:val="single" w:color="BFBFBF" w:sz="4"/>
+            </w:tcBorders>
+            <w:tcMar>
+              <w:top w:type="dxa" w:w="80"/>
+              <w:left w:type="dxa" w:w="120"/>
+              <w:bottom w:type="dxa" w:w="80"/>
+              <w:right w:type="dxa" w:w="120"/>
+            </w:tcMar>
+          </w:tcPr>
+          <w:p>
+            <w:r>
+              <w:rPr>
+                <w:rFonts w:ascii="Aptos" w:cs="Aptos" w:eastAsia="Aptos" w:hAnsi="Aptos"/>
+                <w:b w:val="false"/>
+                <w:bCs w:val="false"/>
+                <w:i w:val="false"/>
+                <w:iCs w:val="false"/>
+                <w:sz w:val="24"/>
+                <w:szCs w:val="24"/>
+              </w:rPr>
+              <w:t>Switches, routers, firewalls</w:t>
+            </w:r>
+          </w:p>
+        </w:tc>
+      </w:tr>
+      <w:tr>
+        <w:tc>
+          <w:tcPr>
+            <w:tcW w:type="dxa" w:w="3000"/>
+            <w:tcBorders>
+              <w:top w:val="single" w:color="BFBFBF" w:sz="4"/>
+              <w:left w:val="single" w:color="BFBFBF" w:sz="4"/>
+              <w:bottom w:val="single" w:color="BFBFBF" w:sz="4"/>
+              <w:right w:val="single" w:color="BFBFBF" w:sz="4"/>
+            </w:tcBorders>
+            <w:tcMar>
+              <w:top w:type="dxa" w:w="80"/>
+              <w:left w:type="dxa" w:w="120"/>
+              <w:bottom w:type="dxa" w:w="80"/>
+              <w:right w:type="dxa" w:w="120"/>
+            </w:tcMar>
+          </w:tcPr>
+          <w:p>
+            <w:r>
+              <w:rPr>
+                <w:rFonts w:ascii="Aptos" w:cs="Aptos" w:eastAsia="Aptos" w:hAnsi="Aptos"/>
+                <w:b w:val="false"/>
+                <w:bCs w:val="false"/>
+                <w:i w:val="false"/>
+                <w:iCs w:val="false"/>
+                <w:sz w:val="24"/>
+                <w:szCs w:val="24"/>
+              </w:rPr>
+              <w:t>Telephony / CAD appliances</w:t>
+            </w:r>
+          </w:p>
+        </w:tc>
+        <w:tc>
+          <w:tcPr>
+            <w:tcW w:type="dxa" w:w="6360"/>
+            <w:tcBorders>
+              <w:top w:val="single" w:color="BFBFBF" w:sz="4"/>
+              <w:left w:val="single" w:color="BFBFBF" w:sz="4"/>
+              <w:bottom w:val="single" w:color="BFBFBF" w:sz="4"/>
+              <w:right w:val="single" w:color="BFBFBF" w:sz="4"/>
+            </w:tcBorders>
+            <w:tcMar>
+              <w:top w:type="dxa" w:w="80"/>
+              <w:left w:type="dxa" w:w="120"/>
+              <w:bottom w:type="dxa" w:w="80"/>
+              <w:right w:type="dxa" w:w="120"/>
+            </w:tcMar>
+          </w:tcPr>
+          <w:p>
+            <w:r>
+              <w:rPr>
+                <w:rFonts w:ascii="Aptos" w:cs="Aptos" w:eastAsia="Aptos" w:hAnsi="Aptos"/>
+                <w:b w:val="false"/>
+                <w:bCs w:val="false"/>
+                <w:i w:val="false"/>
+                <w:iCs w:val="false"/>
+                <w:sz w:val="24"/>
+                <w:szCs w:val="24"/>
+              </w:rPr>
+              <w:t>Call-handling and CAD appliances</w:t>
+            </w:r>
+          </w:p>
+        </w:tc>
+      </w:tr>
+      <w:tr>
+        <w:tc>
+          <w:tcPr>
+            <w:tcW w:type="dxa" w:w="3000"/>
+            <w:tcBorders>
+              <w:top w:val="single" w:color="BFBFBF" w:sz="4"/>
+              <w:left w:val="single" w:color="BFBFBF" w:sz="4"/>
+              <w:bottom w:val="single" w:color="BFBFBF" w:sz="4"/>
+              <w:right w:val="single" w:color="BFBFBF" w:sz="4"/>
+            </w:tcBorders>
+            <w:tcMar>
+              <w:top w:type="dxa" w:w="80"/>
+              <w:left w:type="dxa" w:w="120"/>
+              <w:bottom w:type="dxa" w:w="80"/>
+              <w:right w:type="dxa" w:w="120"/>
+            </w:tcMar>
+          </w:tcPr>
+          <w:p>
+            <w:r>
+              <w:rPr>
+                <w:rFonts w:ascii="Aptos" w:cs="Aptos" w:eastAsia="Aptos" w:hAnsi="Aptos"/>
+                <w:b w:val="false"/>
+                <w:bCs w:val="false"/>
+                <w:i w:val="false"/>
+                <w:iCs w:val="false"/>
+                <w:sz w:val="24"/>
+                <w:szCs w:val="24"/>
+              </w:rPr>
+              <w:t>SBC consoles</w:t>
+            </w:r>
+          </w:p>
+        </w:tc>
+        <w:tc>
+          <w:tcPr>
+            <w:tcW w:type="dxa" w:w="6360"/>
+            <w:tcBorders>
+              <w:top w:val="single" w:color="BFBFBF" w:sz="4"/>
+              <w:left w:val="single" w:color="BFBFBF" w:sz="4"/>
+              <w:bottom w:val="single" w:color="BFBFBF" w:sz="4"/>
+              <w:right w:val="single" w:color="BFBFBF" w:sz="4"/>
+            </w:tcBorders>
+            <w:tcMar>
+              <w:top w:type="dxa" w:w="80"/>
+              <w:left w:type="dxa" w:w="120"/>
+              <w:bottom w:type="dxa" w:w="80"/>
+              <w:right w:type="dxa" w:w="120"/>
+            </w:tcMar>
+          </w:tcPr>
+          <w:p>
+            <w:r>
+              <w:rPr>
+                <w:rFonts w:ascii="Aptos" w:cs="Aptos" w:eastAsia="Aptos" w:hAnsi="Aptos"/>
+                <w:b w:val="false"/>
+                <w:bCs w:val="false"/>
+                <w:i w:val="false"/>
+                <w:iCs w:val="false"/>
+                <w:sz w:val="24"/>
+                <w:szCs w:val="24"/>
+              </w:rPr>
+              <w:t>Session Border Controller administration consoles</w:t>
+            </w:r>
+          </w:p>
+        </w:tc>
+      </w:tr>
+    </w:tbl>
+    <w:p>
+      <w:pPr>
+        <w:pStyle w:val="Heading2"/>
+        <w:spacing w:after="100" w:before="220"/>
+      </w:pPr>
+      <w:r>
+        <w:rPr>
+          <w:rFonts w:ascii="Aptos" w:cs="Aptos" w:eastAsia="Aptos" w:hAnsi="Aptos"/>
+          <w:b/>
+          <w:bCs/>
+          <w:color w:val="1B3A5C"/>
+          <w:sz w:val="26"/>
+          <w:szCs w:val="26"/>
+        </w:rPr>
+        <w:t>3. Approved Baseline Settings (per system type)</w:t>
+      </w:r>
+    </w:p>
+    <w:p>
+      <w:pPr>
+        <w:spacing w:after="140"/>
+      </w:pPr>
+      <w:r>
+        <w:rPr>
+          <w:rFonts w:ascii="Aptos" w:cs="Aptos" w:eastAsia="Aptos" w:hAnsi="Aptos"/>
+          <w:i/>
+          <w:iCs/>
+          <w:color w:val="595959"/>
+          <w:sz w:val="24"/>
+          <w:szCs w:val="24"/>
+        </w:rPr>
+        <w:t>«One row per setting, grouped by system type. Record the approved value and whether it deliberately deviates from the vendor default. Add rows as needed.»</w:t>
+      </w:r>
+    </w:p>
+    <w:tbl>
+      <w:tblPr>
+        <w:tblW w:type="dxa" w:w="9360"/>
+        <w:tblBorders>
+          <w:top w:val="single" w:color="auto" w:sz="4"/>
+          <w:left w:val="single" w:color="auto" w:sz="4"/>
+          <w:bottom w:val="single" w:color="auto" w:sz="4"/>
+          <w:right w:val="single" w:color="auto" w:sz="4"/>
+          <w:insideH w:val="single" w:color="auto" w:sz="4"/>
+          <w:insideV w:val="single" w:color="auto" w:sz="4"/>
+        </w:tblBorders>
+      </w:tblPr>
+      <w:tblGrid>
+        <w:gridCol w:w="2400"/>
+        <w:gridCol w:w="2200"/>
+        <w:gridCol w:w="1560"/>
+        <w:gridCol w:w="1800"/>
+        <w:gridCol w:w="1400"/>
+      </w:tblGrid>
+      <w:tr>
+        <w:trPr>
+          <w:tblHeader/>
+        </w:trPr>
+        <w:tc>
+          <w:tcPr>
+            <w:tcW w:type="dxa" w:w="2400"/>
+            <w:tcBorders>
+              <w:top w:val="single" w:color="BFBFBF" w:sz="4"/>
+              <w:left w:val="single" w:color="BFBFBF" w:sz="4"/>
+              <w:bottom w:val="single" w:color="BFBFBF" w:sz="4"/>
+              <w:right w:val="single" w:color="BFBFBF" w:sz="4"/>
+            </w:tcBorders>
+            <w:shd w:fill="1B3A5C" w:val="clear"/>
+            <w:tcMar>
+              <w:top w:type="dxa" w:w="80"/>
+              <w:left w:type="dxa" w:w="120"/>
+              <w:bottom w:type="dxa" w:w="80"/>
+              <w:right w:type="dxa" w:w="120"/>
+            </w:tcMar>
+          </w:tcPr>
+          <w:p>
+            <w:r>
+              <w:rPr>
+                <w:rFonts w:ascii="Aptos" w:cs="Aptos" w:eastAsia="Aptos" w:hAnsi="Aptos"/>
+                <w:b/>
+                <w:bCs/>
+                <w:color w:val="FFFFFF"/>
+                <w:sz w:val="24"/>
+                <w:szCs w:val="24"/>
+              </w:rPr>
+              <w:t>System type</w:t>
+            </w:r>
+          </w:p>
+        </w:tc>
+        <w:tc>
+          <w:tcPr>
+            <w:tcW w:type="dxa" w:w="2200"/>
+            <w:tcBorders>
+              <w:top w:val="single" w:color="BFBFBF" w:sz="4"/>
+              <w:left w:val="single" w:color="BFBFBF" w:sz="4"/>
+              <w:bottom w:val="single" w:color="BFBFBF" w:sz="4"/>
+              <w:right w:val="single" w:color="BFBFBF" w:sz="4"/>
+            </w:tcBorders>
+            <w:shd w:fill="1B3A5C" w:val="clear"/>
+            <w:tcMar>
+              <w:top w:type="dxa" w:w="80"/>
+              <w:left w:type="dxa" w:w="120"/>
+              <w:bottom w:type="dxa" w:w="80"/>
+              <w:right w:type="dxa" w:w="120"/>
+            </w:tcMar>
+          </w:tcPr>
+          <w:p>
+            <w:r>
+              <w:rPr>
+                <w:rFonts w:ascii="Aptos" w:cs="Aptos" w:eastAsia="Aptos" w:hAnsi="Aptos"/>
+                <w:b/>
+                <w:bCs/>
+                <w:color w:val="FFFFFF"/>
+                <w:sz w:val="24"/>
+                <w:szCs w:val="24"/>
+              </w:rPr>
+              <w:t>Setting</w:t>
+            </w:r>
+          </w:p>
+        </w:tc>
+        <w:tc>
+          <w:tcPr>
+            <w:tcW w:type="dxa" w:w="1560"/>
+            <w:tcBorders>
+              <w:top w:val="single" w:color="BFBFBF" w:sz="4"/>
+              <w:left w:val="single" w:color="BFBFBF" w:sz="4"/>
+              <w:bottom w:val="single" w:color="BFBFBF" w:sz="4"/>
+              <w:right w:val="single" w:color="BFBFBF" w:sz="4"/>
+            </w:tcBorders>
+            <w:shd w:fill="1B3A5C" w:val="clear"/>
+            <w:tcMar>
+              <w:top w:type="dxa" w:w="80"/>
+              <w:left w:type="dxa" w:w="120"/>
+              <w:bottom w:type="dxa" w:w="80"/>
+              <w:right w:type="dxa" w:w="120"/>
+            </w:tcMar>
+          </w:tcPr>
+          <w:p>
+            <w:r>
+              <w:rPr>
+                <w:rFonts w:ascii="Aptos" w:cs="Aptos" w:eastAsia="Aptos" w:hAnsi="Aptos"/>
+                <w:b/>
+                <w:bCs/>
+                <w:color w:val="FFFFFF"/>
+                <w:sz w:val="24"/>
+                <w:szCs w:val="24"/>
+              </w:rPr>
+              <w:t>Approved value</w:t>
+            </w:r>
+          </w:p>
+        </w:tc>
+        <w:tc>
+          <w:tcPr>
+            <w:tcW w:type="dxa" w:w="1800"/>
+            <w:tcBorders>
+              <w:top w:val="single" w:color="BFBFBF" w:sz="4"/>
+              <w:left w:val="single" w:color="BFBFBF" w:sz="4"/>
+              <w:bottom w:val="single" w:color="BFBFBF" w:sz="4"/>
+              <w:right w:val="single" w:color="BFBFBF" w:sz="4"/>
+            </w:tcBorders>
+            <w:shd w:fill="1B3A5C" w:val="clear"/>
+            <w:tcMar>
+              <w:top w:type="dxa" w:w="80"/>
+              <w:left w:type="dxa" w:w="120"/>
+              <w:bottom w:type="dxa" w:w="80"/>
+              <w:right w:type="dxa" w:w="120"/>
+            </w:tcMar>
+          </w:tcPr>
+          <w:p>
+            <w:r>
+              <w:rPr>
+                <w:rFonts w:ascii="Aptos" w:cs="Aptos" w:eastAsia="Aptos" w:hAnsi="Aptos"/>
+                <w:b/>
+                <w:bCs/>
+                <w:color w:val="FFFFFF"/>
+                <w:sz w:val="24"/>
+                <w:szCs w:val="24"/>
+              </w:rPr>
+              <w:t>Deviation from vendor default?</w:t>
+            </w:r>
+          </w:p>
+        </w:tc>
+        <w:tc>
+          <w:tcPr>
+            <w:tcW w:type="dxa" w:w="1400"/>
+            <w:tcBorders>
+              <w:top w:val="single" w:color="BFBFBF" w:sz="4"/>
+              <w:left w:val="single" w:color="BFBFBF" w:sz="4"/>
+              <w:bottom w:val="single" w:color="BFBFBF" w:sz="4"/>
+              <w:right w:val="single" w:color="BFBFBF" w:sz="4"/>
+            </w:tcBorders>
+            <w:shd w:fill="1B3A5C" w:val="clear"/>
+            <w:tcMar>
+              <w:top w:type="dxa" w:w="80"/>
+              <w:left w:type="dxa" w:w="120"/>
+              <w:bottom w:type="dxa" w:w="80"/>
+              <w:right w:type="dxa" w:w="120"/>
+            </w:tcMar>
+          </w:tcPr>
+          <w:p>
+            <w:r>
+              <w:rPr>
+                <w:rFonts w:ascii="Aptos" w:cs="Aptos" w:eastAsia="Aptos" w:hAnsi="Aptos"/>
+                <w:b/>
+                <w:bCs/>
+                <w:color w:val="FFFFFF"/>
+                <w:sz w:val="24"/>
+                <w:szCs w:val="24"/>
+              </w:rPr>
+              <w:t>Notes</w:t>
+            </w:r>
+          </w:p>
+        </w:tc>
+      </w:tr>
+      <w:tr>
+        <w:tc>
+          <w:tcPr>
+            <w:tcW w:type="dxa" w:w="2400"/>
+            <w:tcBorders>
+              <w:top w:val="single" w:color="BFBFBF" w:sz="4"/>
+              <w:left w:val="single" w:color="BFBFBF" w:sz="4"/>
+              <w:bottom w:val="single" w:color="BFBFBF" w:sz="4"/>
+              <w:right w:val="single" w:color="BFBFBF" w:sz="4"/>
+            </w:tcBorders>
+            <w:tcMar>
+              <w:top w:type="dxa" w:w="80"/>
+              <w:left w:type="dxa" w:w="120"/>
+              <w:bottom w:type="dxa" w:w="80"/>
+              <w:right w:type="dxa" w:w="120"/>
+            </w:tcMar>
+          </w:tcPr>
+          <w:p>
+            <w:r>
+              <w:rPr>
+                <w:rFonts w:ascii="Aptos" w:cs="Aptos" w:eastAsia="Aptos" w:hAnsi="Aptos"/>
+                <w:b w:val="false"/>
+                <w:bCs w:val="false"/>
+                <w:i w:val="false"/>
+                <w:iCs w:val="false"/>
+                <w:sz w:val="24"/>
+                <w:szCs w:val="24"/>
+              </w:rPr>
+              <w:t>Workstations</w:t>
+            </w:r>
+          </w:p>
+        </w:tc>
+        <w:tc>
+          <w:tcPr>
+            <w:tcW w:type="dxa" w:w="2200"/>
+            <w:tcBorders>
+              <w:top w:val="single" w:color="BFBFBF" w:sz="4"/>
+              <w:left w:val="single" w:color="BFBFBF" w:sz="4"/>
+              <w:bottom w:val="single" w:color="BFBFBF" w:sz="4"/>
+              <w:right w:val="single" w:color="BFBFBF" w:sz="4"/>
+            </w:tcBorders>
+            <w:tcMar>
+              <w:top w:type="dxa" w:w="80"/>
+              <w:left w:type="dxa" w:w="120"/>
+              <w:bottom w:type="dxa" w:w="80"/>
+              <w:right w:type="dxa" w:w="120"/>
+            </w:tcMar>
+          </w:tcPr>
+          <w:p>
+            <w:r>
+              <w:rPr>
+                <w:rFonts w:ascii="Aptos" w:cs="Aptos" w:eastAsia="Aptos" w:hAnsi="Aptos"/>
+                <w:b w:val="false"/>
+                <w:bCs w:val="false"/>
+                <w:i w:val="false"/>
+                <w:iCs w:val="false"/>
+                <w:sz w:val="24"/>
+                <w:szCs w:val="24"/>
+              </w:rPr>
+              <w:t>[setting, e.g., password rules]</w:t>
+            </w:r>
+          </w:p>
+        </w:tc>
+        <w:tc>
+          <w:tcPr>
+            <w:tcW w:type="dxa" w:w="1560"/>
+            <w:tcBorders>
+              <w:top w:val="single" w:color="BFBFBF" w:sz="4"/>
+              <w:left w:val="single" w:color="BFBFBF" w:sz="4"/>
+              <w:bottom w:val="single" w:color="BFBFBF" w:sz="4"/>
+              <w:right w:val="single" w:color="BFBFBF" w:sz="4"/>
+            </w:tcBorders>
+            <w:tcMar>
+              <w:top w:type="dxa" w:w="80"/>
+              <w:left w:type="dxa" w:w="120"/>
+              <w:bottom w:type="dxa" w:w="80"/>
+              <w:right w:type="dxa" w:w="120"/>
+            </w:tcMar>
+          </w:tcPr>
+          <w:p>
+            <w:r>
+              <w:rPr>
+                <w:rFonts w:ascii="Aptos" w:cs="Aptos" w:eastAsia="Aptos" w:hAnsi="Aptos"/>
+                <w:b w:val="false"/>
+                <w:bCs w:val="false"/>
+                <w:i w:val="false"/>
+                <w:iCs w:val="false"/>
+                <w:sz w:val="24"/>
+                <w:szCs w:val="24"/>
+              </w:rPr>
+              <w:t>[approved value]</w:t>
+            </w:r>
+          </w:p>
+        </w:tc>
+        <w:tc>
+          <w:tcPr>
+            <w:tcW w:type="dxa" w:w="1800"/>
+            <w:tcBorders>
+              <w:top w:val="single" w:color="BFBFBF" w:sz="4"/>
+              <w:left w:val="single" w:color="BFBFBF" w:sz="4"/>
+              <w:bottom w:val="single" w:color="BFBFBF" w:sz="4"/>
+              <w:right w:val="single" w:color="BFBFBF" w:sz="4"/>
+            </w:tcBorders>
+            <w:tcMar>
+              <w:top w:type="dxa" w:w="80"/>
+              <w:left w:type="dxa" w:w="120"/>
+              <w:bottom w:type="dxa" w:w="80"/>
+              <w:right w:type="dxa" w:w="120"/>
+            </w:tcMar>
+          </w:tcPr>
+          <w:p>
+            <w:r>
+              <w:rPr>
+                <w:rFonts w:ascii="Aptos" w:cs="Aptos" w:eastAsia="Aptos" w:hAnsi="Aptos"/>
+                <w:b w:val="false"/>
+                <w:bCs w:val="false"/>
+                <w:i w:val="false"/>
+                <w:iCs w:val="false"/>
+                <w:sz w:val="24"/>
+                <w:szCs w:val="24"/>
+              </w:rPr>
+              <w:t>[Y / N]</w:t>
+            </w:r>
+          </w:p>
+        </w:tc>
+        <w:tc>
+          <w:tcPr>
+            <w:tcW w:type="dxa" w:w="1400"/>
+            <w:tcBorders>
+              <w:top w:val="single" w:color="BFBFBF" w:sz="4"/>
+              <w:left w:val="single" w:color="BFBFBF" w:sz="4"/>
+              <w:bottom w:val="single" w:color="BFBFBF" w:sz="4"/>
+              <w:right w:val="single" w:color="BFBFBF" w:sz="4"/>
+            </w:tcBorders>
+            <w:tcMar>
+              <w:top w:type="dxa" w:w="80"/>
+              <w:left w:type="dxa" w:w="120"/>
+              <w:bottom w:type="dxa" w:w="80"/>
+              <w:right w:type="dxa" w:w="120"/>
+            </w:tcMar>
+          </w:tcPr>
+          <w:p>
+            <w:r>
+              <w:rPr>
+                <w:rFonts w:ascii="Aptos" w:cs="Aptos" w:eastAsia="Aptos" w:hAnsi="Aptos"/>
+                <w:b w:val="false"/>
+                <w:bCs w:val="false"/>
+                <w:i w:val="false"/>
+                <w:iCs w:val="false"/>
+                <w:sz w:val="24"/>
+                <w:szCs w:val="24"/>
+              </w:rPr>
+              <w:t>[notes]</w:t>
+            </w:r>
+          </w:p>
+        </w:tc>
+      </w:tr>
+      <w:tr>
+        <w:tc>
+          <w:tcPr>
+            <w:tcW w:type="dxa" w:w="2400"/>
+            <w:tcBorders>
+              <w:top w:val="single" w:color="BFBFBF" w:sz="4"/>
+              <w:left w:val="single" w:color="BFBFBF" w:sz="4"/>
+              <w:bottom w:val="single" w:color="BFBFBF" w:sz="4"/>
+              <w:right w:val="single" w:color="BFBFBF" w:sz="4"/>
+            </w:tcBorders>
+            <w:tcMar>
+              <w:top w:type="dxa" w:w="80"/>
+              <w:left w:type="dxa" w:w="120"/>
+              <w:bottom w:type="dxa" w:w="80"/>
+              <w:right w:type="dxa" w:w="120"/>
+            </w:tcMar>
+          </w:tcPr>
+          <w:p>
+            <w:r>
+              <w:rPr>
+                <w:rFonts w:ascii="Aptos" w:cs="Aptos" w:eastAsia="Aptos" w:hAnsi="Aptos"/>
+                <w:b w:val="false"/>
+                <w:bCs w:val="false"/>
+                <w:i w:val="false"/>
+                <w:iCs w:val="false"/>
+                <w:sz w:val="24"/>
+                <w:szCs w:val="24"/>
+              </w:rPr>
+              <w:t>Servers</w:t>
+            </w:r>
+          </w:p>
+        </w:tc>
+        <w:tc>
+          <w:tcPr>
+            <w:tcW w:type="dxa" w:w="2200"/>
+            <w:tcBorders>
+              <w:top w:val="single" w:color="BFBFBF" w:sz="4"/>
+              <w:left w:val="single" w:color="BFBFBF" w:sz="4"/>
+              <w:bottom w:val="single" w:color="BFBFBF" w:sz="4"/>
+              <w:right w:val="single" w:color="BFBFBF" w:sz="4"/>
+            </w:tcBorders>
+            <w:tcMar>
+              <w:top w:type="dxa" w:w="80"/>
+              <w:left w:type="dxa" w:w="120"/>
+              <w:bottom w:type="dxa" w:w="80"/>
+              <w:right w:type="dxa" w:w="120"/>
+            </w:tcMar>
+          </w:tcPr>
+          <w:p>
+            <w:r>
+              <w:rPr>
+                <w:rFonts w:ascii="Aptos" w:cs="Aptos" w:eastAsia="Aptos" w:hAnsi="Aptos"/>
+                <w:b w:val="false"/>
+                <w:bCs w:val="false"/>
+                <w:i w:val="false"/>
+                <w:iCs w:val="false"/>
+                <w:sz w:val="24"/>
+                <w:szCs w:val="24"/>
+              </w:rPr>
+              <w:t>[setting, e.g., open/closed ports]</w:t>
+            </w:r>
+          </w:p>
+        </w:tc>
+        <w:tc>
+          <w:tcPr>
+            <w:tcW w:type="dxa" w:w="1560"/>
+            <w:tcBorders>
+              <w:top w:val="single" w:color="BFBFBF" w:sz="4"/>
+              <w:left w:val="single" w:color="BFBFBF" w:sz="4"/>
+              <w:bottom w:val="single" w:color="BFBFBF" w:sz="4"/>
+              <w:right w:val="single" w:color="BFBFBF" w:sz="4"/>
+            </w:tcBorders>
+            <w:tcMar>
+              <w:top w:type="dxa" w:w="80"/>
+              <w:left w:type="dxa" w:w="120"/>
+              <w:bottom w:type="dxa" w:w="80"/>
+              <w:right w:type="dxa" w:w="120"/>
+            </w:tcMar>
+          </w:tcPr>
+          <w:p>
+            <w:r>
+              <w:rPr>
+                <w:rFonts w:ascii="Aptos" w:cs="Aptos" w:eastAsia="Aptos" w:hAnsi="Aptos"/>
+                <w:b w:val="false"/>
+                <w:bCs w:val="false"/>
+                <w:i w:val="false"/>
+                <w:iCs w:val="false"/>
+                <w:sz w:val="24"/>
+                <w:szCs w:val="24"/>
+              </w:rPr>
+              <w:t>[approved value]</w:t>
+            </w:r>
+          </w:p>
+        </w:tc>
+        <w:tc>
+          <w:tcPr>
+            <w:tcW w:type="dxa" w:w="1800"/>
+            <w:tcBorders>
+              <w:top w:val="single" w:color="BFBFBF" w:sz="4"/>
+              <w:left w:val="single" w:color="BFBFBF" w:sz="4"/>
+              <w:bottom w:val="single" w:color="BFBFBF" w:sz="4"/>
+              <w:right w:val="single" w:color="BFBFBF" w:sz="4"/>
+            </w:tcBorders>
+            <w:tcMar>
+              <w:top w:type="dxa" w:w="80"/>
+              <w:left w:type="dxa" w:w="120"/>
+              <w:bottom w:type="dxa" w:w="80"/>
+              <w:right w:type="dxa" w:w="120"/>
+            </w:tcMar>
+          </w:tcPr>
+          <w:p>
+            <w:r>
+              <w:rPr>
+                <w:rFonts w:ascii="Aptos" w:cs="Aptos" w:eastAsia="Aptos" w:hAnsi="Aptos"/>
+                <w:b w:val="false"/>
+                <w:bCs w:val="false"/>
+                <w:i w:val="false"/>
+                <w:iCs w:val="false"/>
+                <w:sz w:val="24"/>
+                <w:szCs w:val="24"/>
+              </w:rPr>
+              <w:t>[Y / N]</w:t>
+            </w:r>
+          </w:p>
+        </w:tc>
+        <w:tc>
+          <w:tcPr>
+            <w:tcW w:type="dxa" w:w="1400"/>
+            <w:tcBorders>
+              <w:top w:val="single" w:color="BFBFBF" w:sz="4"/>
+              <w:left w:val="single" w:color="BFBFBF" w:sz="4"/>
+              <w:bottom w:val="single" w:color="BFBFBF" w:sz="4"/>
+              <w:right w:val="single" w:color="BFBFBF" w:sz="4"/>
+            </w:tcBorders>
+            <w:tcMar>
+              <w:top w:type="dxa" w:w="80"/>
+              <w:left w:type="dxa" w:w="120"/>
+              <w:bottom w:type="dxa" w:w="80"/>
+              <w:right w:type="dxa" w:w="120"/>
+            </w:tcMar>
+          </w:tcPr>
+          <w:p>
+            <w:r>
+              <w:rPr>
+                <w:rFonts w:ascii="Aptos" w:cs="Aptos" w:eastAsia="Aptos" w:hAnsi="Aptos"/>
+                <w:b w:val="false"/>
+                <w:bCs w:val="false"/>
+                <w:i w:val="false"/>
+                <w:iCs w:val="false"/>
+                <w:sz w:val="24"/>
+                <w:szCs w:val="24"/>
+              </w:rPr>
+              <w:t>[notes]</w:t>
+            </w:r>
+          </w:p>
+        </w:tc>
+      </w:tr>
+      <w:tr>
+        <w:tc>
+          <w:tcPr>
+            <w:tcW w:type="dxa" w:w="2400"/>
+            <w:tcBorders>
+              <w:top w:val="single" w:color="BFBFBF" w:sz="4"/>
+              <w:left w:val="single" w:color="BFBFBF" w:sz="4"/>
+              <w:bottom w:val="single" w:color="BFBFBF" w:sz="4"/>
+              <w:right w:val="single" w:color="BFBFBF" w:sz="4"/>
+            </w:tcBorders>
+            <w:tcMar>
+              <w:top w:type="dxa" w:w="80"/>
+              <w:left w:type="dxa" w:w="120"/>
+              <w:bottom w:type="dxa" w:w="80"/>
+              <w:right w:type="dxa" w:w="120"/>
+            </w:tcMar>
+          </w:tcPr>
+          <w:p>
+            <w:r>
+              <w:rPr>
+                <w:rFonts w:ascii="Aptos" w:cs="Aptos" w:eastAsia="Aptos" w:hAnsi="Aptos"/>
+                <w:b w:val="false"/>
+                <w:bCs w:val="false"/>
+                <w:i w:val="false"/>
+                <w:iCs w:val="false"/>
+                <w:sz w:val="24"/>
+                <w:szCs w:val="24"/>
+              </w:rPr>
+              <w:t>Network devices</w:t>
+            </w:r>
+          </w:p>
+        </w:tc>
+        <w:tc>
+          <w:tcPr>
+            <w:tcW w:type="dxa" w:w="2200"/>
+            <w:tcBorders>
+              <w:top w:val="single" w:color="BFBFBF" w:sz="4"/>
+              <w:left w:val="single" w:color="BFBFBF" w:sz="4"/>
+              <w:bottom w:val="single" w:color="BFBFBF" w:sz="4"/>
+              <w:right w:val="single" w:color="BFBFBF" w:sz="4"/>
+            </w:tcBorders>
+            <w:tcMar>
+              <w:top w:type="dxa" w:w="80"/>
+              <w:left w:type="dxa" w:w="120"/>
+              <w:bottom w:type="dxa" w:w="80"/>
+              <w:right w:type="dxa" w:w="120"/>
+            </w:tcMar>
+          </w:tcPr>
+          <w:p>
+            <w:r>
+              <w:rPr>
+                <w:rFonts w:ascii="Aptos" w:cs="Aptos" w:eastAsia="Aptos" w:hAnsi="Aptos"/>
+                <w:b w:val="false"/>
+                <w:bCs w:val="false"/>
+                <w:i w:val="false"/>
+                <w:iCs w:val="false"/>
+                <w:sz w:val="24"/>
+                <w:szCs w:val="24"/>
+              </w:rPr>
+              <w:t>[setting, e.g., logging]</w:t>
+            </w:r>
+          </w:p>
+        </w:tc>
+        <w:tc>
+          <w:tcPr>
+            <w:tcW w:type="dxa" w:w="1560"/>
+            <w:tcBorders>
+              <w:top w:val="single" w:color="BFBFBF" w:sz="4"/>
+              <w:left w:val="single" w:color="BFBFBF" w:sz="4"/>
+              <w:bottom w:val="single" w:color="BFBFBF" w:sz="4"/>
+              <w:right w:val="single" w:color="BFBFBF" w:sz="4"/>
+            </w:tcBorders>
+            <w:tcMar>
+              <w:top w:type="dxa" w:w="80"/>
+              <w:left w:type="dxa" w:w="120"/>
+              <w:bottom w:type="dxa" w:w="80"/>
+              <w:right w:type="dxa" w:w="120"/>
+            </w:tcMar>
+          </w:tcPr>
+          <w:p>
+            <w:r>
+              <w:rPr>
+                <w:rFonts w:ascii="Aptos" w:cs="Aptos" w:eastAsia="Aptos" w:hAnsi="Aptos"/>
+                <w:b w:val="false"/>
+                <w:bCs w:val="false"/>
+                <w:i w:val="false"/>
+                <w:iCs w:val="false"/>
+                <w:sz w:val="24"/>
+                <w:szCs w:val="24"/>
+              </w:rPr>
+              <w:t>[approved value]</w:t>
+            </w:r>
+          </w:p>
+        </w:tc>
+        <w:tc>
+          <w:tcPr>
+            <w:tcW w:type="dxa" w:w="1800"/>
+            <w:tcBorders>
+              <w:top w:val="single" w:color="BFBFBF" w:sz="4"/>
+              <w:left w:val="single" w:color="BFBFBF" w:sz="4"/>
+              <w:bottom w:val="single" w:color="BFBFBF" w:sz="4"/>
+              <w:right w:val="single" w:color="BFBFBF" w:sz="4"/>
+            </w:tcBorders>
+            <w:tcMar>
+              <w:top w:type="dxa" w:w="80"/>
+              <w:left w:type="dxa" w:w="120"/>
+              <w:bottom w:type="dxa" w:w="80"/>
+              <w:right w:type="dxa" w:w="120"/>
+            </w:tcMar>
+          </w:tcPr>
+          <w:p>
+            <w:r>
+              <w:rPr>
+                <w:rFonts w:ascii="Aptos" w:cs="Aptos" w:eastAsia="Aptos" w:hAnsi="Aptos"/>
+                <w:b w:val="false"/>
+                <w:bCs w:val="false"/>
+                <w:i w:val="false"/>
+                <w:iCs w:val="false"/>
+                <w:sz w:val="24"/>
+                <w:szCs w:val="24"/>
+              </w:rPr>
+              <w:t>[Y / N]</w:t>
+            </w:r>
+          </w:p>
+        </w:tc>
+        <w:tc>
+          <w:tcPr>
+            <w:tcW w:type="dxa" w:w="1400"/>
+            <w:tcBorders>
+              <w:top w:val="single" w:color="BFBFBF" w:sz="4"/>
+              <w:left w:val="single" w:color="BFBFBF" w:sz="4"/>
+              <w:bottom w:val="single" w:color="BFBFBF" w:sz="4"/>
+              <w:right w:val="single" w:color="BFBFBF" w:sz="4"/>
+            </w:tcBorders>
+            <w:tcMar>
+              <w:top w:type="dxa" w:w="80"/>
+              <w:left w:type="dxa" w:w="120"/>
+              <w:bottom w:type="dxa" w:w="80"/>
+              <w:right w:type="dxa" w:w="120"/>
+            </w:tcMar>
+          </w:tcPr>
+          <w:p>
+            <w:r>
+              <w:rPr>
+                <w:rFonts w:ascii="Aptos" w:cs="Aptos" w:eastAsia="Aptos" w:hAnsi="Aptos"/>
+                <w:b w:val="false"/>
+                <w:bCs w:val="false"/>
+                <w:i w:val="false"/>
+                <w:iCs w:val="false"/>
+                <w:sz w:val="24"/>
+                <w:szCs w:val="24"/>
+              </w:rPr>
+              <w:t>[notes]</w:t>
+            </w:r>
+          </w:p>
+        </w:tc>
+      </w:tr>
+      <w:tr>
+        <w:tc>
+          <w:tcPr>
+            <w:tcW w:type="dxa" w:w="2400"/>
+            <w:tcBorders>
+              <w:top w:val="single" w:color="BFBFBF" w:sz="4"/>
+              <w:left w:val="single" w:color="BFBFBF" w:sz="4"/>
+              <w:bottom w:val="single" w:color="BFBFBF" w:sz="4"/>
+              <w:right w:val="single" w:color="BFBFBF" w:sz="4"/>
+            </w:tcBorders>
+            <w:tcMar>
+              <w:top w:type="dxa" w:w="80"/>
+              <w:left w:type="dxa" w:w="120"/>
+              <w:bottom w:type="dxa" w:w="80"/>
+              <w:right w:type="dxa" w:w="120"/>
+            </w:tcMar>
+          </w:tcPr>
+          <w:p>
+            <w:r>
+              <w:rPr>
+                <w:rFonts w:ascii="Aptos" w:cs="Aptos" w:eastAsia="Aptos" w:hAnsi="Aptos"/>
+                <w:b w:val="false"/>
+                <w:bCs w:val="false"/>
+                <w:i w:val="false"/>
+                <w:iCs w:val="false"/>
+                <w:sz w:val="24"/>
+                <w:szCs w:val="24"/>
+              </w:rPr>
+              <w:t>Telephony / CAD appliances</w:t>
+            </w:r>
+          </w:p>
+        </w:tc>
+        <w:tc>
+          <w:tcPr>
+            <w:tcW w:type="dxa" w:w="2200"/>
+            <w:tcBorders>
+              <w:top w:val="single" w:color="BFBFBF" w:sz="4"/>
+              <w:left w:val="single" w:color="BFBFBF" w:sz="4"/>
+              <w:bottom w:val="single" w:color="BFBFBF" w:sz="4"/>
+              <w:right w:val="single" w:color="BFBFBF" w:sz="4"/>
+            </w:tcBorders>
+            <w:tcMar>
+              <w:top w:type="dxa" w:w="80"/>
+              <w:left w:type="dxa" w:w="120"/>
+              <w:bottom w:type="dxa" w:w="80"/>
+              <w:right w:type="dxa" w:w="120"/>
+            </w:tcMar>
+          </w:tcPr>
+          <w:p>
+            <w:r>
+              <w:rPr>
+                <w:rFonts w:ascii="Aptos" w:cs="Aptos" w:eastAsia="Aptos" w:hAnsi="Aptos"/>
+                <w:b w:val="false"/>
+                <w:bCs w:val="false"/>
+                <w:i w:val="false"/>
+                <w:iCs w:val="false"/>
+                <w:sz w:val="24"/>
+                <w:szCs w:val="24"/>
+              </w:rPr>
+              <w:t>[setting]</w:t>
+            </w:r>
+          </w:p>
+        </w:tc>
+        <w:tc>
+          <w:tcPr>
+            <w:tcW w:type="dxa" w:w="1560"/>
+            <w:tcBorders>
+              <w:top w:val="single" w:color="BFBFBF" w:sz="4"/>
+              <w:left w:val="single" w:color="BFBFBF" w:sz="4"/>
+              <w:bottom w:val="single" w:color="BFBFBF" w:sz="4"/>
+              <w:right w:val="single" w:color="BFBFBF" w:sz="4"/>
+            </w:tcBorders>
+            <w:tcMar>
+              <w:top w:type="dxa" w:w="80"/>
+              <w:left w:type="dxa" w:w="120"/>
+              <w:bottom w:type="dxa" w:w="80"/>
+              <w:right w:type="dxa" w:w="120"/>
+            </w:tcMar>
+          </w:tcPr>
+          <w:p>
+            <w:r>
+              <w:rPr>
+                <w:rFonts w:ascii="Aptos" w:cs="Aptos" w:eastAsia="Aptos" w:hAnsi="Aptos"/>
+                <w:b w:val="false"/>
+                <w:bCs w:val="false"/>
+                <w:i w:val="false"/>
+                <w:iCs w:val="false"/>
+                <w:sz w:val="24"/>
+                <w:szCs w:val="24"/>
+              </w:rPr>
+              <w:t>[approved value]</w:t>
+            </w:r>
+          </w:p>
+        </w:tc>
+        <w:tc>
+          <w:tcPr>
+            <w:tcW w:type="dxa" w:w="1800"/>
+            <w:tcBorders>
+              <w:top w:val="single" w:color="BFBFBF" w:sz="4"/>
+              <w:left w:val="single" w:color="BFBFBF" w:sz="4"/>
+              <w:bottom w:val="single" w:color="BFBFBF" w:sz="4"/>
+              <w:right w:val="single" w:color="BFBFBF" w:sz="4"/>
+            </w:tcBorders>
+            <w:tcMar>
+              <w:top w:type="dxa" w:w="80"/>
+              <w:left w:type="dxa" w:w="120"/>
+              <w:bottom w:type="dxa" w:w="80"/>
+              <w:right w:type="dxa" w:w="120"/>
+            </w:tcMar>
+          </w:tcPr>
+          <w:p>
+            <w:r>
+              <w:rPr>
+                <w:rFonts w:ascii="Aptos" w:cs="Aptos" w:eastAsia="Aptos" w:hAnsi="Aptos"/>
+                <w:b w:val="false"/>
+                <w:bCs w:val="false"/>
+                <w:i w:val="false"/>
+                <w:iCs w:val="false"/>
+                <w:sz w:val="24"/>
+                <w:szCs w:val="24"/>
+              </w:rPr>
+              <w:t>[Y / N]</w:t>
+            </w:r>
+          </w:p>
+        </w:tc>
+        <w:tc>
+          <w:tcPr>
+            <w:tcW w:type="dxa" w:w="1400"/>
+            <w:tcBorders>
+              <w:top w:val="single" w:color="BFBFBF" w:sz="4"/>
+              <w:left w:val="single" w:color="BFBFBF" w:sz="4"/>
+              <w:bottom w:val="single" w:color="BFBFBF" w:sz="4"/>
+              <w:right w:val="single" w:color="BFBFBF" w:sz="4"/>
+            </w:tcBorders>
+            <w:tcMar>
+              <w:top w:type="dxa" w:w="80"/>
+              <w:left w:type="dxa" w:w="120"/>
+              <w:bottom w:type="dxa" w:w="80"/>
+              <w:right w:type="dxa" w:w="120"/>
+            </w:tcMar>
+          </w:tcPr>
+          <w:p>
+            <w:r>
+              <w:rPr>
+                <w:rFonts w:ascii="Aptos" w:cs="Aptos" w:eastAsia="Aptos" w:hAnsi="Aptos"/>
+                <w:b w:val="false"/>
+                <w:bCs w:val="false"/>
+                <w:i w:val="false"/>
+                <w:iCs w:val="false"/>
+                <w:sz w:val="24"/>
+                <w:szCs w:val="24"/>
+              </w:rPr>
+              <w:t>[notes]</w:t>
+            </w:r>
+          </w:p>
+        </w:tc>
+      </w:tr>
+      <w:tr>
+        <w:tc>
+          <w:tcPr>
+            <w:tcW w:type="dxa" w:w="2400"/>
+            <w:tcBorders>
+              <w:top w:val="single" w:color="BFBFBF" w:sz="4"/>
+              <w:left w:val="single" w:color="BFBFBF" w:sz="4"/>
+              <w:bottom w:val="single" w:color="BFBFBF" w:sz="4"/>
+              <w:right w:val="single" w:color="BFBFBF" w:sz="4"/>
+            </w:tcBorders>
+            <w:tcMar>
+              <w:top w:type="dxa" w:w="80"/>
+              <w:left w:type="dxa" w:w="120"/>
+              <w:bottom w:type="dxa" w:w="80"/>
+              <w:right w:type="dxa" w:w="120"/>
+            </w:tcMar>
+          </w:tcPr>
+          <w:p>
+            <w:r>
+              <w:rPr>
+                <w:rFonts w:ascii="Aptos" w:cs="Aptos" w:eastAsia="Aptos" w:hAnsi="Aptos"/>
+                <w:b w:val="false"/>
+                <w:bCs w:val="false"/>
+                <w:i w:val="false"/>
+                <w:iCs w:val="false"/>
+                <w:sz w:val="24"/>
+                <w:szCs w:val="24"/>
+              </w:rPr>
+              <w:t>SBC consoles</w:t>
+            </w:r>
+          </w:p>
+        </w:tc>
+        <w:tc>
+          <w:tcPr>
+            <w:tcW w:type="dxa" w:w="2200"/>
+            <w:tcBorders>
+              <w:top w:val="single" w:color="BFBFBF" w:sz="4"/>
+              <w:left w:val="single" w:color="BFBFBF" w:sz="4"/>
+              <w:bottom w:val="single" w:color="BFBFBF" w:sz="4"/>
+              <w:right w:val="single" w:color="BFBFBF" w:sz="4"/>
+            </w:tcBorders>
+            <w:tcMar>
+              <w:top w:type="dxa" w:w="80"/>
+              <w:left w:type="dxa" w:w="120"/>
+              <w:bottom w:type="dxa" w:w="80"/>
+              <w:right w:type="dxa" w:w="120"/>
+            </w:tcMar>
+          </w:tcPr>
+          <w:p>
+            <w:r>
+              <w:rPr>
+                <w:rFonts w:ascii="Aptos" w:cs="Aptos" w:eastAsia="Aptos" w:hAnsi="Aptos"/>
+                <w:b w:val="false"/>
+                <w:bCs w:val="false"/>
+                <w:i w:val="false"/>
+                <w:iCs w:val="false"/>
+                <w:sz w:val="24"/>
+                <w:szCs w:val="24"/>
+              </w:rPr>
+              <w:t>[account lockout]</w:t>
+            </w:r>
+          </w:p>
+        </w:tc>
+        <w:tc>
+          <w:tcPr>
+            <w:tcW w:type="dxa" w:w="1560"/>
+            <w:tcBorders>
+              <w:top w:val="single" w:color="BFBFBF" w:sz="4"/>
+              <w:left w:val="single" w:color="BFBFBF" w:sz="4"/>
+              <w:bottom w:val="single" w:color="BFBFBF" w:sz="4"/>
+              <w:right w:val="single" w:color="BFBFBF" w:sz="4"/>
+            </w:tcBorders>
+            <w:tcMar>
+              <w:top w:type="dxa" w:w="80"/>
+              <w:left w:type="dxa" w:w="120"/>
+              <w:bottom w:type="dxa" w:w="80"/>
+              <w:right w:type="dxa" w:w="120"/>
+            </w:tcMar>
+          </w:tcPr>
+          <w:p>
+            <w:r>
+              <w:rPr>
+                <w:rFonts w:ascii="Aptos" w:cs="Aptos" w:eastAsia="Aptos" w:hAnsi="Aptos"/>
+                <w:b w:val="false"/>
+                <w:bCs w:val="false"/>
+                <w:i w:val="false"/>
+                <w:iCs w:val="false"/>
+                <w:sz w:val="24"/>
+                <w:szCs w:val="24"/>
+              </w:rPr>
+              <w:t>[approved value]</w:t>
+            </w:r>
+          </w:p>
+        </w:tc>
+        <w:tc>
+          <w:tcPr>
+            <w:tcW w:type="dxa" w:w="1800"/>
+            <w:tcBorders>
+              <w:top w:val="single" w:color="BFBFBF" w:sz="4"/>
+              <w:left w:val="single" w:color="BFBFBF" w:sz="4"/>
+              <w:bottom w:val="single" w:color="BFBFBF" w:sz="4"/>
+              <w:right w:val="single" w:color="BFBFBF" w:sz="4"/>
+            </w:tcBorders>
+            <w:tcMar>
+              <w:top w:type="dxa" w:w="80"/>
+              <w:left w:type="dxa" w:w="120"/>
+              <w:bottom w:type="dxa" w:w="80"/>
+              <w:right w:type="dxa" w:w="120"/>
+            </w:tcMar>
+          </w:tcPr>
+          <w:p>
+            <w:r>
+              <w:rPr>
+                <w:rFonts w:ascii="Aptos" w:cs="Aptos" w:eastAsia="Aptos" w:hAnsi="Aptos"/>
+                <w:b w:val="false"/>
+                <w:bCs w:val="false"/>
+                <w:i w:val="false"/>
+                <w:iCs w:val="false"/>
+                <w:sz w:val="24"/>
+                <w:szCs w:val="24"/>
+              </w:rPr>
+              <w:t>[Y / N]</w:t>
+            </w:r>
+          </w:p>
+        </w:tc>
+        <w:tc>
+          <w:tcPr>
+            <w:tcW w:type="dxa" w:w="1400"/>
+            <w:tcBorders>
+              <w:top w:val="single" w:color="BFBFBF" w:sz="4"/>
+              <w:left w:val="single" w:color="BFBFBF" w:sz="4"/>
+              <w:bottom w:val="single" w:color="BFBFBF" w:sz="4"/>
+              <w:right w:val="single" w:color="BFBFBF" w:sz="4"/>
+            </w:tcBorders>
+            <w:tcMar>
+              <w:top w:type="dxa" w:w="80"/>
+              <w:left w:type="dxa" w:w="120"/>
+              <w:bottom w:type="dxa" w:w="80"/>
+              <w:right w:type="dxa" w:w="120"/>
+            </w:tcMar>
+          </w:tcPr>
+          <w:p>
+            <w:r>
+              <w:rPr>
+                <w:rFonts w:ascii="Aptos" w:cs="Aptos" w:eastAsia="Aptos" w:hAnsi="Aptos"/>
+                <w:b w:val="false"/>
+                <w:bCs w:val="false"/>
+                <w:i w:val="false"/>
+                <w:iCs w:val="false"/>
+                <w:sz w:val="24"/>
+                <w:szCs w:val="24"/>
+              </w:rPr>
+              <w:t>[notes]</w:t>
+            </w:r>
+          </w:p>
+        </w:tc>
+      </w:tr>
+    </w:tbl>
+    <w:p>
+      <w:pPr>
+        <w:pStyle w:val="Heading2"/>
+        <w:spacing w:after="100" w:before="220"/>
+      </w:pPr>
+      <w:r>
+        <w:rPr>
+          <w:rFonts w:ascii="Aptos" w:cs="Aptos" w:eastAsia="Aptos" w:hAnsi="Aptos"/>
+          <w:b/>
+          <w:bCs/>
+          <w:color w:val="1B3A5C"/>
+          <w:sz w:val="26"/>
+          <w:szCs w:val="26"/>
+        </w:rPr>
+        <w:t>4. Network Zones and ACLs</w:t>
+      </w:r>
+    </w:p>
+    <w:p>
+      <w:pPr>
+        <w:spacing w:after="140"/>
+      </w:pPr>
+      <w:r>
+        <w:rPr>
+          <w:rFonts w:ascii="Aptos" w:cs="Aptos" w:eastAsia="Aptos" w:hAnsi="Aptos"/>
+          <w:i/>
+          <w:iCs/>
+          <w:color w:val="595959"/>
+          <w:sz w:val="24"/>
+          <w:szCs w:val="24"/>
+        </w:rPr>
+        <w:t>«Document the network zones, VLANs, and firewall/ACL rules that are part of the baseline and change-controlled (assessment 5A-5).»</w:t>
+      </w:r>
+    </w:p>
+    <w:tbl>
+      <w:tblPr>
+        <w:tblW w:type="dxa" w:w="9360"/>
+        <w:tblBorders>
+          <w:top w:val="single" w:color="auto" w:sz="4"/>
+          <w:left w:val="single" w:color="auto" w:sz="4"/>
+          <w:bottom w:val="single" w:color="auto" w:sz="4"/>
+          <w:right w:val="single" w:color="auto" w:sz="4"/>
+          <w:insideH w:val="single" w:color="auto" w:sz="4"/>
+          <w:insideV w:val="single" w:color="auto" w:sz="4"/>
+        </w:tblBorders>
+      </w:tblPr>
+      <w:tblGrid>
+        <w:gridCol w:w="2400"/>
+        <w:gridCol w:w="2200"/>
+        <w:gridCol w:w="1560"/>
+        <w:gridCol w:w="1800"/>
+        <w:gridCol w:w="1400"/>
+      </w:tblGrid>
+      <w:tr>
+        <w:trPr>
+          <w:tblHeader/>
+        </w:trPr>
+        <w:tc>
+          <w:tcPr>
+            <w:tcW w:type="dxa" w:w="2400"/>
+            <w:tcBorders>
+              <w:top w:val="single" w:color="BFBFBF" w:sz="4"/>
+              <w:left w:val="single" w:color="BFBFBF" w:sz="4"/>
+              <w:bottom w:val="single" w:color="BFBFBF" w:sz="4"/>
+              <w:right w:val="single" w:color="BFBFBF" w:sz="4"/>
+            </w:tcBorders>
+            <w:shd w:fill="1B3A5C" w:val="clear"/>
+            <w:tcMar>
+              <w:top w:type="dxa" w:w="80"/>
+              <w:left w:type="dxa" w:w="120"/>
+              <w:bottom w:type="dxa" w:w="80"/>
+              <w:right w:type="dxa" w:w="120"/>
+            </w:tcMar>
+          </w:tcPr>
+          <w:p>
+            <w:r>
+              <w:rPr>
+                <w:rFonts w:ascii="Aptos" w:cs="Aptos" w:eastAsia="Aptos" w:hAnsi="Aptos"/>
+                <w:b/>
+                <w:bCs/>
+                <w:color w:val="FFFFFF"/>
+                <w:sz w:val="24"/>
+                <w:szCs w:val="24"/>
+              </w:rPr>
+              <w:t>Zone / segment</w:t>
+            </w:r>
+          </w:p>
+        </w:tc>
+        <w:tc>
+          <w:tcPr>
+            <w:tcW w:type="dxa" w:w="2200"/>
+            <w:tcBorders>
+              <w:top w:val="single" w:color="BFBFBF" w:sz="4"/>
+              <w:left w:val="single" w:color="BFBFBF" w:sz="4"/>
+              <w:bottom w:val="single" w:color="BFBFBF" w:sz="4"/>
+              <w:right w:val="single" w:color="BFBFBF" w:sz="4"/>
+            </w:tcBorders>
+            <w:shd w:fill="1B3A5C" w:val="clear"/>
+            <w:tcMar>
+              <w:top w:type="dxa" w:w="80"/>
+              <w:left w:type="dxa" w:w="120"/>
+              <w:bottom w:type="dxa" w:w="80"/>
+              <w:right w:type="dxa" w:w="120"/>
+            </w:tcMar>
+          </w:tcPr>
+          <w:p>
+            <w:r>
+              <w:rPr>
+                <w:rFonts w:ascii="Aptos" w:cs="Aptos" w:eastAsia="Aptos" w:hAnsi="Aptos"/>
+                <w:b/>
+                <w:bCs/>
+                <w:color w:val="FFFFFF"/>
+                <w:sz w:val="24"/>
+                <w:szCs w:val="24"/>
+              </w:rPr>
+              <w:t>Purpose</w:t>
+            </w:r>
+          </w:p>
+        </w:tc>
+        <w:tc>
+          <w:tcPr>
+            <w:tcW w:type="dxa" w:w="1560"/>
+            <w:tcBorders>
+              <w:top w:val="single" w:color="BFBFBF" w:sz="4"/>
+              <w:left w:val="single" w:color="BFBFBF" w:sz="4"/>
+              <w:bottom w:val="single" w:color="BFBFBF" w:sz="4"/>
+              <w:right w:val="single" w:color="BFBFBF" w:sz="4"/>
+            </w:tcBorders>
+            <w:shd w:fill="1B3A5C" w:val="clear"/>
+            <w:tcMar>
+              <w:top w:type="dxa" w:w="80"/>
+              <w:left w:type="dxa" w:w="120"/>
+              <w:bottom w:type="dxa" w:w="80"/>
+              <w:right w:type="dxa" w:w="120"/>
+            </w:tcMar>
+          </w:tcPr>
+          <w:p>
+            <w:r>
+              <w:rPr>
+                <w:rFonts w:ascii="Aptos" w:cs="Aptos" w:eastAsia="Aptos" w:hAnsi="Aptos"/>
+                <w:b/>
+                <w:bCs/>
+                <w:color w:val="FFFFFF"/>
+                <w:sz w:val="24"/>
+                <w:szCs w:val="24"/>
+              </w:rPr>
+              <w:t>Allowed traffic / ACL summary</w:t>
+            </w:r>
+          </w:p>
+        </w:tc>
+        <w:tc>
+          <w:tcPr>
+            <w:tcW w:type="dxa" w:w="1800"/>
+            <w:tcBorders>
+              <w:top w:val="single" w:color="BFBFBF" w:sz="4"/>
+              <w:left w:val="single" w:color="BFBFBF" w:sz="4"/>
+              <w:bottom w:val="single" w:color="BFBFBF" w:sz="4"/>
+              <w:right w:val="single" w:color="BFBFBF" w:sz="4"/>
+            </w:tcBorders>
+            <w:shd w:fill="1B3A5C" w:val="clear"/>
+            <w:tcMar>
+              <w:top w:type="dxa" w:w="80"/>
+              <w:left w:type="dxa" w:w="120"/>
+              <w:bottom w:type="dxa" w:w="80"/>
+              <w:right w:type="dxa" w:w="120"/>
+            </w:tcMar>
+          </w:tcPr>
+          <w:p>
+            <w:r>
+              <w:rPr>
+                <w:rFonts w:ascii="Aptos" w:cs="Aptos" w:eastAsia="Aptos" w:hAnsi="Aptos"/>
+                <w:b/>
+                <w:bCs/>
+                <w:color w:val="FFFFFF"/>
+                <w:sz w:val="24"/>
+                <w:szCs w:val="24"/>
+              </w:rPr>
+              <w:t>Change-control reference</w:t>
+            </w:r>
+          </w:p>
+        </w:tc>
+        <w:tc>
+          <w:tcPr>
+            <w:tcW w:type="dxa" w:w="1400"/>
+            <w:tcBorders>
+              <w:top w:val="single" w:color="BFBFBF" w:sz="4"/>
+              <w:left w:val="single" w:color="BFBFBF" w:sz="4"/>
+              <w:bottom w:val="single" w:color="BFBFBF" w:sz="4"/>
+              <w:right w:val="single" w:color="BFBFBF" w:sz="4"/>
+            </w:tcBorders>
+            <w:shd w:fill="1B3A5C" w:val="clear"/>
+            <w:tcMar>
+              <w:top w:type="dxa" w:w="80"/>
+              <w:left w:type="dxa" w:w="120"/>
+              <w:bottom w:type="dxa" w:w="80"/>
+              <w:right w:type="dxa" w:w="120"/>
+            </w:tcMar>
+          </w:tcPr>
+          <w:p>
+            <w:r>
+              <w:rPr>
+                <w:rFonts w:ascii="Aptos" w:cs="Aptos" w:eastAsia="Aptos" w:hAnsi="Aptos"/>
+                <w:b/>
+                <w:bCs/>
+                <w:color w:val="FFFFFF"/>
+                <w:sz w:val="24"/>
+                <w:szCs w:val="24"/>
+              </w:rPr>
+              <w:t>Notes</w:t>
+            </w:r>
+          </w:p>
+        </w:tc>
+      </w:tr>
+      <w:tr>
+        <w:tc>
+          <w:tcPr>
+            <w:tcW w:type="dxa" w:w="2400"/>
+            <w:tcBorders>
+              <w:top w:val="single" w:color="BFBFBF" w:sz="4"/>
+              <w:left w:val="single" w:color="BFBFBF" w:sz="4"/>
+              <w:bottom w:val="single" w:color="BFBFBF" w:sz="4"/>
+              <w:right w:val="single" w:color="BFBFBF" w:sz="4"/>
+            </w:tcBorders>
+            <w:tcMar>
+              <w:top w:type="dxa" w:w="80"/>
+              <w:left w:type="dxa" w:w="120"/>
+              <w:bottom w:type="dxa" w:w="80"/>
+              <w:right w:type="dxa" w:w="120"/>
+            </w:tcMar>
+          </w:tcPr>
+          <w:p>
+            <w:r>
+              <w:rPr>
+                <w:rFonts w:ascii="Aptos" w:cs="Aptos" w:eastAsia="Aptos" w:hAnsi="Aptos"/>
+                <w:b w:val="false"/>
+                <w:bCs w:val="false"/>
+                <w:i w:val="false"/>
+                <w:iCs w:val="false"/>
+                <w:sz w:val="24"/>
+                <w:szCs w:val="24"/>
+              </w:rPr>
+              <w:t>[zone, e.g., dispatch VLAN]</w:t>
+            </w:r>
+          </w:p>
+        </w:tc>
+        <w:tc>
+          <w:tcPr>
+            <w:tcW w:type="dxa" w:w="2200"/>
+            <w:tcBorders>
+              <w:top w:val="single" w:color="BFBFBF" w:sz="4"/>
+              <w:left w:val="single" w:color="BFBFBF" w:sz="4"/>
+              <w:bottom w:val="single" w:color="BFBFBF" w:sz="4"/>
+              <w:right w:val="single" w:color="BFBFBF" w:sz="4"/>
+            </w:tcBorders>
+            <w:tcMar>
+              <w:top w:type="dxa" w:w="80"/>
+              <w:left w:type="dxa" w:w="120"/>
+              <w:bottom w:type="dxa" w:w="80"/>
+              <w:right w:type="dxa" w:w="120"/>
+            </w:tcMar>
+          </w:tcPr>
+          <w:p>
+            <w:r>
+              <w:rPr>
+                <w:rFonts w:ascii="Aptos" w:cs="Aptos" w:eastAsia="Aptos" w:hAnsi="Aptos"/>
+                <w:b w:val="false"/>
+                <w:bCs w:val="false"/>
+                <w:i w:val="false"/>
+                <w:iCs w:val="false"/>
+                <w:sz w:val="24"/>
+                <w:szCs w:val="24"/>
+              </w:rPr>
+              <w:t>[purpose]</w:t>
+            </w:r>
+          </w:p>
+        </w:tc>
+        <w:tc>
+          <w:tcPr>
+            <w:tcW w:type="dxa" w:w="1560"/>
+            <w:tcBorders>
+              <w:top w:val="single" w:color="BFBFBF" w:sz="4"/>
+              <w:left w:val="single" w:color="BFBFBF" w:sz="4"/>
+              <w:bottom w:val="single" w:color="BFBFBF" w:sz="4"/>
+              <w:right w:val="single" w:color="BFBFBF" w:sz="4"/>
+            </w:tcBorders>
+            <w:tcMar>
+              <w:top w:type="dxa" w:w="80"/>
+              <w:left w:type="dxa" w:w="120"/>
+              <w:bottom w:type="dxa" w:w="80"/>
+              <w:right w:type="dxa" w:w="120"/>
+            </w:tcMar>
+          </w:tcPr>
+          <w:p>
+            <w:r>
+              <w:rPr>
+                <w:rFonts w:ascii="Aptos" w:cs="Aptos" w:eastAsia="Aptos" w:hAnsi="Aptos"/>
+                <w:b w:val="false"/>
+                <w:bCs w:val="false"/>
+                <w:i w:val="false"/>
+                <w:iCs w:val="false"/>
+                <w:sz w:val="24"/>
+                <w:szCs w:val="24"/>
+              </w:rPr>
+              <w:t>[allowed traffic / ACL summary]</w:t>
+            </w:r>
+          </w:p>
+        </w:tc>
+        <w:tc>
+          <w:tcPr>
+            <w:tcW w:type="dxa" w:w="1800"/>
+            <w:tcBorders>
+              <w:top w:val="single" w:color="BFBFBF" w:sz="4"/>
+              <w:left w:val="single" w:color="BFBFBF" w:sz="4"/>
+              <w:bottom w:val="single" w:color="BFBFBF" w:sz="4"/>
+              <w:right w:val="single" w:color="BFBFBF" w:sz="4"/>
+            </w:tcBorders>
+            <w:tcMar>
+              <w:top w:type="dxa" w:w="80"/>
+              <w:left w:type="dxa" w:w="120"/>
+              <w:bottom w:type="dxa" w:w="80"/>
+              <w:right w:type="dxa" w:w="120"/>
+            </w:tcMar>
+          </w:tcPr>
+          <w:p>
+            <w:r>
+              <w:rPr>
+                <w:rFonts w:ascii="Aptos" w:cs="Aptos" w:eastAsia="Aptos" w:hAnsi="Aptos"/>
+                <w:b w:val="false"/>
+                <w:bCs w:val="false"/>
+                <w:i w:val="false"/>
+                <w:iCs w:val="false"/>
+                <w:sz w:val="24"/>
+                <w:szCs w:val="24"/>
+              </w:rPr>
+              <w:t>[change ref]</w:t>
+            </w:r>
+          </w:p>
+        </w:tc>
+        <w:tc>
+          <w:tcPr>
+            <w:tcW w:type="dxa" w:w="1400"/>
+            <w:tcBorders>
+              <w:top w:val="single" w:color="BFBFBF" w:sz="4"/>
+              <w:left w:val="single" w:color="BFBFBF" w:sz="4"/>
+              <w:bottom w:val="single" w:color="BFBFBF" w:sz="4"/>
+              <w:right w:val="single" w:color="BFBFBF" w:sz="4"/>
+            </w:tcBorders>
+            <w:tcMar>
+              <w:top w:type="dxa" w:w="80"/>
+              <w:left w:type="dxa" w:w="120"/>
+              <w:bottom w:type="dxa" w:w="80"/>
+              <w:right w:type="dxa" w:w="120"/>
+            </w:tcMar>
+          </w:tcPr>
+          <w:p>
+            <w:r>
+              <w:rPr>
+                <w:rFonts w:ascii="Aptos" w:cs="Aptos" w:eastAsia="Aptos" w:hAnsi="Aptos"/>
+                <w:b w:val="false"/>
+                <w:bCs w:val="false"/>
+                <w:i w:val="false"/>
+                <w:iCs w:val="false"/>
+                <w:sz w:val="24"/>
+                <w:szCs w:val="24"/>
+              </w:rPr>
+              <w:t>[notes]</w:t>
+            </w:r>
+          </w:p>
+        </w:tc>
+      </w:tr>
+      <w:tr>
+        <w:tc>
+          <w:tcPr>
+            <w:tcW w:type="dxa" w:w="2400"/>
+            <w:tcBorders>
+              <w:top w:val="single" w:color="BFBFBF" w:sz="4"/>
+              <w:left w:val="single" w:color="BFBFBF" w:sz="4"/>
+              <w:bottom w:val="single" w:color="BFBFBF" w:sz="4"/>
+              <w:right w:val="single" w:color="BFBFBF" w:sz="4"/>
+            </w:tcBorders>
+            <w:tcMar>
+              <w:top w:type="dxa" w:w="80"/>
+              <w:left w:type="dxa" w:w="120"/>
+              <w:bottom w:type="dxa" w:w="80"/>
+              <w:right w:type="dxa" w:w="120"/>
+            </w:tcMar>
+          </w:tcPr>
+          <w:p>
+            <w:r>
+              <w:rPr>
+                <w:rFonts w:ascii="Aptos" w:cs="Aptos" w:eastAsia="Aptos" w:hAnsi="Aptos"/>
+                <w:b w:val="false"/>
+                <w:bCs w:val="false"/>
+                <w:i w:val="false"/>
+                <w:iCs w:val="false"/>
+                <w:sz w:val="24"/>
+                <w:szCs w:val="24"/>
+              </w:rPr>
+              <w:t>[zone]</w:t>
+            </w:r>
+          </w:p>
+        </w:tc>
+        <w:tc>
+          <w:tcPr>
+            <w:tcW w:type="dxa" w:w="2200"/>
+            <w:tcBorders>
+              <w:top w:val="single" w:color="BFBFBF" w:sz="4"/>
+              <w:left w:val="single" w:color="BFBFBF" w:sz="4"/>
+              <w:bottom w:val="single" w:color="BFBFBF" w:sz="4"/>
+              <w:right w:val="single" w:color="BFBFBF" w:sz="4"/>
+            </w:tcBorders>
+            <w:tcMar>
+              <w:top w:type="dxa" w:w="80"/>
+              <w:left w:type="dxa" w:w="120"/>
+              <w:bottom w:type="dxa" w:w="80"/>
+              <w:right w:type="dxa" w:w="120"/>
+            </w:tcMar>
+          </w:tcPr>
+          <w:p>
+            <w:r>
+              <w:rPr>
+                <w:rFonts w:ascii="Aptos" w:cs="Aptos" w:eastAsia="Aptos" w:hAnsi="Aptos"/>
+                <w:b w:val="false"/>
+                <w:bCs w:val="false"/>
+                <w:i w:val="false"/>
+                <w:iCs w:val="false"/>
+                <w:sz w:val="24"/>
+                <w:szCs w:val="24"/>
+              </w:rPr>
+              <w:t>[purpose]</w:t>
+            </w:r>
+          </w:p>
+        </w:tc>
+        <w:tc>
+          <w:tcPr>
+            <w:tcW w:type="dxa" w:w="1560"/>
+            <w:tcBorders>
+              <w:top w:val="single" w:color="BFBFBF" w:sz="4"/>
+              <w:left w:val="single" w:color="BFBFBF" w:sz="4"/>
+              <w:bottom w:val="single" w:color="BFBFBF" w:sz="4"/>
+              <w:right w:val="single" w:color="BFBFBF" w:sz="4"/>
+            </w:tcBorders>
+            <w:tcMar>
+              <w:top w:type="dxa" w:w="80"/>
+              <w:left w:type="dxa" w:w="120"/>
+              <w:bottom w:type="dxa" w:w="80"/>
+              <w:right w:type="dxa" w:w="120"/>
+            </w:tcMar>
+          </w:tcPr>
+          <w:p>
+            <w:r>
+              <w:rPr>
+                <w:rFonts w:ascii="Aptos" w:cs="Aptos" w:eastAsia="Aptos" w:hAnsi="Aptos"/>
+                <w:b w:val="false"/>
+                <w:bCs w:val="false"/>
+                <w:i w:val="false"/>
+                <w:iCs w:val="false"/>
+                <w:sz w:val="24"/>
+                <w:szCs w:val="24"/>
+              </w:rPr>
+              <w:t>[allowed traffic / ACL summary]</w:t>
+            </w:r>
+          </w:p>
+        </w:tc>
+        <w:tc>
+          <w:tcPr>
+            <w:tcW w:type="dxa" w:w="1800"/>
+            <w:tcBorders>
+              <w:top w:val="single" w:color="BFBFBF" w:sz="4"/>
+              <w:left w:val="single" w:color="BFBFBF" w:sz="4"/>
+              <w:bottom w:val="single" w:color="BFBFBF" w:sz="4"/>
+              <w:right w:val="single" w:color="BFBFBF" w:sz="4"/>
+            </w:tcBorders>
+            <w:tcMar>
+              <w:top w:type="dxa" w:w="80"/>
+              <w:left w:type="dxa" w:w="120"/>
+              <w:bottom w:type="dxa" w:w="80"/>
+              <w:right w:type="dxa" w:w="120"/>
+            </w:tcMar>
+          </w:tcPr>
+          <w:p>
+            <w:r>
+              <w:rPr>
+                <w:rFonts w:ascii="Aptos" w:cs="Aptos" w:eastAsia="Aptos" w:hAnsi="Aptos"/>
+                <w:b w:val="false"/>
+                <w:bCs w:val="false"/>
+                <w:i w:val="false"/>
+                <w:iCs w:val="false"/>
+                <w:sz w:val="24"/>
+                <w:szCs w:val="24"/>
+              </w:rPr>
+              <w:t>[change ref]</w:t>
+            </w:r>
+          </w:p>
+        </w:tc>
+        <w:tc>
+          <w:tcPr>
+            <w:tcW w:type="dxa" w:w="1400"/>
+            <w:tcBorders>
+              <w:top w:val="single" w:color="BFBFBF" w:sz="4"/>
+              <w:left w:val="single" w:color="BFBFBF" w:sz="4"/>
+              <w:bottom w:val="single" w:color="BFBFBF" w:sz="4"/>
+              <w:right w:val="single" w:color="BFBFBF" w:sz="4"/>
+            </w:tcBorders>
+            <w:tcMar>
+              <w:top w:type="dxa" w:w="80"/>
+              <w:left w:type="dxa" w:w="120"/>
+              <w:bottom w:type="dxa" w:w="80"/>
+              <w:right w:type="dxa" w:w="120"/>
+            </w:tcMar>
+          </w:tcPr>
+          <w:p>
+            <w:r>
+              <w:rPr>
+                <w:rFonts w:ascii="Aptos" w:cs="Aptos" w:eastAsia="Aptos" w:hAnsi="Aptos"/>
+                <w:b w:val="false"/>
+                <w:bCs w:val="false"/>
+                <w:i w:val="false"/>
+                <w:iCs w:val="false"/>
+                <w:sz w:val="24"/>
+                <w:szCs w:val="24"/>
+              </w:rPr>
+              <w:t>[notes]</w:t>
+            </w:r>
+          </w:p>
+        </w:tc>
+      </w:tr>
+      <w:tr>
+        <w:tc>
+          <w:tcPr>
+            <w:tcW w:type="dxa" w:w="2400"/>
+            <w:tcBorders>
+              <w:top w:val="single" w:color="BFBFBF" w:sz="4"/>
+              <w:left w:val="single" w:color="BFBFBF" w:sz="4"/>
+              <w:bottom w:val="single" w:color="BFBFBF" w:sz="4"/>
+              <w:right w:val="single" w:color="BFBFBF" w:sz="4"/>
+            </w:tcBorders>
+            <w:tcMar>
+              <w:top w:type="dxa" w:w="80"/>
+              <w:left w:type="dxa" w:w="120"/>
+              <w:bottom w:type="dxa" w:w="80"/>
+              <w:right w:type="dxa" w:w="120"/>
+            </w:tcMar>
+          </w:tcPr>
+          <w:p>
+            <w:r>
+              <w:rPr>
+                <w:rFonts w:ascii="Aptos" w:cs="Aptos" w:eastAsia="Aptos" w:hAnsi="Aptos"/>
+                <w:b w:val="false"/>
+                <w:bCs w:val="false"/>
+                <w:i w:val="false"/>
+                <w:iCs w:val="false"/>
+                <w:sz w:val="24"/>
+                <w:szCs w:val="24"/>
+              </w:rPr>
+              <w:t>[zone]</w:t>
+            </w:r>
+          </w:p>
+        </w:tc>
+        <w:tc>
+          <w:tcPr>
+            <w:tcW w:type="dxa" w:w="2200"/>
+            <w:tcBorders>
+              <w:top w:val="single" w:color="BFBFBF" w:sz="4"/>
+              <w:left w:val="single" w:color="BFBFBF" w:sz="4"/>
+              <w:bottom w:val="single" w:color="BFBFBF" w:sz="4"/>
+              <w:right w:val="single" w:color="BFBFBF" w:sz="4"/>
+            </w:tcBorders>
+            <w:tcMar>
+              <w:top w:type="dxa" w:w="80"/>
+              <w:left w:type="dxa" w:w="120"/>
+              <w:bottom w:type="dxa" w:w="80"/>
+              <w:right w:type="dxa" w:w="120"/>
+            </w:tcMar>
+          </w:tcPr>
+          <w:p>
+            <w:r>
+              <w:rPr>
+                <w:rFonts w:ascii="Aptos" w:cs="Aptos" w:eastAsia="Aptos" w:hAnsi="Aptos"/>
+                <w:b w:val="false"/>
+                <w:bCs w:val="false"/>
+                <w:i w:val="false"/>
+                <w:iCs w:val="false"/>
+                <w:sz w:val="24"/>
+                <w:szCs w:val="24"/>
+              </w:rPr>
+              <w:t>[purpose]</w:t>
+            </w:r>
+          </w:p>
+        </w:tc>
+        <w:tc>
+          <w:tcPr>
+            <w:tcW w:type="dxa" w:w="1560"/>
+            <w:tcBorders>
+              <w:top w:val="single" w:color="BFBFBF" w:sz="4"/>
+              <w:left w:val="single" w:color="BFBFBF" w:sz="4"/>
+              <w:bottom w:val="single" w:color="BFBFBF" w:sz="4"/>
+              <w:right w:val="single" w:color="BFBFBF" w:sz="4"/>
+            </w:tcBorders>
+            <w:tcMar>
+              <w:top w:type="dxa" w:w="80"/>
+              <w:left w:type="dxa" w:w="120"/>
+              <w:bottom w:type="dxa" w:w="80"/>
+              <w:right w:type="dxa" w:w="120"/>
+            </w:tcMar>
+          </w:tcPr>
+          <w:p>
+            <w:r>
+              <w:rPr>
+                <w:rFonts w:ascii="Aptos" w:cs="Aptos" w:eastAsia="Aptos" w:hAnsi="Aptos"/>
+                <w:b w:val="false"/>
+                <w:bCs w:val="false"/>
+                <w:i w:val="false"/>
+                <w:iCs w:val="false"/>
+                <w:sz w:val="24"/>
+                <w:szCs w:val="24"/>
+              </w:rPr>
+              <w:t>[allowed traffic / ACL summary]</w:t>
+            </w:r>
+          </w:p>
+        </w:tc>
+        <w:tc>
+          <w:tcPr>
+            <w:tcW w:type="dxa" w:w="1800"/>
+            <w:tcBorders>
+              <w:top w:val="single" w:color="BFBFBF" w:sz="4"/>
+              <w:left w:val="single" w:color="BFBFBF" w:sz="4"/>
+              <w:bottom w:val="single" w:color="BFBFBF" w:sz="4"/>
+              <w:right w:val="single" w:color="BFBFBF" w:sz="4"/>
+            </w:tcBorders>
+            <w:tcMar>
+              <w:top w:type="dxa" w:w="80"/>
+              <w:left w:type="dxa" w:w="120"/>
+              <w:bottom w:type="dxa" w:w="80"/>
+              <w:right w:type="dxa" w:w="120"/>
+            </w:tcMar>
+          </w:tcPr>
+          <w:p>
+            <w:r>
+              <w:rPr>
+                <w:rFonts w:ascii="Aptos" w:cs="Aptos" w:eastAsia="Aptos" w:hAnsi="Aptos"/>
+                <w:b w:val="false"/>
+                <w:bCs w:val="false"/>
+                <w:i w:val="false"/>
+                <w:iCs w:val="false"/>
+                <w:sz w:val="24"/>
+                <w:szCs w:val="24"/>
+              </w:rPr>
+              <w:t>[change ref]</w:t>
+            </w:r>
+          </w:p>
+        </w:tc>
+        <w:tc>
+          <w:tcPr>
+            <w:tcW w:type="dxa" w:w="1400"/>
+            <w:tcBorders>
+              <w:top w:val="single" w:color="BFBFBF" w:sz="4"/>
+              <w:left w:val="single" w:color="BFBFBF" w:sz="4"/>
+              <w:bottom w:val="single" w:color="BFBFBF" w:sz="4"/>
+              <w:right w:val="single" w:color="BFBFBF" w:sz="4"/>
+            </w:tcBorders>
+            <w:tcMar>
+              <w:top w:type="dxa" w:w="80"/>
+              <w:left w:type="dxa" w:w="120"/>
+              <w:bottom w:type="dxa" w:w="80"/>
+              <w:right w:type="dxa" w:w="120"/>
+            </w:tcMar>
+          </w:tcPr>
+          <w:p>
+            <w:r>
+              <w:rPr>
+                <w:rFonts w:ascii="Aptos" w:cs="Aptos" w:eastAsia="Aptos" w:hAnsi="Aptos"/>
+                <w:b w:val="false"/>
+                <w:bCs w:val="false"/>
+                <w:i w:val="false"/>
+                <w:iCs w:val="false"/>
+                <w:sz w:val="24"/>
+                <w:szCs w:val="24"/>
+              </w:rPr>
+              <w:t>[notes]</w:t>
+            </w:r>
+          </w:p>
+        </w:tc>
+      </w:tr>
+    </w:tbl>
+    <w:p>
+      <w:pPr>
+        <w:pStyle w:val="Heading2"/>
+        <w:spacing w:after="100" w:before="220"/>
+      </w:pPr>
+      <w:r>
+        <w:rPr>
+          <w:rFonts w:ascii="Aptos" w:cs="Aptos" w:eastAsia="Aptos" w:hAnsi="Aptos"/>
+          <w:b/>
+          <w:bCs/>
+          <w:color w:val="1B3A5C"/>
+          <w:sz w:val="26"/>
+          <w:szCs w:val="26"/>
+        </w:rPr>
+        <w:t xml:space="preserve">5. Validation and Review</w:t>
+      </w:r>
+    </w:p>
+    <w:p>
+      <w:pPr>
+        <w:spacing w:after="140"/>
+      </w:pPr>
+      <w:r>
+        <w:rPr>
+          <w:rFonts w:ascii="Aptos" w:cs="Aptos" w:eastAsia="Aptos" w:hAnsi="Aptos"/>
+          <w:i/>
+          <w:iCs/>
+          <w:color w:val="595959"/>
+          <w:sz w:val="24"/>
+          <w:szCs w:val="24"/>
+        </w:rPr>
+        <w:t xml:space="preserve">«How and how often the as-built state is checked against the approved baseline, and who does it. Each change is recorded in the Change History below.»</w:t>
+      </w:r>
+    </w:p>
+    <w:p>
+      <w:pPr>
+        <w:spacing w:after="120" w:before="0"/>
+      </w:pPr>
+      <w:r>
+        <w:rPr>
+          <w:rFonts w:ascii="Aptos" w:cs="Aptos" w:eastAsia="Aptos" w:hAnsi="Aptos"/>
+          <w:b w:val="false"/>
+          <w:bCs w:val="false"/>
+          <w:i w:val="false"/>
+          <w:iCs w:val="false"/>
+          <w:sz w:val="24"/>
+          <w:szCs w:val="24"/>
+        </w:rPr>
+        <w:t>The approved baselines are validated against the as-built state through the Configuration Drift Detection Records, at least [quarterly] and after any change, by the [Owner role]. Every change to a baseline runs through the Change Management Policy and is recorded in the Change History below.</w:t>
+      </w:r>
+    </w:p>
+    <w:p>
+      <w:pPr>
+        <w:pStyle w:val="Heading2"/>
+        <w:spacing w:after="100" w:before="220"/>
+      </w:pPr>
+      <w:r>
+        <w:rPr>
+          <w:rFonts w:ascii="Aptos" w:cs="Aptos" w:eastAsia="Aptos" w:hAnsi="Aptos"/>
+          <w:b/>
+          <w:bCs/>
+          <w:color w:val="1B3A5C"/>
+          <w:sz w:val="26"/>
+          <w:szCs w:val="26"/>
+        </w:rPr>
+        <w:t xml:space="preserve">Profile Scaling Notes</w:t>
+      </w:r>
+    </w:p>
+    <w:p>
+      <w:pPr>
+        <w:spacing w:after="140"/>
+      </w:pPr>
+      <w:r>
+        <w:rPr>
+          <w:rFonts w:ascii="Aptos" w:cs="Aptos" w:eastAsia="Aptos" w:hAnsi="Aptos"/>
+          <w:i/>
+          <w:iCs/>
+          <w:color w:val="595959"/>
+          <w:sz w:val="24"/>
+          <w:szCs w:val="24"/>
+        </w:rPr>
+        <w:t xml:space="preserve">One short paragraph per profile: what minimum-viable looks like for that reader and where to scale up. Keep all three if this ships as a template; delete the profiles that do not apply once adopted.</w:t>
+      </w:r>
+    </w:p>
+    <w:tbl>
+      <w:tblPr>
+        <w:tblW w:type="dxa" w:w="9360"/>
+        <w:tblBorders>
+          <w:top w:val="single" w:color="auto" w:sz="4"/>
+          <w:left w:val="single" w:color="auto" w:sz="4"/>
+          <w:bottom w:val="single" w:color="auto" w:sz="4"/>
+          <w:right w:val="single" w:color="auto" w:sz="4"/>
+          <w:insideH w:val="single" w:color="auto" w:sz="4"/>
+          <w:insideV w:val="single" w:color="auto" w:sz="4"/>
+        </w:tblBorders>
+      </w:tblPr>
+      <w:tblGrid>
+        <w:gridCol w:w="3200"/>
+        <w:gridCol w:w="6160"/>
+      </w:tblGrid>
+      <w:tr>
+        <w:trPr>
+          <w:tblHeader/>
+        </w:trPr>
+        <w:tc>
+          <w:tcPr>
+            <w:tcW w:type="dxa" w:w="3200"/>
+            <w:tcBorders>
+              <w:top w:val="single" w:color="BFBFBF" w:sz="4"/>
+              <w:left w:val="single" w:color="BFBFBF" w:sz="4"/>
+              <w:bottom w:val="single" w:color="BFBFBF" w:sz="4"/>
+              <w:right w:val="single" w:color="BFBFBF" w:sz="4"/>
+            </w:tcBorders>
+            <w:shd w:fill="1B3A5C" w:val="clear"/>
+            <w:tcMar>
+              <w:top w:type="dxa" w:w="80"/>
+              <w:left w:type="dxa" w:w="120"/>
+              <w:bottom w:type="dxa" w:w="80"/>
+              <w:right w:type="dxa" w:w="120"/>
+            </w:tcMar>
+          </w:tcPr>
+          <w:p>
+            <w:r>
+              <w:rPr>
+                <w:rFonts w:ascii="Aptos" w:cs="Aptos" w:eastAsia="Aptos" w:hAnsi="Aptos"/>
+                <w:b/>
+                <w:bCs/>
+                <w:color w:val="FFFFFF"/>
+                <w:sz w:val="24"/>
+                <w:szCs w:val="24"/>
+              </w:rPr>
+              <w:t xml:space="preserve">PSAP Profile</w:t>
+            </w:r>
+          </w:p>
+        </w:tc>
+        <w:tc>
+          <w:tcPr>
+            <w:tcW w:type="dxa" w:w="6160"/>
+            <w:tcBorders>
+              <w:top w:val="single" w:color="BFBFBF" w:sz="4"/>
+              <w:left w:val="single" w:color="BFBFBF" w:sz="4"/>
+              <w:bottom w:val="single" w:color="BFBFBF" w:sz="4"/>
+              <w:right w:val="single" w:color="BFBFBF" w:sz="4"/>
+            </w:tcBorders>
+            <w:shd w:fill="1B3A5C" w:val="clear"/>
+            <w:tcMar>
+              <w:top w:type="dxa" w:w="80"/>
+              <w:left w:type="dxa" w:w="120"/>
+              <w:bottom w:type="dxa" w:w="80"/>
+              <w:right w:type="dxa" w:w="120"/>
+            </w:tcMar>
+          </w:tcPr>
+          <w:p>
+            <w:r>
+              <w:rPr>
+                <w:rFonts w:ascii="Aptos" w:cs="Aptos" w:eastAsia="Aptos" w:hAnsi="Aptos"/>
+                <w:b/>
+                <w:bCs/>
+                <w:color w:val="FFFFFF"/>
+                <w:sz w:val="24"/>
+                <w:szCs w:val="24"/>
+              </w:rPr>
+              <w:t xml:space="preserve">Minimum-viable implementation</w:t>
+            </w:r>
+          </w:p>
+        </w:tc>
+      </w:tr>
+      <w:tr>
+        <w:tc>
+          <w:tcPr>
+            <w:tcW w:type="dxa" w:w="3200"/>
+            <w:tcBorders>
+              <w:top w:val="single" w:color="BFBFBF" w:sz="4"/>
+              <w:left w:val="single" w:color="BFBFBF" w:sz="4"/>
+              <w:bottom w:val="single" w:color="BFBFBF" w:sz="4"/>
+              <w:right w:val="single" w:color="BFBFBF" w:sz="4"/>
+            </w:tcBorders>
+            <w:tcMar>
+              <w:top w:type="dxa" w:w="80"/>
+              <w:left w:type="dxa" w:w="120"/>
+              <w:bottom w:type="dxa" w:w="80"/>
+              <w:right w:type="dxa" w:w="120"/>
+            </w:tcMar>
+          </w:tcPr>
+          <w:p>
+            <w:r>
+              <w:rPr>
+                <w:rFonts w:ascii="Aptos" w:cs="Aptos" w:eastAsia="Aptos" w:hAnsi="Aptos"/>
+                <w:b w:val="false"/>
+                <w:bCs w:val="false"/>
+                <w:i w:val="false"/>
+                <w:iCs w:val="false"/>
+                <w:sz w:val="24"/>
+                <w:szCs w:val="24"/>
+              </w:rPr>
+              <w:t xml:space="preserve">Small (1–5 dispatchers, no in-house IT)</w:t>
+            </w:r>
+          </w:p>
+        </w:tc>
+        <w:tc>
+          <w:tcPr>
+            <w:tcW w:type="dxa" w:w="6160"/>
+            <w:tcBorders>
+              <w:top w:val="single" w:color="BFBFBF" w:sz="4"/>
+              <w:left w:val="single" w:color="BFBFBF" w:sz="4"/>
+              <w:bottom w:val="single" w:color="BFBFBF" w:sz="4"/>
+              <w:right w:val="single" w:color="BFBFBF" w:sz="4"/>
+            </w:tcBorders>
+            <w:tcMar>
+              <w:top w:type="dxa" w:w="80"/>
+              <w:left w:type="dxa" w:w="120"/>
+              <w:bottom w:type="dxa" w:w="80"/>
+              <w:right w:type="dxa" w:w="120"/>
+            </w:tcMar>
+          </w:tcPr>
+          <w:p>
+            <w:r>
+              <w:rPr>
+                <w:rFonts w:ascii="Aptos" w:cs="Aptos" w:eastAsia="Aptos" w:hAnsi="Aptos"/>
+                <w:b w:val="false"/>
+                <w:bCs w:val="false"/>
+                <w:i w:val="false"/>
+                <w:iCs w:val="false"/>
+                <w:sz w:val="24"/>
+                <w:szCs w:val="24"/>
+              </w:rPr>
+              <w:t>A handful of baselines kept as written documents: one for workstations, one for servers, one for the network and telephony gear. County or vendor IT sets them from vendor hardening guides and the director keeps them current.</w:t>
+            </w:r>
+          </w:p>
+        </w:tc>
+      </w:tr>
+      <w:tr>
+        <w:tc>
+          <w:tcPr>
+            <w:tcW w:type="dxa" w:w="3200"/>
+            <w:tcBorders>
+              <w:top w:val="single" w:color="BFBFBF" w:sz="4"/>
+              <w:left w:val="single" w:color="BFBFBF" w:sz="4"/>
+              <w:bottom w:val="single" w:color="BFBFBF" w:sz="4"/>
+              <w:right w:val="single" w:color="BFBFBF" w:sz="4"/>
+            </w:tcBorders>
+            <w:tcMar>
+              <w:top w:type="dxa" w:w="80"/>
+              <w:left w:type="dxa" w:w="120"/>
+              <w:bottom w:type="dxa" w:w="80"/>
+              <w:right w:type="dxa" w:w="120"/>
+            </w:tcMar>
+          </w:tcPr>
+          <w:p>
+            <w:r>
+              <w:rPr>
+                <w:rFonts w:ascii="Aptos" w:cs="Aptos" w:eastAsia="Aptos" w:hAnsi="Aptos"/>
+                <w:b w:val="false"/>
+                <w:bCs w:val="false"/>
+                <w:i w:val="false"/>
+                <w:iCs w:val="false"/>
+                <w:sz w:val="24"/>
+                <w:szCs w:val="24"/>
+              </w:rPr>
+              <w:t xml:space="preserve">Medium (6–25, shared county IT)</w:t>
+            </w:r>
+          </w:p>
+        </w:tc>
+        <w:tc>
+          <w:tcPr>
+            <w:tcW w:type="dxa" w:w="6160"/>
+            <w:tcBorders>
+              <w:top w:val="single" w:color="BFBFBF" w:sz="4"/>
+              <w:left w:val="single" w:color="BFBFBF" w:sz="4"/>
+              <w:bottom w:val="single" w:color="BFBFBF" w:sz="4"/>
+              <w:right w:val="single" w:color="BFBFBF" w:sz="4"/>
+            </w:tcBorders>
+            <w:tcMar>
+              <w:top w:type="dxa" w:w="80"/>
+              <w:left w:type="dxa" w:w="120"/>
+              <w:bottom w:type="dxa" w:w="80"/>
+              <w:right w:type="dxa" w:w="120"/>
+            </w:tcMar>
+          </w:tcPr>
+          <w:p>
+            <w:r>
+              <w:rPr>
+                <w:rFonts w:ascii="Aptos" w:cs="Aptos" w:eastAsia="Aptos" w:hAnsi="Aptos"/>
+                <w:b w:val="false"/>
+                <w:bCs w:val="false"/>
+                <w:i w:val="false"/>
+                <w:iCs w:val="false"/>
+                <w:sz w:val="24"/>
+                <w:szCs w:val="24"/>
+              </w:rPr>
+              <w:t>County IT maintains a baseline per system type and pushes settings where it can (for example, Group Policy for workstations). Baselines are reviewed on a set cycle and after major changes.</w:t>
+            </w:r>
+          </w:p>
+        </w:tc>
+      </w:tr>
+      <w:tr>
+        <w:tc>
+          <w:tcPr>
+            <w:tcW w:type="dxa" w:w="3200"/>
+            <w:tcBorders>
+              <w:top w:val="single" w:color="BFBFBF" w:sz="4"/>
+              <w:left w:val="single" w:color="BFBFBF" w:sz="4"/>
+              <w:bottom w:val="single" w:color="BFBFBF" w:sz="4"/>
+              <w:right w:val="single" w:color="BFBFBF" w:sz="4"/>
+            </w:tcBorders>
+            <w:tcMar>
+              <w:top w:type="dxa" w:w="80"/>
+              <w:left w:type="dxa" w:w="120"/>
+              <w:bottom w:type="dxa" w:w="80"/>
+              <w:right w:type="dxa" w:w="120"/>
+            </w:tcMar>
+          </w:tcPr>
+          <w:p>
+            <w:r>
+              <w:rPr>
+                <w:rFonts w:ascii="Aptos" w:cs="Aptos" w:eastAsia="Aptos" w:hAnsi="Aptos"/>
+                <w:b w:val="false"/>
+                <w:bCs w:val="false"/>
+                <w:i w:val="false"/>
+                <w:iCs w:val="false"/>
+                <w:sz w:val="24"/>
+                <w:szCs w:val="24"/>
+              </w:rPr>
+              <w:t xml:space="preserve">Large (25+, dedicated IT/security)</w:t>
+            </w:r>
+          </w:p>
+        </w:tc>
+        <w:tc>
+          <w:tcPr>
+            <w:tcW w:type="dxa" w:w="6160"/>
+            <w:tcBorders>
+              <w:top w:val="single" w:color="BFBFBF" w:sz="4"/>
+              <w:left w:val="single" w:color="BFBFBF" w:sz="4"/>
+              <w:bottom w:val="single" w:color="BFBFBF" w:sz="4"/>
+              <w:right w:val="single" w:color="BFBFBF" w:sz="4"/>
+            </w:tcBorders>
+            <w:tcMar>
+              <w:top w:type="dxa" w:w="80"/>
+              <w:left w:type="dxa" w:w="120"/>
+              <w:bottom w:type="dxa" w:w="80"/>
+              <w:right w:type="dxa" w:w="120"/>
+            </w:tcMar>
+          </w:tcPr>
+          <w:p>
+            <w:r>
+              <w:rPr>
+                <w:rFonts w:ascii="Aptos" w:cs="Aptos" w:eastAsia="Aptos" w:hAnsi="Aptos"/>
+                <w:b w:val="false"/>
+                <w:bCs w:val="false"/>
+                <w:i w:val="false"/>
+                <w:iCs w:val="false"/>
+                <w:sz w:val="24"/>
+                <w:szCs w:val="24"/>
+              </w:rPr>
+              <w:t>Baselines are managed through a configuration-management tool, version-controlled and enforced automatically, with drift surfaced through the drift records.</w:t>
+            </w:r>
+          </w:p>
+        </w:tc>
+      </w:tr>
+    </w:tbl>
+    <w:p>
+      <w:pPr>
+        <w:spacing w:after="60"/>
+      </w:pPr>
+    </w:p>
+    <w:tbl>
+      <w:tblPr>
+        <w:tblW w:type="dxa" w:w="9360"/>
+        <w:tblBorders>
+          <w:top w:val="single" w:color="auto" w:sz="4"/>
+          <w:left w:val="single" w:color="auto" w:sz="4"/>
+          <w:bottom w:val="single" w:color="auto" w:sz="4"/>
+          <w:right w:val="single" w:color="auto" w:sz="4"/>
+          <w:insideH w:val="single" w:color="auto" w:sz="4"/>
+          <w:insideV w:val="single" w:color="auto" w:sz="4"/>
+        </w:tblBorders>
+      </w:tblPr>
+      <w:tblGrid>
+        <w:gridCol w:w="9360"/>
+      </w:tblGrid>
+      <w:tr>
+        <w:tc>
+          <w:tcPr>
+            <w:tcW w:type="dxa" w:w="9360"/>
+            <w:tcBorders>
+              <w:top w:val="single" w:color="BFBFBF" w:sz="4"/>
+              <w:left w:val="single" w:color="BFBFBF" w:sz="4"/>
+              <w:bottom w:val="single" w:color="BFBFBF" w:sz="4"/>
+              <w:right w:val="single" w:color="BFBFBF" w:sz="4"/>
+            </w:tcBorders>
+            <w:shd w:fill="EEF2F7" w:val="clear"/>
+            <w:tcMar>
+              <w:top w:type="dxa" w:w="80"/>
+              <w:left w:type="dxa" w:w="120"/>
+              <w:bottom w:type="dxa" w:w="80"/>
+              <w:right w:type="dxa" w:w="120"/>
+            </w:tcMar>
+          </w:tcPr>
+          <w:p>
+            <w:pPr>
+              <w:spacing w:after="60"/>
+            </w:pPr>
+            <w:r>
+              <w:rPr>
+                <w:rFonts w:ascii="Aptos" w:cs="Aptos" w:eastAsia="Aptos" w:hAnsi="Aptos"/>
+                <w:b/>
+                <w:bCs/>
+                <w:i w:val="false"/>
+                <w:iCs w:val="false"/>
+                <w:color w:val="1B3A5C"/>
+                <w:sz w:val="24"/>
+                <w:szCs w:val="24"/>
+              </w:rPr>
+              <w:t xml:space="preserve">Source Authority</w:t>
+            </w:r>
+          </w:p>
+          <w:p>
+            <w:pPr>
+              <w:spacing w:after="140"/>
+            </w:pPr>
+            <w:r>
+              <w:rPr>
+                <w:rFonts w:ascii="Aptos" w:cs="Aptos" w:eastAsia="Aptos" w:hAnsi="Aptos"/>
+                <w:i/>
+                <w:iCs/>
+                <w:color w:val="595959"/>
+                <w:sz w:val="24"/>
+                <w:szCs w:val="24"/>
+              </w:rPr>
+              <w:t xml:space="preserve">List only the authorities that map to content in this artifact. Group by authority; order sections and control IDs numerically. No padding. Replace the lines below with the citations that actually apply.</w:t>
+            </w:r>
+          </w:p>
+          <w:p>
+            <w:pPr>
+              <w:spacing w:after="40" w:before="0"/>
+            </w:pPr>
+            <w:r>
+              <w:rPr>
+                <w:rFonts w:ascii="Aptos" w:cs="Aptos" w:eastAsia="Aptos" w:hAnsi="Aptos"/>
+                <w:b w:val="false"/>
+                <w:bCs w:val="false"/>
+                <w:i w:val="false"/>
+                <w:iCs w:val="false"/>
+                <w:sz w:val="24"/>
+                <w:szCs w:val="24"/>
+              </w:rPr>
+              <w:t>NENA-STA-040.2-2024: §6.2.5, §6.9, §6.10.2, §6.19</w:t>
+            </w:r>
+          </w:p>
+          <w:p>
+            <w:pPr>
+              <w:spacing w:after="40" w:before="0"/>
+            </w:pPr>
+            <w:r>
+              <w:rPr>
+                <w:rFonts w:ascii="Aptos" w:cs="Aptos" w:eastAsia="Aptos" w:hAnsi="Aptos"/>
+                <w:b w:val="false"/>
+                <w:bCs w:val="false"/>
+                <w:i w:val="false"/>
+                <w:iCs w:val="false"/>
+                <w:sz w:val="24"/>
+                <w:szCs w:val="24"/>
+              </w:rPr>
+              <w:t>NIST SP 800-53 Rev. 5: AC-7, CM-2, CM-6, CM-7, IA-5, SC-7</w:t>
+            </w:r>
+          </w:p>
+        </w:tc>
+      </w:tr>
+    </w:tbl>
+    <w:p>
+      <w:pPr>
+        <w:pStyle w:val="Heading2"/>
+        <w:spacing w:after="100" w:before="220"/>
+      </w:pPr>
+      <w:r>
+        <w:rPr>
+          <w:rFonts w:ascii="Aptos" w:cs="Aptos" w:eastAsia="Aptos" w:hAnsi="Aptos"/>
+          <w:b/>
+          <w:bCs/>
+          <w:color w:val="1B3A5C"/>
+          <w:sz w:val="26"/>
+          <w:szCs w:val="26"/>
+        </w:rPr>
+        <w:t xml:space="preserve">Approval Signatures</w:t>
+      </w:r>
+    </w:p>
+    <w:tbl>
+      <w:tblPr>
+        <w:tblW w:type="dxa" w:w="9360"/>
+        <w:tblBorders>
+          <w:top w:val="single" w:color="auto" w:sz="4"/>
+          <w:left w:val="single" w:color="auto" w:sz="4"/>
+          <w:bottom w:val="single" w:color="auto" w:sz="4"/>
+          <w:right w:val="single" w:color="auto" w:sz="4"/>
+          <w:insideH w:val="single" w:color="auto" w:sz="4"/>
+          <w:insideV w:val="single" w:color="auto" w:sz="4"/>
+        </w:tblBorders>
+      </w:tblPr>
+      <w:tblGrid>
+        <w:gridCol w:w="3000"/>
+        <w:gridCol w:w="2360"/>
+        <w:gridCol w:w="2600"/>
+        <w:gridCol w:w="1400"/>
+      </w:tblGrid>
+      <w:tr>
+        <w:trPr>
+          <w:tblHeader/>
+        </w:trPr>
+        <w:tc>
+          <w:tcPr>
+            <w:tcW w:type="dxa" w:w="3000"/>
+            <w:tcBorders>
+              <w:top w:val="single" w:color="BFBFBF" w:sz="4"/>
+              <w:left w:val="single" w:color="BFBFBF" w:sz="4"/>
+              <w:bottom w:val="single" w:color="BFBFBF" w:sz="4"/>
+              <w:right w:val="single" w:color="BFBFBF" w:sz="4"/>
+            </w:tcBorders>
+            <w:shd w:fill="1B3A5C" w:val="clear"/>
+            <w:tcMar>
+              <w:top w:type="dxa" w:w="80"/>
+              <w:left w:type="dxa" w:w="120"/>
+              <w:bottom w:type="dxa" w:w="80"/>
+              <w:right w:type="dxa" w:w="120"/>
+            </w:tcMar>
+          </w:tcPr>
+          <w:p>
+            <w:r>
+              <w:rPr>
+                <w:rFonts w:ascii="Aptos" w:cs="Aptos" w:eastAsia="Aptos" w:hAnsi="Aptos"/>
+                <w:b/>
+                <w:bCs/>
+                <w:color w:val="FFFFFF"/>
+                <w:sz w:val="24"/>
+                <w:szCs w:val="24"/>
+              </w:rPr>
+              <w:t xml:space="preserve">Role</w:t>
+            </w:r>
+          </w:p>
+        </w:tc>
+        <w:tc>
+          <w:tcPr>
+            <w:tcW w:type="dxa" w:w="2360"/>
+            <w:tcBorders>
+              <w:top w:val="single" w:color="BFBFBF" w:sz="4"/>
+              <w:left w:val="single" w:color="BFBFBF" w:sz="4"/>
+              <w:bottom w:val="single" w:color="BFBFBF" w:sz="4"/>
+              <w:right w:val="single" w:color="BFBFBF" w:sz="4"/>
+            </w:tcBorders>
+            <w:shd w:fill="1B3A5C" w:val="clear"/>
+            <w:tcMar>
+              <w:top w:type="dxa" w:w="80"/>
+              <w:left w:type="dxa" w:w="120"/>
+              <w:bottom w:type="dxa" w:w="80"/>
+              <w:right w:type="dxa" w:w="120"/>
+            </w:tcMar>
+          </w:tcPr>
+          <w:p>
+            <w:r>
+              <w:rPr>
+                <w:rFonts w:ascii="Aptos" w:cs="Aptos" w:eastAsia="Aptos" w:hAnsi="Aptos"/>
+                <w:b/>
+                <w:bCs/>
+                <w:color w:val="FFFFFF"/>
+                <w:sz w:val="24"/>
+                <w:szCs w:val="24"/>
+              </w:rPr>
+              <w:t xml:space="preserve">Name</w:t>
+            </w:r>
+          </w:p>
+        </w:tc>
+        <w:tc>
+          <w:tcPr>
+            <w:tcW w:type="dxa" w:w="2600"/>
+            <w:tcBorders>
+              <w:top w:val="single" w:color="BFBFBF" w:sz="4"/>
+              <w:left w:val="single" w:color="BFBFBF" w:sz="4"/>
+              <w:bottom w:val="single" w:color="BFBFBF" w:sz="4"/>
+              <w:right w:val="single" w:color="BFBFBF" w:sz="4"/>
+            </w:tcBorders>
+            <w:shd w:fill="1B3A5C" w:val="clear"/>
+            <w:tcMar>
+              <w:top w:type="dxa" w:w="80"/>
+              <w:left w:type="dxa" w:w="120"/>
+              <w:bottom w:type="dxa" w:w="80"/>
+              <w:right w:type="dxa" w:w="120"/>
+            </w:tcMar>
+          </w:tcPr>
+          <w:p>
+            <w:r>
+              <w:rPr>
+                <w:rFonts w:ascii="Aptos" w:cs="Aptos" w:eastAsia="Aptos" w:hAnsi="Aptos"/>
+                <w:b/>
+                <w:bCs/>
+                <w:color w:val="FFFFFF"/>
+                <w:sz w:val="24"/>
+                <w:szCs w:val="24"/>
+              </w:rPr>
+              <w:t xml:space="preserve">Signature</w:t>
+            </w:r>
+          </w:p>
+        </w:tc>
+        <w:tc>
+          <w:tcPr>
+            <w:tcW w:type="dxa" w:w="1400"/>
+            <w:tcBorders>
+              <w:top w:val="single" w:color="BFBFBF" w:sz="4"/>
+              <w:left w:val="single" w:color="BFBFBF" w:sz="4"/>
+              <w:bottom w:val="single" w:color="BFBFBF" w:sz="4"/>
+              <w:right w:val="single" w:color="BFBFBF" w:sz="4"/>
+            </w:tcBorders>
+            <w:shd w:fill="1B3A5C" w:val="clear"/>
+            <w:tcMar>
+              <w:top w:type="dxa" w:w="80"/>
+              <w:left w:type="dxa" w:w="120"/>
+              <w:bottom w:type="dxa" w:w="80"/>
+              <w:right w:type="dxa" w:w="120"/>
+            </w:tcMar>
+          </w:tcPr>
+          <w:p>
+            <w:r>
+              <w:rPr>
+                <w:rFonts w:ascii="Aptos" w:cs="Aptos" w:eastAsia="Aptos" w:hAnsi="Aptos"/>
+                <w:b/>
+                <w:bCs/>
+                <w:color w:val="FFFFFF"/>
+                <w:sz w:val="24"/>
+                <w:szCs w:val="24"/>
+              </w:rPr>
+              <w:t xml:space="preserve">Date</w:t>
+            </w:r>
+          </w:p>
+        </w:tc>
+      </w:tr>
+      <w:tr>
+        <w:tc>
+          <w:tcPr>
+            <w:tcW w:type="dxa" w:w="3000"/>
+            <w:tcBorders>
+              <w:top w:val="single" w:color="BFBFBF" w:sz="4"/>
+              <w:left w:val="single" w:color="BFBFBF" w:sz="4"/>
+              <w:bottom w:val="single" w:color="BFBFBF" w:sz="4"/>
+              <w:right w:val="single" w:color="BFBFBF" w:sz="4"/>
+            </w:tcBorders>
+            <w:tcMar>
+              <w:top w:type="dxa" w:w="80"/>
+              <w:left w:type="dxa" w:w="120"/>
+              <w:bottom w:type="dxa" w:w="80"/>
+              <w:right w:type="dxa" w:w="120"/>
+            </w:tcMar>
+          </w:tcPr>
+          <w:p>
+            <w:r>
+              <w:rPr>
+                <w:rFonts w:ascii="Aptos" w:cs="Aptos" w:eastAsia="Aptos" w:hAnsi="Aptos"/>
+                <w:b w:val="false"/>
+                <w:bCs w:val="false"/>
+                <w:i w:val="false"/>
+                <w:iCs w:val="false"/>
+                <w:sz w:val="24"/>
+                <w:szCs w:val="24"/>
+              </w:rPr>
+              <w:t xml:space="preserve">[System owner (role)]</w:t>
+            </w:r>
+          </w:p>
+        </w:tc>
+        <w:tc>
+          <w:tcPr>
+            <w:tcW w:type="dxa" w:w="2360"/>
+            <w:tcBorders>
+              <w:top w:val="single" w:color="BFBFBF" w:sz="4"/>
+              <w:left w:val="single" w:color="BFBFBF" w:sz="4"/>
+              <w:bottom w:val="single" w:color="BFBFBF" w:sz="4"/>
+              <w:right w:val="single" w:color="BFBFBF" w:sz="4"/>
+            </w:tcBorders>
+            <w:tcMar>
+              <w:top w:type="dxa" w:w="80"/>
+              <w:left w:type="dxa" w:w="120"/>
+              <w:bottom w:type="dxa" w:w="80"/>
+              <w:right w:type="dxa" w:w="120"/>
+            </w:tcMar>
+          </w:tcPr>
+          <w:p/>
+        </w:tc>
+        <w:tc>
+          <w:tcPr>
+            <w:tcW w:type="dxa" w:w="2600"/>
+            <w:tcBorders>
+              <w:top w:val="single" w:color="BFBFBF" w:sz="4"/>
+              <w:left w:val="single" w:color="BFBFBF" w:sz="4"/>
+              <w:bottom w:val="single" w:color="BFBFBF" w:sz="4"/>
+              <w:right w:val="single" w:color="BFBFBF" w:sz="4"/>
+            </w:tcBorders>
+            <w:tcMar>
+              <w:top w:type="dxa" w:w="80"/>
+              <w:left w:type="dxa" w:w="120"/>
+              <w:bottom w:type="dxa" w:w="80"/>
+              <w:right w:type="dxa" w:w="120"/>
+            </w:tcMar>
+          </w:tcPr>
+          <w:p/>
+        </w:tc>
+        <w:tc>
+          <w:tcPr>
+            <w:tcW w:type="dxa" w:w="1400"/>
+            <w:tcBorders>
+              <w:top w:val="single" w:color="BFBFBF" w:sz="4"/>
+              <w:left w:val="single" w:color="BFBFBF" w:sz="4"/>
+              <w:bottom w:val="single" w:color="BFBFBF" w:sz="4"/>
+              <w:right w:val="single" w:color="BFBFBF" w:sz="4"/>
+            </w:tcBorders>
+            <w:tcMar>
+              <w:top w:type="dxa" w:w="80"/>
+              <w:left w:type="dxa" w:w="120"/>
+              <w:bottom w:type="dxa" w:w="80"/>
+              <w:right w:type="dxa" w:w="120"/>
+            </w:tcMar>
+          </w:tcPr>
+          <w:p/>
+        </w:tc>
+      </w:tr>
+      <w:tr>
+        <w:tc>
+          <w:tcPr>
+            <w:tcW w:type="dxa" w:w="3000"/>
+            <w:tcBorders>
+              <w:top w:val="single" w:color="BFBFBF" w:sz="4"/>
+              <w:left w:val="single" w:color="BFBFBF" w:sz="4"/>
+              <w:bottom w:val="single" w:color="BFBFBF" w:sz="4"/>
+              <w:right w:val="single" w:color="BFBFBF" w:sz="4"/>
+            </w:tcBorders>
+            <w:tcMar>
+              <w:top w:type="dxa" w:w="80"/>
+              <w:left w:type="dxa" w:w="120"/>
+              <w:bottom w:type="dxa" w:w="80"/>
+              <w:right w:type="dxa" w:w="120"/>
+            </w:tcMar>
+          </w:tcPr>
+          <w:p>
+            <w:r>
+              <w:rPr>
+                <w:rFonts w:ascii="Aptos" w:cs="Aptos" w:eastAsia="Aptos" w:hAnsi="Aptos"/>
+                <w:b w:val="false"/>
+                <w:bCs w:val="false"/>
+                <w:i w:val="false"/>
+                <w:iCs w:val="false"/>
+                <w:sz w:val="24"/>
+                <w:szCs w:val="24"/>
+              </w:rPr>
+              <w:t xml:space="preserve">[Security reviewer (role)]</w:t>
+            </w:r>
+          </w:p>
+        </w:tc>
+        <w:tc>
+          <w:tcPr>
+            <w:tcW w:type="dxa" w:w="2360"/>
+            <w:tcBorders>
+              <w:top w:val="single" w:color="BFBFBF" w:sz="4"/>
+              <w:left w:val="single" w:color="BFBFBF" w:sz="4"/>
+              <w:bottom w:val="single" w:color="BFBFBF" w:sz="4"/>
+              <w:right w:val="single" w:color="BFBFBF" w:sz="4"/>
+            </w:tcBorders>
+            <w:tcMar>
+              <w:top w:type="dxa" w:w="80"/>
+              <w:left w:type="dxa" w:w="120"/>
+              <w:bottom w:type="dxa" w:w="80"/>
+              <w:right w:type="dxa" w:w="120"/>
+            </w:tcMar>
+          </w:tcPr>
+          <w:p/>
+        </w:tc>
+        <w:tc>
+          <w:tcPr>
+            <w:tcW w:type="dxa" w:w="2600"/>
+            <w:tcBorders>
+              <w:top w:val="single" w:color="BFBFBF" w:sz="4"/>
+              <w:left w:val="single" w:color="BFBFBF" w:sz="4"/>
+              <w:bottom w:val="single" w:color="BFBFBF" w:sz="4"/>
+              <w:right w:val="single" w:color="BFBFBF" w:sz="4"/>
+            </w:tcBorders>
+            <w:tcMar>
+              <w:top w:type="dxa" w:w="80"/>
+              <w:left w:type="dxa" w:w="120"/>
+              <w:bottom w:type="dxa" w:w="80"/>
+              <w:right w:type="dxa" w:w="120"/>
+            </w:tcMar>
+          </w:tcPr>
+          <w:p/>
+        </w:tc>
+        <w:tc>
+          <w:tcPr>
+            <w:tcW w:type="dxa" w:w="1400"/>
+            <w:tcBorders>
+              <w:top w:val="single" w:color="BFBFBF" w:sz="4"/>
+              <w:left w:val="single" w:color="BFBFBF" w:sz="4"/>
+              <w:bottom w:val="single" w:color="BFBFBF" w:sz="4"/>
+              <w:right w:val="single" w:color="BFBFBF" w:sz="4"/>
+            </w:tcBorders>
+            <w:tcMar>
+              <w:top w:type="dxa" w:w="80"/>
+              <w:left w:type="dxa" w:w="120"/>
+              <w:bottom w:type="dxa" w:w="80"/>
+              <w:right w:type="dxa" w:w="120"/>
+            </w:tcMar>
+          </w:tcPr>
+          <w:p/>
+        </w:tc>
+      </w:tr>
+    </w:tbl>
+    <w:p>
+      <w:pPr>
+        <w:pStyle w:val="Heading2"/>
+        <w:spacing w:after="100" w:before="220"/>
+      </w:pPr>
+      <w:r>
+        <w:rPr>
+          <w:rFonts w:ascii="Aptos" w:cs="Aptos" w:eastAsia="Aptos" w:hAnsi="Aptos"/>
+          <w:b/>
+          <w:bCs/>
+          <w:color w:val="1B3A5C"/>
+          <w:sz w:val="26"/>
+          <w:szCs w:val="26"/>
+        </w:rPr>
+        <w:t xml:space="preserve">Change History</w:t>
+      </w:r>
+    </w:p>
+    <w:p>
+      <w:pPr>
+        <w:spacing w:after="140"/>
+      </w:pPr>
+      <w:r>
+        <w:rPr>
+          <w:rFonts w:ascii="Aptos" w:cs="Aptos" w:eastAsia="Aptos" w:hAnsi="Aptos"/>
+          <w:i/>
+          <w:iCs/>
+          <w:color w:val="595959"/>
+          <w:sz w:val="24"/>
+          <w:szCs w:val="24"/>
+        </w:rPr>
+        <w:t xml:space="preserve">«This table is the Configuration Record’s required change-history element. Add one row per configuration change.»</w:t>
+      </w:r>
+    </w:p>
+    <w:tbl>
+      <w:tblPr>
+        <w:tblW w:type="dxa" w:w="9360"/>
+        <w:tblBorders>
+          <w:top w:val="single" w:color="auto" w:sz="4"/>
+          <w:left w:val="single" w:color="auto" w:sz="4"/>
+          <w:bottom w:val="single" w:color="auto" w:sz="4"/>
+          <w:right w:val="single" w:color="auto" w:sz="4"/>
+          <w:insideH w:val="single" w:color="auto" w:sz="4"/>
+          <w:insideV w:val="single" w:color="auto" w:sz="4"/>
+        </w:tblBorders>
+      </w:tblPr>
+      <w:tblGrid>
+        <w:gridCol w:w="1300"/>
+        <w:gridCol w:w="1600"/>
+        <w:gridCol w:w="2200"/>
+        <w:gridCol w:w="4260"/>
+      </w:tblGrid>
+      <w:tr>
+        <w:trPr>
+          <w:tblHeader/>
+        </w:trPr>
+        <w:tc>
+          <w:tcPr>
+            <w:tcW w:type="dxa" w:w="1300"/>
+            <w:tcBorders>
+              <w:top w:val="single" w:color="BFBFBF" w:sz="4"/>
+              <w:left w:val="single" w:color="BFBFBF" w:sz="4"/>
+              <w:bottom w:val="single" w:color="BFBFBF" w:sz="4"/>
+              <w:right w:val="single" w:color="BFBFBF" w:sz="4"/>
+            </w:tcBorders>
+            <w:shd w:fill="1B3A5C" w:val="clear"/>
+            <w:tcMar>
+              <w:top w:type="dxa" w:w="80"/>
+              <w:left w:type="dxa" w:w="120"/>
+              <w:bottom w:type="dxa" w:w="80"/>
+              <w:right w:type="dxa" w:w="120"/>
+            </w:tcMar>
+          </w:tcPr>
+          <w:p>
+            <w:r>
+              <w:rPr>
+                <w:rFonts w:ascii="Aptos" w:cs="Aptos" w:eastAsia="Aptos" w:hAnsi="Aptos"/>
+                <w:b/>
+                <w:bCs/>
+                <w:color w:val="FFFFFF"/>
+                <w:sz w:val="24"/>
+                <w:szCs w:val="24"/>
+              </w:rPr>
+              <w:t xml:space="preserve">Version</w:t>
+            </w:r>
+          </w:p>
+        </w:tc>
+        <w:tc>
+          <w:tcPr>
+            <w:tcW w:type="dxa" w:w="1600"/>
+            <w:tcBorders>
+              <w:top w:val="single" w:color="BFBFBF" w:sz="4"/>
+              <w:left w:val="single" w:color="BFBFBF" w:sz="4"/>
+              <w:bottom w:val="single" w:color="BFBFBF" w:sz="4"/>
+              <w:right w:val="single" w:color="BFBFBF" w:sz="4"/>
+            </w:tcBorders>
+            <w:shd w:fill="1B3A5C" w:val="clear"/>
+            <w:tcMar>
+              <w:top w:type="dxa" w:w="80"/>
+              <w:left w:type="dxa" w:w="120"/>
+              <w:bottom w:type="dxa" w:w="80"/>
+              <w:right w:type="dxa" w:w="120"/>
+            </w:tcMar>
+          </w:tcPr>
+          <w:p>
+            <w:r>
+              <w:rPr>
+                <w:rFonts w:ascii="Aptos" w:cs="Aptos" w:eastAsia="Aptos" w:hAnsi="Aptos"/>
+                <w:b/>
+                <w:bCs/>
+                <w:color w:val="FFFFFF"/>
+                <w:sz w:val="24"/>
+                <w:szCs w:val="24"/>
+              </w:rPr>
+              <w:t xml:space="preserve">Date</w:t>
+            </w:r>
+          </w:p>
+        </w:tc>
+        <w:tc>
+          <w:tcPr>
+            <w:tcW w:type="dxa" w:w="2200"/>
+            <w:tcBorders>
+              <w:top w:val="single" w:color="BFBFBF" w:sz="4"/>
+              <w:left w:val="single" w:color="BFBFBF" w:sz="4"/>
+              <w:bottom w:val="single" w:color="BFBFBF" w:sz="4"/>
+              <w:right w:val="single" w:color="BFBFBF" w:sz="4"/>
+            </w:tcBorders>
+            <w:shd w:fill="1B3A5C" w:val="clear"/>
+            <w:tcMar>
+              <w:top w:type="dxa" w:w="80"/>
+              <w:left w:type="dxa" w:w="120"/>
+              <w:bottom w:type="dxa" w:w="80"/>
+              <w:right w:type="dxa" w:w="120"/>
+            </w:tcMar>
+          </w:tcPr>
+          <w:p>
+            <w:r>
+              <w:rPr>
+                <w:rFonts w:ascii="Aptos" w:cs="Aptos" w:eastAsia="Aptos" w:hAnsi="Aptos"/>
+                <w:b/>
+                <w:bCs/>
+                <w:color w:val="FFFFFF"/>
+                <w:sz w:val="24"/>
+                <w:szCs w:val="24"/>
+              </w:rPr>
+              <w:t xml:space="preserve">Author</w:t>
+            </w:r>
+          </w:p>
+        </w:tc>
+        <w:tc>
+          <w:tcPr>
+            <w:tcW w:type="dxa" w:w="4260"/>
+            <w:tcBorders>
+              <w:top w:val="single" w:color="BFBFBF" w:sz="4"/>
+              <w:left w:val="single" w:color="BFBFBF" w:sz="4"/>
+              <w:bottom w:val="single" w:color="BFBFBF" w:sz="4"/>
+              <w:right w:val="single" w:color="BFBFBF" w:sz="4"/>
+            </w:tcBorders>
+            <w:shd w:fill="1B3A5C" w:val="clear"/>
+            <w:tcMar>
+              <w:top w:type="dxa" w:w="80"/>
+              <w:left w:type="dxa" w:w="120"/>
+              <w:bottom w:type="dxa" w:w="80"/>
+              <w:right w:type="dxa" w:w="120"/>
+            </w:tcMar>
+          </w:tcPr>
+          <w:p>
+            <w:r>
+              <w:rPr>
+                <w:rFonts w:ascii="Aptos" w:cs="Aptos" w:eastAsia="Aptos" w:hAnsi="Aptos"/>
+                <w:b/>
+                <w:bCs/>
+                <w:color w:val="FFFFFF"/>
+                <w:sz w:val="24"/>
+                <w:szCs w:val="24"/>
+              </w:rPr>
+              <w:t xml:space="preserve">Summary of Change</w:t>
+            </w:r>
+          </w:p>
+        </w:tc>
+      </w:tr>
+      <w:tr>
+        <w:tc>
+          <w:tcPr>
+            <w:tcW w:type="dxa" w:w="1300"/>
+            <w:tcBorders>
+              <w:top w:val="single" w:color="BFBFBF" w:sz="4"/>
+              <w:left w:val="single" w:color="BFBFBF" w:sz="4"/>
+              <w:bottom w:val="single" w:color="BFBFBF" w:sz="4"/>
+              <w:right w:val="single" w:color="BFBFBF" w:sz="4"/>
+            </w:tcBorders>
+            <w:tcMar>
+              <w:top w:type="dxa" w:w="80"/>
+              <w:left w:type="dxa" w:w="120"/>
+              <w:bottom w:type="dxa" w:w="80"/>
+              <w:right w:type="dxa" w:w="120"/>
+            </w:tcMar>
+          </w:tcPr>
+          <w:p>
+            <w:r>
+              <w:rPr>
+                <w:rFonts w:ascii="Aptos" w:cs="Aptos" w:eastAsia="Aptos" w:hAnsi="Aptos"/>
+                <w:b w:val="false"/>
+                <w:bCs w:val="false"/>
+                <w:i w:val="false"/>
+                <w:iCs w:val="false"/>
+                <w:sz w:val="24"/>
+                <w:szCs w:val="24"/>
+              </w:rPr>
+              <w:t xml:space="preserve">[#]</w:t>
+            </w:r>
+          </w:p>
+        </w:tc>
+        <w:tc>
+          <w:tcPr>
+            <w:tcW w:type="dxa" w:w="1600"/>
+            <w:tcBorders>
+              <w:top w:val="single" w:color="BFBFBF" w:sz="4"/>
+              <w:left w:val="single" w:color="BFBFBF" w:sz="4"/>
+              <w:bottom w:val="single" w:color="BFBFBF" w:sz="4"/>
+              <w:right w:val="single" w:color="BFBFBF" w:sz="4"/>
+            </w:tcBorders>
+            <w:tcMar>
+              <w:top w:type="dxa" w:w="80"/>
+              <w:left w:type="dxa" w:w="120"/>
+              <w:bottom w:type="dxa" w:w="80"/>
+              <w:right w:type="dxa" w:w="120"/>
+            </w:tcMar>
+          </w:tcPr>
+          <w:p>
+            <w:r>
+              <w:rPr>
+                <w:rFonts w:ascii="Aptos" w:cs="Aptos" w:eastAsia="Aptos" w:hAnsi="Aptos"/>
+                <w:b w:val="false"/>
+                <w:bCs w:val="false"/>
+                <w:i w:val="false"/>
+                <w:iCs w:val="false"/>
+                <w:sz w:val="24"/>
+                <w:szCs w:val="24"/>
+              </w:rPr>
+              <w:t xml:space="preserve">[Date]</w:t>
+            </w:r>
+          </w:p>
+        </w:tc>
+        <w:tc>
+          <w:tcPr>
+            <w:tcW w:type="dxa" w:w="2200"/>
+            <w:tcBorders>
+              <w:top w:val="single" w:color="BFBFBF" w:sz="4"/>
+              <w:left w:val="single" w:color="BFBFBF" w:sz="4"/>
+              <w:bottom w:val="single" w:color="BFBFBF" w:sz="4"/>
+              <w:right w:val="single" w:color="BFBFBF" w:sz="4"/>
+            </w:tcBorders>
+            <w:tcMar>
+              <w:top w:type="dxa" w:w="80"/>
+              <w:left w:type="dxa" w:w="120"/>
+              <w:bottom w:type="dxa" w:w="80"/>
+              <w:right w:type="dxa" w:w="120"/>
+            </w:tcMar>
+          </w:tcPr>
+          <w:p>
+            <w:r>
+              <w:rPr>
+                <w:rFonts w:ascii="Aptos" w:cs="Aptos" w:eastAsia="Aptos" w:hAnsi="Aptos"/>
+                <w:b w:val="false"/>
+                <w:bCs w:val="false"/>
+                <w:i w:val="false"/>
+                <w:iCs w:val="false"/>
+                <w:sz w:val="24"/>
+                <w:szCs w:val="24"/>
+              </w:rPr>
+              <w:t xml:space="preserve">[Role]</w:t>
+            </w:r>
+          </w:p>
+        </w:tc>
+        <w:tc>
+          <w:tcPr>
+            <w:tcW w:type="dxa" w:w="4260"/>
+            <w:tcBorders>
+              <w:top w:val="single" w:color="BFBFBF" w:sz="4"/>
+              <w:left w:val="single" w:color="BFBFBF" w:sz="4"/>
+              <w:bottom w:val="single" w:color="BFBFBF" w:sz="4"/>
+              <w:right w:val="single" w:color="BFBFBF" w:sz="4"/>
+            </w:tcBorders>
+            <w:tcMar>
+              <w:top w:type="dxa" w:w="80"/>
+              <w:left w:type="dxa" w:w="120"/>
+              <w:bottom w:type="dxa" w:w="80"/>
+              <w:right w:type="dxa" w:w="120"/>
+            </w:tcMar>
+          </w:tcPr>
+          <w:p>
+            <w:r>
+              <w:rPr>
+                <w:rFonts w:ascii="Aptos" w:cs="Aptos" w:eastAsia="Aptos" w:hAnsi="Aptos"/>
+                <w:b w:val="false"/>
+                <w:bCs w:val="false"/>
+                <w:i w:val="false"/>
+                <w:iCs w:val="false"/>
+                <w:sz w:val="24"/>
+                <w:szCs w:val="24"/>
+              </w:rPr>
+              <w:t xml:space="preserve">[Initial issue]</w:t>
+            </w:r>
+          </w:p>
+        </w:tc>
+      </w:tr>
+    </w:tbl>
+    <w:p>
+      <w:pPr>
+        <w:spacing w:after="60"/>
+      </w:pPr>
+    </w:p>
+    <w:tbl>
+      <w:tblPr>
+        <w:tblW w:type="dxa" w:w="9360"/>
+        <w:tblBorders>
+          <w:top w:val="single" w:color="auto" w:sz="4"/>
+          <w:left w:val="single" w:color="auto" w:sz="4"/>
+          <w:bottom w:val="single" w:color="auto" w:sz="4"/>
+          <w:right w:val="single" w:color="auto" w:sz="4"/>
+          <w:insideH w:val="single" w:color="auto" w:sz="4"/>
+          <w:insideV w:val="single" w:color="auto" w:sz="4"/>
+        </w:tblBorders>
+      </w:tblPr>
+      <w:tblGrid>
+        <w:gridCol w:w="9360"/>
+      </w:tblGrid>
+      <w:tr>
+        <w:tc>
+          <w:tcPr>
+            <w:tcW w:type="dxa" w:w="9360"/>
+            <w:tcBorders>
+              <w:top w:val="single" w:color="BFBFBF" w:sz="4"/>
+              <w:left w:val="single" w:color="BFBFBF" w:sz="4"/>
+              <w:bottom w:val="single" w:color="BFBFBF" w:sz="4"/>
+              <w:right w:val="single" w:color="BFBFBF" w:sz="4"/>
+            </w:tcBorders>
+            <w:shd w:fill="F4F1E8" w:val="clear"/>
+            <w:tcMar>
+              <w:top w:type="dxa" w:w="80"/>
+              <w:left w:type="dxa" w:w="120"/>
+              <w:bottom w:type="dxa" w:w="80"/>
+              <w:right w:type="dxa" w:w="120"/>
+            </w:tcMar>
+          </w:tcPr>
+          <w:p>
+            <w:pPr>
+              <w:spacing w:after="60"/>
+            </w:pPr>
+            <w:r>
+              <w:rPr>
+                <w:rFonts w:ascii="Aptos" w:cs="Aptos" w:eastAsia="Aptos" w:hAnsi="Aptos"/>
+                <w:b/>
+                <w:bCs/>
+                <w:i w:val="false"/>
+                <w:iCs w:val="false"/>
+                <w:color w:val="1B3A5C"/>
+                <w:sz w:val="24"/>
+                <w:szCs w:val="24"/>
+              </w:rPr>
+              <w:t xml:space="preserve">Drafter’s note </w:t>
+            </w:r>
+            <w:r>
+              <w:rPr>
+                <w:rFonts w:ascii="Aptos" w:cs="Aptos" w:eastAsia="Aptos" w:hAnsi="Aptos"/>
+                <w:b w:val="false"/>
+                <w:bCs w:val="false"/>
+                <w:i/>
+                <w:iCs/>
+                <w:color w:val="595959"/>
+                <w:sz w:val="24"/>
+                <w:szCs w:val="24"/>
+              </w:rPr>
+              <w:t xml:space="preserve">(internal, delete before publishing)</w:t>
+            </w:r>
+          </w:p>
+          <w:p>
+            <w:pPr>
+              <w:spacing w:after="140"/>
+            </w:pPr>
+            <w:r>
+              <w:rPr>
+                <w:rFonts w:ascii="Aptos" w:cs="Aptos" w:eastAsia="Aptos" w:hAnsi="Aptos"/>
+                <w:i/>
+                <w:iCs/>
+                <w:color w:val="595959"/>
+                <w:sz w:val="24"/>
+                <w:szCs w:val="24"/>
+              </w:rPr>
+              <w:t>Documents the approved baseline (the should-be) per system type; the as-built state and drift live in the Configuration Drift Detection Records. SBC consoles are carried as a system type with account-lockout settings (assessment 2E-3). Confirm before finalizing: (1) the system types in scope for this agency; (2) the [Owner role] and validation cadence. No CJIS overlay: CJIS-regulated systems are maintained by the State outside PSAP scope. Cross-referenced artifacts use Tracker names: Change Management Policy, Configuration Drift Detection Records, Master Asset Inventory, Network Segmentation Design Document.</w:t>
+            </w:r>
+          </w:p>
+        </w:tc>
+      </w:tr>
+    </w:tbl>
+    <w:sectPr>
+      <w:headerReference w:type="default" r:id="rId7"/>
+      <w:footerReference w:type="default" r:id="rId8"/>
+      <w:pgSz w:w="12240" w:h="15840" w:orient="portrait"/>
+      <w:pgMar w:top="1440" w:right="1440" w:bottom="1440" w:left="1440" w:header="708" w:footer="708" w:gutter="0"/>
+      <w:pgNumType/>
+      <w:docGrid w:linePitch="360"/>
+    </w:sectPr>
+  </w:body>
+</w:document>
 </file>
 
 <file path=word/comments.xml><?xml version="1.0" encoding="utf-8"?>

--- a/public/templates/forms/A-117-SystemConfigurationBaselines-FORM.docx
+++ b/public/templates/forms/A-117-SystemConfigurationBaselines-FORM.docx
@@ -34,6 +34,9 @@
         <w:gridCol w:w="9360"/>
       </w:tblGrid>
       <w:tr>
+        <w:trPr>
+          <w:cantSplit/>
+        </w:trPr>
         <w:tc>
           <w:tcPr>
             <w:tcW w:type="dxa" w:w="9360"/>
@@ -316,6 +319,9 @@
         <w:gridCol w:w="9360"/>
       </w:tblGrid>
       <w:tr>
+        <w:trPr>
+          <w:cantSplit/>
+        </w:trPr>
         <w:tc>
           <w:tcPr>
             <w:tcW w:type="dxa" w:w="9360"/>
@@ -590,6 +596,7 @@
       </w:tblGrid>
       <w:tr>
         <w:trPr>
+          <w:cantSplit/>
           <w:tblHeader/>
         </w:trPr>
         <w:tc>
@@ -656,6 +663,9 @@
         </w:tc>
       </w:tr>
       <w:tr>
+        <w:trPr>
+          <w:cantSplit/>
+        </w:trPr>
         <w:tc>
           <w:tcPr>
             <w:tcW w:type="dxa" w:w="3000"/>
@@ -720,6 +730,9 @@
         </w:tc>
       </w:tr>
       <w:tr>
+        <w:trPr>
+          <w:cantSplit/>
+        </w:trPr>
         <w:tc>
           <w:tcPr>
             <w:tcW w:type="dxa" w:w="3000"/>
@@ -784,6 +797,9 @@
         </w:tc>
       </w:tr>
       <w:tr>
+        <w:trPr>
+          <w:cantSplit/>
+        </w:trPr>
         <w:tc>
           <w:tcPr>
             <w:tcW w:type="dxa" w:w="3000"/>
@@ -848,6 +864,9 @@
         </w:tc>
       </w:tr>
       <w:tr>
+        <w:trPr>
+          <w:cantSplit/>
+        </w:trPr>
         <w:tc>
           <w:tcPr>
             <w:tcW w:type="dxa" w:w="3000"/>
@@ -912,6 +931,9 @@
         </w:tc>
       </w:tr>
       <w:tr>
+        <w:trPr>
+          <w:cantSplit/>
+        </w:trPr>
         <w:tc>
           <w:tcPr>
             <w:tcW w:type="dxa" w:w="3000"/>
@@ -1030,6 +1052,7 @@
       </w:tblGrid>
       <w:tr>
         <w:trPr>
+          <w:cantSplit/>
           <w:tblHeader/>
         </w:trPr>
         <w:tc>
@@ -1189,6 +1212,9 @@
         </w:tc>
       </w:tr>
       <w:tr>
+        <w:trPr>
+          <w:cantSplit/>
+        </w:trPr>
         <w:tc>
           <w:tcPr>
             <w:tcW w:type="dxa" w:w="2400"/>
@@ -1346,6 +1372,9 @@
         </w:tc>
       </w:tr>
       <w:tr>
+        <w:trPr>
+          <w:cantSplit/>
+        </w:trPr>
         <w:tc>
           <w:tcPr>
             <w:tcW w:type="dxa" w:w="2400"/>
@@ -1503,6 +1532,9 @@
         </w:tc>
       </w:tr>
       <w:tr>
+        <w:trPr>
+          <w:cantSplit/>
+        </w:trPr>
         <w:tc>
           <w:tcPr>
             <w:tcW w:type="dxa" w:w="2400"/>
@@ -1660,6 +1692,9 @@
         </w:tc>
       </w:tr>
       <w:tr>
+        <w:trPr>
+          <w:cantSplit/>
+        </w:trPr>
         <w:tc>
           <w:tcPr>
             <w:tcW w:type="dxa" w:w="2400"/>
@@ -1817,6 +1852,9 @@
         </w:tc>
       </w:tr>
       <w:tr>
+        <w:trPr>
+          <w:cantSplit/>
+        </w:trPr>
         <w:tc>
           <w:tcPr>
             <w:tcW w:type="dxa" w:w="2400"/>
@@ -2028,6 +2066,7 @@
       </w:tblGrid>
       <w:tr>
         <w:trPr>
+          <w:cantSplit/>
           <w:tblHeader/>
         </w:trPr>
         <w:tc>
@@ -2187,6 +2226,9 @@
         </w:tc>
       </w:tr>
       <w:tr>
+        <w:trPr>
+          <w:cantSplit/>
+        </w:trPr>
         <w:tc>
           <w:tcPr>
             <w:tcW w:type="dxa" w:w="2400"/>
@@ -2344,6 +2386,9 @@
         </w:tc>
       </w:tr>
       <w:tr>
+        <w:trPr>
+          <w:cantSplit/>
+        </w:trPr>
         <w:tc>
           <w:tcPr>
             <w:tcW w:type="dxa" w:w="2400"/>
@@ -2501,6 +2546,9 @@
         </w:tc>
       </w:tr>
       <w:tr>
+        <w:trPr>
+          <w:cantSplit/>
+        </w:trPr>
         <w:tc>
           <w:tcPr>
             <w:tcW w:type="dxa" w:w="2400"/>
@@ -2759,6 +2807,7 @@
       </w:tblGrid>
       <w:tr>
         <w:trPr>
+          <w:cantSplit/>
           <w:tblHeader/>
         </w:trPr>
         <w:tc>
@@ -2825,6 +2874,9 @@
         </w:tc>
       </w:tr>
       <w:tr>
+        <w:trPr>
+          <w:cantSplit/>
+        </w:trPr>
         <w:tc>
           <w:tcPr>
             <w:tcW w:type="dxa" w:w="3200"/>
@@ -2889,6 +2941,9 @@
         </w:tc>
       </w:tr>
       <w:tr>
+        <w:trPr>
+          <w:cantSplit/>
+        </w:trPr>
         <w:tc>
           <w:tcPr>
             <w:tcW w:type="dxa" w:w="3200"/>
@@ -2953,6 +3008,9 @@
         </w:tc>
       </w:tr>
       <w:tr>
+        <w:trPr>
+          <w:cantSplit/>
+        </w:trPr>
         <w:tc>
           <w:tcPr>
             <w:tcW w:type="dxa" w:w="3200"/>
@@ -3038,6 +3096,9 @@
         <w:gridCol w:w="9360"/>
       </w:tblGrid>
       <w:tr>
+        <w:trPr>
+          <w:cantSplit/>
+        </w:trPr>
         <w:tc>
           <w:tcPr>
             <w:tcW w:type="dxa" w:w="9360"/>
@@ -3163,6 +3224,7 @@
       </w:tblGrid>
       <w:tr>
         <w:trPr>
+          <w:cantSplit/>
           <w:tblHeader/>
         </w:trPr>
         <w:tc>
@@ -3291,6 +3353,9 @@
         </w:tc>
       </w:tr>
       <w:tr>
+        <w:trPr>
+          <w:cantSplit/>
+        </w:trPr>
         <w:tc>
           <w:tcPr>
             <w:tcW w:type="dxa" w:w="3000"/>
@@ -3378,6 +3443,9 @@
         </w:tc>
       </w:tr>
       <w:tr>
+        <w:trPr>
+          <w:cantSplit/>
+        </w:trPr>
         <w:tc>
           <w:tcPr>
             <w:tcW w:type="dxa" w:w="3000"/>
@@ -3518,6 +3586,7 @@
       </w:tblGrid>
       <w:tr>
         <w:trPr>
+          <w:cantSplit/>
           <w:tblHeader/>
         </w:trPr>
         <w:tc>
@@ -3646,6 +3715,9 @@
         </w:tc>
       </w:tr>
       <w:tr>
+        <w:trPr>
+          <w:cantSplit/>
+        </w:trPr>
         <w:tc>
           <w:tcPr>
             <w:tcW w:type="dxa" w:w="1300"/>
@@ -3793,6 +3865,9 @@
         <w:gridCol w:w="9360"/>
       </w:tblGrid>
       <w:tr>
+        <w:trPr>
+          <w:cantSplit/>
+        </w:trPr>
         <w:tc>
           <w:tcPr>
             <w:tcW w:type="dxa" w:w="9360"/>
@@ -3860,6 +3935,7 @@
         </w:tc>
       </w:tr>
     </w:tbl>
+    <w:p/>
     <w:sectPr>
       <w:headerReference w:type="default" r:id="rId7"/>
       <w:footerReference w:type="default" r:id="rId8"/>
@@ -3870,10 +3946,6 @@
     </w:sectPr>
   </w:body>
 </w:document>
-</file>
-
-<file path=word/comments.xml><?xml version="1.0" encoding="utf-8"?>
-<w:comments xmlns:cx="http://schemas.microsoft.com/office/drawing/2014/chartex" xmlns:cx1="http://schemas.microsoft.com/office/drawing/2015/9/8/chartex" xmlns:cx2="http://schemas.microsoft.com/office/drawing/2015/10/21/chartex" xmlns:cx3="http://schemas.microsoft.com/office/drawing/2016/5/9/chartex" xmlns:cx4="http://schemas.microsoft.com/office/drawing/2016/5/10/chartex" xmlns:cx5="http://schemas.microsoft.com/office/drawing/2016/5/11/chartex" xmlns:cx6="http://schemas.microsoft.com/office/drawing/2016/5/12/chartex" xmlns:cx7="http://schemas.microsoft.com/office/drawing/2016/5/13/chartex" xmlns:cx8="http://schemas.microsoft.com/office/drawing/2016/5/14/chartex" xmlns:mc="http://schemas.openxmlformats.org/markup-compatibility/2006" xmlns:aink="http://schemas.microsoft.com/office/drawing/2016/ink" xmlns:am3d="http://schemas.microsoft.com/office/drawing/2017/model3d" xmlns:o="urn:schemas-microsoft-com:office:office" xmlns:r="http://schemas.openxmlformats.org/officeDocument/2006/relationships" xmlns:m="http://schemas.openxmlformats.org/officeDocument/2006/math" xmlns:v="urn:schemas-microsoft-com:vml" xmlns:wp14="http://schemas.microsoft.com/office/word/2010/wordprocessingDrawing" xmlns:wp="http://schemas.openxmlformats.org/drawingml/2006/wordprocessingDrawing" xmlns:w10="urn:schemas-microsoft-com:office:word" xmlns:w="http://schemas.openxmlformats.org/wordprocessingml/2006/main" xmlns:w14="http://schemas.microsoft.com/office/word/2010/wordml" xmlns:w15="http://schemas.microsoft.com/office/word/2012/wordml" xmlns:w16cex="http://schemas.microsoft.com/office/word/2018/wordml/cex" xmlns:w16cid="http://schemas.microsoft.com/office/word/2016/wordml/cid" xmlns:w16="http://schemas.microsoft.com/office/word/2018/wordml" xmlns:w16sdtdh="http://schemas.microsoft.com/office/word/2020/wordml/sdtdatahash" xmlns:w16se="http://schemas.microsoft.com/office/word/2015/wordml/symex" xmlns:wpg="http://schemas.microsoft.com/office/word/2010/wordprocessingGroup" xmlns:wpi="http://schemas.microsoft.com/office/word/2010/wordprocessingInk" xmlns:wne="http://schemas.microsoft.com/office/word/2006/wordml" xmlns:wps="http://schemas.microsoft.com/office/word/2010/wordprocessingShape"/>
 </file>
 
 <file path=word/endnotes.xml><?xml version="1.0" encoding="utf-8"?>
@@ -4272,37 +4344,24 @@
       <w:szCs w:val="56"/>
     </w:rPr>
   </w:style>
-  <w:style w:type="paragraph" w:styleId="Heading1">
-    <w:name w:val="Heading 1"/>
-    <w:basedOn w:val="Normal"/>
-    <w:next w:val="Normal"/>
-    <w:qFormat/>
-    <w:rPr>
-      <w:color w:val="2E74B5"/>
-      <w:sz w:val="32"/>
-      <w:szCs w:val="32"/>
-    </w:rPr>
-  </w:style>
-  <w:style w:type="paragraph" w:styleId="Heading2">
-    <w:name w:val="Heading 2"/>
-    <w:basedOn w:val="Normal"/>
-    <w:next w:val="Normal"/>
-    <w:qFormat/>
-    <w:rPr>
-      <w:color w:val="2E74B5"/>
-      <w:sz w:val="26"/>
-      <w:szCs w:val="26"/>
-    </w:rPr>
-  </w:style>
   <w:style w:type="paragraph" w:styleId="Heading3">
     <w:name w:val="Heading 3"/>
     <w:basedOn w:val="Normal"/>
     <w:next w:val="Normal"/>
     <w:qFormat/>
+    <w:pPr>
+      <w:keepNext/>
+      <w:keepLines/>
+      <w:spacing w:after="100" w:before="220"/>
+      <w:outlineLvl w:val="2"/>
+    </w:pPr>
     <w:rPr>
-      <w:color w:val="1F4D78"/>
-      <w:sz w:val="24"/>
-      <w:szCs w:val="24"/>
+      <w:rFonts w:ascii="Aptos" w:cs="Aptos" w:eastAsia="Aptos" w:hAnsi="Aptos"/>
+      <w:b/>
+      <w:bCs/>
+      <w:color w:val="1B3A5C"/>
+      <w:sz w:val="26"/>
+      <w:szCs w:val="26"/>
     </w:rPr>
   </w:style>
   <w:style w:type="paragraph" w:styleId="Heading4">
@@ -4310,10 +4369,19 @@
     <w:basedOn w:val="Normal"/>
     <w:next w:val="Normal"/>
     <w:qFormat/>
+    <w:pPr>
+      <w:keepNext/>
+      <w:keepLines/>
+      <w:spacing w:after="100" w:before="220"/>
+      <w:outlineLvl w:val="3"/>
+    </w:pPr>
     <w:rPr>
-      <w:i/>
-      <w:iCs/>
-      <w:color w:val="2E74B5"/>
+      <w:rFonts w:ascii="Aptos" w:cs="Aptos" w:eastAsia="Aptos" w:hAnsi="Aptos"/>
+      <w:b/>
+      <w:bCs/>
+      <w:color w:val="1B3A5C"/>
+      <w:sz w:val="24"/>
+      <w:szCs w:val="24"/>
     </w:rPr>
   </w:style>
   <w:style w:type="paragraph" w:styleId="Heading5">
@@ -4321,8 +4389,19 @@
     <w:basedOn w:val="Normal"/>
     <w:next w:val="Normal"/>
     <w:qFormat/>
+    <w:pPr>
+      <w:keepNext/>
+      <w:keepLines/>
+      <w:spacing w:after="100" w:before="220"/>
+      <w:outlineLvl w:val="4"/>
+    </w:pPr>
     <w:rPr>
-      <w:color w:val="2E74B5"/>
+      <w:rFonts w:ascii="Aptos" w:cs="Aptos" w:eastAsia="Aptos" w:hAnsi="Aptos"/>
+      <w:b/>
+      <w:bCs/>
+      <w:color w:val="1B3A5C"/>
+      <w:sz w:val="24"/>
+      <w:szCs w:val="24"/>
     </w:rPr>
   </w:style>
   <w:style w:type="paragraph" w:styleId="Heading6">
@@ -4330,8 +4409,19 @@
     <w:basedOn w:val="Normal"/>
     <w:next w:val="Normal"/>
     <w:qFormat/>
+    <w:pPr>
+      <w:keepNext/>
+      <w:keepLines/>
+      <w:spacing w:after="100" w:before="220"/>
+      <w:outlineLvl w:val="5"/>
+    </w:pPr>
     <w:rPr>
-      <w:color w:val="1F4D78"/>
+      <w:rFonts w:ascii="Aptos" w:cs="Aptos" w:eastAsia="Aptos" w:hAnsi="Aptos"/>
+      <w:b/>
+      <w:bCs/>
+      <w:color w:val="1B3A5C"/>
+      <w:sz w:val="24"/>
+      <w:szCs w:val="24"/>
     </w:rPr>
   </w:style>
   <w:style w:type="paragraph" w:styleId="Strong">
@@ -4439,6 +4529,8 @@
     <w:next w:val="Normal"/>
     <w:qFormat/>
     <w:pPr>
+      <w:keepNext/>
+      <w:keepLines/>
       <w:spacing w:after="160" w:before="240"/>
       <w:outlineLvl w:val="0"/>
     </w:pPr>
@@ -4457,6 +4549,8 @@
     <w:next w:val="Normal"/>
     <w:qFormat/>
     <w:pPr>
+      <w:keepNext/>
+      <w:keepLines/>
       <w:spacing w:after="100" w:before="220"/>
       <w:outlineLvl w:val="1"/>
     </w:pPr>
